--- a/02-放大电路/04-射频放大电路/低噪声放大电路LNA/低噪声放大电路LNA.docx
+++ b/02-放大电路/04-射频放大电路/低噪声放大电路LNA/低噪声放大电路LNA.docx
@@ -3553,6 +3553,20 @@
     </w:p>
     <w:bookmarkEnd w:id="26"/>
     <w:bookmarkEnd w:id="27"/>
+    <w:p>
+      <w:pPr>
+        <w:spacing w:before="360"/>
+        <w:jc w:val="center"/>
+      </w:pPr>
+      <w:r>
+        <w:rPr>
+          <w:rFonts w:ascii="Times New Roman" w:hAnsi="Times New Roman"/>
+          <w:color w:val="555555"/>
+          <w:sz w:val="21"/>
+        </w:rPr>
+        <w:t>材料收集者：杜文杰</w:t>
+      </w:r>
+    </w:p>
     <w:sectPr>
       <w:headerReference r:id="rId9" w:type="default"/>
       <w:footerReference r:id="rId10" w:type="default"/>

--- a/02-放大电路/04-射频放大电路/低噪声放大电路LNA/低噪声放大电路LNA.docx
+++ b/02-放大电路/04-射频放大电路/低噪声放大电路LNA/低噪声放大电路LNA.docx
@@ -1,6 +1,6 @@
 
 <file path=word/document.xml><?xml version="1.0" encoding="utf-8"?>
-<w:document xmlns:w="http://schemas.openxmlformats.org/wordprocessingml/2006/main" xmlns:m="http://schemas.openxmlformats.org/officeDocument/2006/math" xmlns:r="http://schemas.openxmlformats.org/officeDocument/2006/relationships" xmlns:o="urn:schemas-microsoft-com:office:office" xmlns:v="urn:schemas-microsoft-com:vml" xmlns:w10="urn:schemas-microsoft-com:office:word" xmlns:a="http://schemas.openxmlformats.org/drawingml/2006/main" xmlns:pic="http://schemas.openxmlformats.org/drawingml/2006/picture" xmlns:wp="http://schemas.openxmlformats.org/drawingml/2006/wordprocessingDrawing">
+<w:document xmlns:m="http://schemas.openxmlformats.org/officeDocument/2006/math" xmlns:r="http://schemas.openxmlformats.org/officeDocument/2006/relationships" xmlns:w="http://schemas.openxmlformats.org/wordprocessingml/2006/main" xmlns:o="urn:schemas-microsoft-com:office:office" xmlns:v="urn:schemas-microsoft-com:vml" xmlns:w10="urn:schemas-microsoft-com:office:word" xmlns:a="http://schemas.openxmlformats.org/drawingml/2006/main" xmlns:pic="http://schemas.openxmlformats.org/drawingml/2006/picture" xmlns:wp="http://schemas.openxmlformats.org/drawingml/2006/wordprocessingDrawing">
   <w:body>
     <w:bookmarkStart w:id="27" w:name="低噪声放大电路-lna"/>
     <w:p>
@@ -9,11 +9,14 @@
       </w:pPr>
       <w:r>
         <w:rPr>
-          <w:rFonts w:hint="eastAsia"/>
+          <w:rFonts w:hint="eastAsia" w:eastAsia="黑体"/>
         </w:rPr>
         <w:t xml:space="preserve">低噪声放大电路</w:t>
       </w:r>
       <w:r>
+        <w:rPr>
+          <w:rFonts w:eastAsia="黑体"/>
+        </w:rPr>
         <w:t xml:space="preserve"> LNA</w:t>
       </w:r>
     </w:p>
@@ -24,7 +27,7 @@
       </w:pPr>
       <w:r>
         <w:rPr>
-          <w:rFonts w:hint="eastAsia"/>
+          <w:rFonts w:hint="eastAsia" w:eastAsia="黑体"/>
         </w:rPr>
         <w:t xml:space="preserve">拓扑描述</w:t>
       </w:r>
@@ -35,13 +38,13 @@
       </w:pPr>
       <w:r>
         <w:rPr>
-          <w:rFonts w:hint="eastAsia"/>
+          <w:rFonts w:hint="eastAsia" w:eastAsia="黑体"/>
         </w:rPr>
         <w:t xml:space="preserve">以典型的</w:t>
       </w:r>
       <w:r>
         <w:rPr>
-          <w:rFonts w:hint="eastAsia"/>
+          <w:rFonts w:hint="eastAsia" w:eastAsia="黑体"/>
           <w:b/>
           <w:bCs/>
         </w:rPr>
@@ -49,13 +52,13 @@
       </w:r>
       <w:r>
         <w:rPr>
-          <w:rFonts w:hint="eastAsia"/>
+          <w:rFonts w:hint="eastAsia" w:eastAsia="黑体"/>
         </w:rPr>
         <w:t xml:space="preserve">为代表性实现，本电路由</w:t>
       </w:r>
       <w:r>
         <w:rPr>
-          <w:rFonts w:hint="eastAsia"/>
+          <w:rFonts w:hint="eastAsia" w:eastAsia="黑体"/>
           <w:b/>
           <w:bCs/>
         </w:rPr>
@@ -63,6 +66,7 @@
       </w:r>
       <w:r>
         <w:rPr>
+          <w:rFonts w:eastAsia="黑体"/>
           <w:b/>
           <w:bCs/>
         </w:rPr>
@@ -84,7 +88,7 @@
       </m:oMath>
       <w:r>
         <w:rPr>
-          <w:rFonts w:hint="eastAsia"/>
+          <w:rFonts w:hint="eastAsia" w:eastAsia="黑体"/>
           <w:b/>
           <w:bCs/>
         </w:rPr>
@@ -92,6 +96,7 @@
       </w:r>
       <w:r>
         <w:rPr>
+          <w:rFonts w:eastAsia="黑体"/>
           <w:b/>
           <w:bCs/>
         </w:rPr>
@@ -99,18 +104,21 @@
       </w:r>
       <w:r>
         <w:rPr>
-          <w:rFonts w:hint="eastAsia"/>
+          <w:rFonts w:hint="eastAsia" w:eastAsia="黑体"/>
           <w:b/>
           <w:bCs/>
         </w:rPr>
         <w:t xml:space="preserve">HEMT/pHEMT/MOSFET）</w:t>
       </w:r>
       <w:r>
+        <w:rPr>
+          <w:rFonts w:eastAsia="黑体"/>
+        </w:rPr>
         <w:t xml:space="preserve">、</w:t>
       </w:r>
       <w:r>
         <w:rPr>
-          <w:rFonts w:hint="eastAsia"/>
+          <w:rFonts w:hint="eastAsia" w:eastAsia="黑体"/>
           <w:b/>
           <w:bCs/>
         </w:rPr>
@@ -118,6 +126,7 @@
       </w:r>
       <w:r>
         <w:rPr>
+          <w:rFonts w:eastAsia="黑体"/>
           <w:b/>
           <w:bCs/>
         </w:rPr>
@@ -139,6 +148,7 @@
       </m:oMath>
       <w:r>
         <w:rPr>
+          <w:rFonts w:eastAsia="黑体"/>
           <w:b/>
           <w:bCs/>
         </w:rPr>
@@ -146,7 +156,7 @@
       </w:r>
       <w:r>
         <w:rPr>
-          <w:rFonts w:hint="eastAsia"/>
+          <w:rFonts w:hint="eastAsia" w:eastAsia="黑体"/>
           <w:b/>
           <w:bCs/>
         </w:rPr>
@@ -154,6 +164,7 @@
       </w:r>
       <w:r>
         <w:rPr>
+          <w:rFonts w:eastAsia="黑体"/>
           <w:b/>
           <w:bCs/>
         </w:rPr>
@@ -175,18 +186,21 @@
       </m:oMath>
       <w:r>
         <w:rPr>
-          <w:rFonts w:hint="eastAsia"/>
+          <w:rFonts w:hint="eastAsia" w:eastAsia="黑体"/>
           <w:b/>
           <w:bCs/>
         </w:rPr>
         <w:t xml:space="preserve">）</w:t>
       </w:r>
       <w:r>
+        <w:rPr>
+          <w:rFonts w:eastAsia="黑体"/>
+        </w:rPr>
         <w:t xml:space="preserve">、</w:t>
       </w:r>
       <w:r>
         <w:rPr>
-          <w:rFonts w:hint="eastAsia"/>
+          <w:rFonts w:hint="eastAsia" w:eastAsia="黑体"/>
           <w:b/>
           <w:bCs/>
         </w:rPr>
@@ -194,6 +208,7 @@
       </w:r>
       <w:r>
         <w:rPr>
+          <w:rFonts w:eastAsia="黑体"/>
           <w:b/>
           <w:bCs/>
         </w:rPr>
@@ -215,6 +230,7 @@
       </m:oMath>
       <w:r>
         <w:rPr>
+          <w:rFonts w:eastAsia="黑体"/>
           <w:b/>
           <w:bCs/>
         </w:rPr>
@@ -222,7 +238,7 @@
       </w:r>
       <w:r>
         <w:rPr>
-          <w:rFonts w:hint="eastAsia"/>
+          <w:rFonts w:hint="eastAsia" w:eastAsia="黑体"/>
           <w:b/>
           <w:bCs/>
         </w:rPr>
@@ -230,6 +246,7 @@
       </w:r>
       <w:r>
         <w:rPr>
+          <w:rFonts w:eastAsia="黑体"/>
           <w:b/>
           <w:bCs/>
         </w:rPr>
@@ -257,27 +274,33 @@
       </m:oMath>
       <w:r>
         <w:rPr>
-          <w:rFonts w:hint="eastAsia"/>
+          <w:rFonts w:hint="eastAsia" w:eastAsia="黑体"/>
           <w:b/>
           <w:bCs/>
         </w:rPr>
         <w:t xml:space="preserve">）</w:t>
       </w:r>
       <w:r>
+        <w:rPr>
+          <w:rFonts w:eastAsia="黑体"/>
+        </w:rPr>
         <w:t xml:space="preserve"> </w:t>
       </w:r>
       <w:r>
         <w:rPr>
-          <w:rFonts w:hint="eastAsia"/>
+          <w:rFonts w:hint="eastAsia" w:eastAsia="黑体"/>
         </w:rPr>
         <w:t xml:space="preserve">与</w:t>
       </w:r>
       <w:r>
+        <w:rPr>
+          <w:rFonts w:eastAsia="黑体"/>
+        </w:rPr>
         <w:t xml:space="preserve"> </w:t>
       </w:r>
       <w:r>
         <w:rPr>
-          <w:rFonts w:hint="eastAsia"/>
+          <w:rFonts w:hint="eastAsia" w:eastAsia="黑体"/>
           <w:b/>
           <w:bCs/>
         </w:rPr>
@@ -285,6 +308,7 @@
       </w:r>
       <w:r>
         <w:rPr>
+          <w:rFonts w:eastAsia="黑体"/>
           <w:b/>
           <w:bCs/>
         </w:rPr>
@@ -306,6 +330,7 @@
       </m:oMath>
       <w:r>
         <w:rPr>
+          <w:rFonts w:eastAsia="黑体"/>
           <w:b/>
           <w:bCs/>
         </w:rPr>
@@ -327,7 +352,7 @@
       </m:oMath>
       <w:r>
         <w:rPr>
-          <w:rFonts w:hint="eastAsia"/>
+          <w:rFonts w:hint="eastAsia" w:eastAsia="黑体"/>
           <w:b/>
           <w:bCs/>
         </w:rPr>
@@ -335,6 +360,7 @@
       </w:r>
       <w:r>
         <w:rPr>
+          <w:rFonts w:eastAsia="黑体"/>
           <w:b/>
           <w:bCs/>
         </w:rPr>
@@ -356,7 +382,7 @@
       </m:oMath>
       <w:r>
         <w:rPr>
-          <w:rFonts w:hint="eastAsia"/>
+          <w:rFonts w:hint="eastAsia" w:eastAsia="黑体"/>
           <w:b/>
           <w:bCs/>
         </w:rPr>
@@ -364,6 +390,7 @@
       </w:r>
       <w:r>
         <w:rPr>
+          <w:rFonts w:eastAsia="黑体"/>
           <w:b/>
           <w:bCs/>
         </w:rPr>
@@ -385,7 +412,7 @@
       </m:oMath>
       <w:r>
         <w:rPr>
-          <w:rFonts w:hint="eastAsia"/>
+          <w:rFonts w:hint="eastAsia" w:eastAsia="黑体"/>
           <w:b/>
           <w:bCs/>
         </w:rPr>
@@ -393,6 +420,7 @@
       </w:r>
       <w:r>
         <w:rPr>
+          <w:rFonts w:eastAsia="黑体"/>
           <w:b/>
           <w:bCs/>
         </w:rPr>
@@ -414,33 +442,39 @@
       </m:oMath>
       <w:r>
         <w:rPr>
-          <w:rFonts w:hint="eastAsia"/>
+          <w:rFonts w:hint="eastAsia" w:eastAsia="黑体"/>
           <w:b/>
           <w:bCs/>
         </w:rPr>
         <w:t xml:space="preserve">）</w:t>
       </w:r>
       <w:r>
+        <w:rPr>
+          <w:rFonts w:eastAsia="黑体"/>
+        </w:rPr>
         <w:t xml:space="preserve"> </w:t>
       </w:r>
       <w:r>
         <w:rPr>
-          <w:rFonts w:hint="eastAsia"/>
+          <w:rFonts w:hint="eastAsia" w:eastAsia="黑体"/>
         </w:rPr>
         <w:t xml:space="preserve">组成。电路共有</w:t>
       </w:r>
       <w:r>
+        <w:rPr>
+          <w:rFonts w:eastAsia="黑体"/>
+        </w:rPr>
         <w:t xml:space="preserve"> 8 </w:t>
       </w:r>
       <w:r>
         <w:rPr>
-          <w:rFonts w:hint="eastAsia"/>
+          <w:rFonts w:hint="eastAsia" w:eastAsia="黑体"/>
         </w:rPr>
         <w:t xml:space="preserve">个关键节点：</w:t>
       </w:r>
       <w:r>
         <w:rPr>
-          <w:rFonts w:hint="eastAsia"/>
+          <w:rFonts w:hint="eastAsia" w:eastAsia="黑体"/>
           <w:b/>
           <w:bCs/>
         </w:rPr>
@@ -448,6 +482,7 @@
       </w:r>
       <w:r>
         <w:rPr>
+          <w:rFonts w:eastAsia="黑体"/>
           <w:b/>
           <w:bCs/>
         </w:rPr>
@@ -455,7 +490,7 @@
       </w:r>
       <w:r>
         <w:rPr>
-          <w:rFonts w:hint="eastAsia"/>
+          <w:rFonts w:hint="eastAsia" w:eastAsia="黑体"/>
           <w:b/>
           <w:bCs/>
         </w:rPr>
@@ -463,11 +498,14 @@
       </w:r>
       <w:r>
         <w:rPr>
-          <w:rFonts w:hint="eastAsia"/>
+          <w:rFonts w:hint="eastAsia" w:eastAsia="黑体"/>
         </w:rPr>
         <w:t xml:space="preserve">（天线接收到的信号源正端与</w:t>
       </w:r>
       <w:r>
+        <w:rPr>
+          <w:rFonts w:eastAsia="黑体"/>
+        </w:rPr>
         <w:t xml:space="preserve"> </w:t>
       </w:r>
       <m:oMath>
@@ -485,17 +523,20 @@
         </m:sSub>
       </m:oMath>
       <w:r>
+        <w:rPr>
+          <w:rFonts w:eastAsia="黑体"/>
+        </w:rPr>
         <w:t xml:space="preserve"> </w:t>
       </w:r>
       <w:r>
         <w:rPr>
-          <w:rFonts w:hint="eastAsia"/>
+          <w:rFonts w:hint="eastAsia" w:eastAsia="黑体"/>
         </w:rPr>
         <w:t xml:space="preserve">一端相连）；</w:t>
       </w:r>
       <w:r>
         <w:rPr>
-          <w:rFonts w:hint="eastAsia"/>
+          <w:rFonts w:hint="eastAsia" w:eastAsia="黑体"/>
           <w:b/>
           <w:bCs/>
         </w:rPr>
@@ -503,6 +544,7 @@
       </w:r>
       <w:r>
         <w:rPr>
+          <w:rFonts w:eastAsia="黑体"/>
           <w:b/>
           <w:bCs/>
         </w:rPr>
@@ -510,7 +552,7 @@
       </w:r>
       <w:r>
         <w:rPr>
-          <w:rFonts w:hint="eastAsia"/>
+          <w:rFonts w:hint="eastAsia" w:eastAsia="黑体"/>
           <w:b/>
           <w:bCs/>
         </w:rPr>
@@ -518,7 +560,7 @@
       </w:r>
       <w:r>
         <w:rPr>
-          <w:rFonts w:hint="eastAsia"/>
+          <w:rFonts w:hint="eastAsia" w:eastAsia="黑体"/>
         </w:rPr>
         <w:t xml:space="preserve">（</w:t>
       </w:r>
@@ -537,11 +579,14 @@
         </m:sSub>
       </m:oMath>
       <w:r>
+        <w:rPr>
+          <w:rFonts w:eastAsia="黑体"/>
+        </w:rPr>
         <w:t xml:space="preserve"> </w:t>
       </w:r>
       <w:r>
         <w:rPr>
-          <w:rFonts w:hint="eastAsia"/>
+          <w:rFonts w:hint="eastAsia" w:eastAsia="黑体"/>
         </w:rPr>
         <w:t xml:space="preserve">另一端、</w:t>
       </w:r>
@@ -560,11 +605,14 @@
         </m:sSub>
       </m:oMath>
       <w:r>
+        <w:rPr>
+          <w:rFonts w:eastAsia="黑体"/>
+        </w:rPr>
         <w:t xml:space="preserve"> </w:t>
       </w:r>
       <w:r>
         <w:rPr>
-          <w:rFonts w:hint="eastAsia"/>
+          <w:rFonts w:hint="eastAsia" w:eastAsia="黑体"/>
         </w:rPr>
         <w:t xml:space="preserve">上端、</w:t>
       </w:r>
@@ -583,11 +631,14 @@
         </m:sSub>
       </m:oMath>
       <w:r>
+        <w:rPr>
+          <w:rFonts w:eastAsia="黑体"/>
+        </w:rPr>
         <w:t xml:space="preserve"> </w:t>
       </w:r>
       <w:r>
         <w:rPr>
-          <w:rFonts w:hint="eastAsia"/>
+          <w:rFonts w:hint="eastAsia" w:eastAsia="黑体"/>
         </w:rPr>
         <w:t xml:space="preserve">下端、</w:t>
       </w:r>
@@ -606,15 +657,21 @@
         </m:sSub>
       </m:oMath>
       <w:r>
+        <w:rPr>
+          <w:rFonts w:eastAsia="黑体"/>
+        </w:rPr>
         <w:t xml:space="preserve"> </w:t>
       </w:r>
       <w:r>
         <w:rPr>
-          <w:rFonts w:hint="eastAsia"/>
+          <w:rFonts w:hint="eastAsia" w:eastAsia="黑体"/>
         </w:rPr>
         <w:t xml:space="preserve">上端与</w:t>
       </w:r>
       <w:r>
+        <w:rPr>
+          <w:rFonts w:eastAsia="黑体"/>
+        </w:rPr>
         <w:t xml:space="preserve"> </w:t>
       </w:r>
       <m:oMath>
@@ -632,24 +689,33 @@
         </m:sSub>
       </m:oMath>
       <w:r>
+        <w:rPr>
+          <w:rFonts w:eastAsia="黑体"/>
+        </w:rPr>
         <w:t xml:space="preserve"> </w:t>
       </w:r>
       <w:r>
         <w:rPr>
-          <w:rFonts w:hint="eastAsia"/>
+          <w:rFonts w:hint="eastAsia" w:eastAsia="黑体"/>
         </w:rPr>
         <w:t xml:space="preserve">的基极</w:t>
       </w:r>
       <w:r>
+        <w:rPr>
+          <w:rFonts w:eastAsia="黑体"/>
+        </w:rPr>
         <w:t xml:space="preserve"> B </w:t>
       </w:r>
       <w:r>
         <w:rPr>
-          <w:rFonts w:hint="eastAsia"/>
+          <w:rFonts w:hint="eastAsia" w:eastAsia="黑体"/>
         </w:rPr>
         <w:t xml:space="preserve">相连，此节点被匹配到最佳噪声源阻抗</w:t>
       </w:r>
       <w:r>
+        <w:rPr>
+          <w:rFonts w:eastAsia="黑体"/>
+        </w:rPr>
         <w:t xml:space="preserve"> </w:t>
       </w:r>
       <m:oMath>
@@ -674,13 +740,13 @@
       </m:oMath>
       <w:r>
         <w:rPr>
-          <w:rFonts w:hint="eastAsia"/>
+          <w:rFonts w:hint="eastAsia" w:eastAsia="黑体"/>
         </w:rPr>
         <w:t xml:space="preserve">）；</w:t>
       </w:r>
       <w:r>
         <w:rPr>
-          <w:rFonts w:hint="eastAsia"/>
+          <w:rFonts w:hint="eastAsia" w:eastAsia="黑体"/>
           <w:b/>
           <w:bCs/>
         </w:rPr>
@@ -688,6 +754,7 @@
       </w:r>
       <w:r>
         <w:rPr>
+          <w:rFonts w:eastAsia="黑体"/>
           <w:b/>
           <w:bCs/>
         </w:rPr>
@@ -695,7 +762,7 @@
       </w:r>
       <w:r>
         <w:rPr>
-          <w:rFonts w:hint="eastAsia"/>
+          <w:rFonts w:hint="eastAsia" w:eastAsia="黑体"/>
           <w:b/>
           <w:bCs/>
         </w:rPr>
@@ -703,7 +770,7 @@
       </w:r>
       <w:r>
         <w:rPr>
-          <w:rFonts w:hint="eastAsia"/>
+          <w:rFonts w:hint="eastAsia" w:eastAsia="黑体"/>
         </w:rPr>
         <w:t xml:space="preserve">（</w:t>
       </w:r>
@@ -722,15 +789,21 @@
         </m:sSub>
       </m:oMath>
       <w:r>
+        <w:rPr>
+          <w:rFonts w:eastAsia="黑体"/>
+        </w:rPr>
         <w:t xml:space="preserve"> </w:t>
       </w:r>
       <w:r>
         <w:rPr>
-          <w:rFonts w:hint="eastAsia"/>
+          <w:rFonts w:hint="eastAsia" w:eastAsia="黑体"/>
         </w:rPr>
         <w:t xml:space="preserve">的发射极</w:t>
       </w:r>
       <w:r>
+        <w:rPr>
+          <w:rFonts w:eastAsia="黑体"/>
+        </w:rPr>
         <w:t xml:space="preserve"> E、</w:t>
       </w:r>
       <m:oMath>
@@ -748,11 +821,14 @@
         </m:sSub>
       </m:oMath>
       <w:r>
+        <w:rPr>
+          <w:rFonts w:eastAsia="黑体"/>
+        </w:rPr>
         <w:t xml:space="preserve"> </w:t>
       </w:r>
       <w:r>
         <w:rPr>
-          <w:rFonts w:hint="eastAsia"/>
+          <w:rFonts w:hint="eastAsia" w:eastAsia="黑体"/>
         </w:rPr>
         <w:t xml:space="preserve">上端、</w:t>
       </w:r>
@@ -771,17 +847,20 @@
         </m:sSub>
       </m:oMath>
       <w:r>
+        <w:rPr>
+          <w:rFonts w:eastAsia="黑体"/>
+        </w:rPr>
         <w:t xml:space="preserve"> </w:t>
       </w:r>
       <w:r>
         <w:rPr>
-          <w:rFonts w:hint="eastAsia"/>
+          <w:rFonts w:hint="eastAsia" w:eastAsia="黑体"/>
         </w:rPr>
         <w:t xml:space="preserve">上端相连）；</w:t>
       </w:r>
       <w:r>
         <w:rPr>
-          <w:rFonts w:hint="eastAsia"/>
+          <w:rFonts w:hint="eastAsia" w:eastAsia="黑体"/>
           <w:b/>
           <w:bCs/>
         </w:rPr>
@@ -789,6 +868,7 @@
       </w:r>
       <w:r>
         <w:rPr>
+          <w:rFonts w:eastAsia="黑体"/>
           <w:b/>
           <w:bCs/>
         </w:rPr>
@@ -796,7 +876,7 @@
       </w:r>
       <w:r>
         <w:rPr>
-          <w:rFonts w:hint="eastAsia"/>
+          <w:rFonts w:hint="eastAsia" w:eastAsia="黑体"/>
           <w:b/>
           <w:bCs/>
         </w:rPr>
@@ -804,7 +884,7 @@
       </w:r>
       <w:r>
         <w:rPr>
-          <w:rFonts w:hint="eastAsia"/>
+          <w:rFonts w:hint="eastAsia" w:eastAsia="黑体"/>
         </w:rPr>
         <w:t xml:space="preserve">（</w:t>
       </w:r>
@@ -823,15 +903,21 @@
         </m:sSub>
       </m:oMath>
       <w:r>
+        <w:rPr>
+          <w:rFonts w:eastAsia="黑体"/>
+        </w:rPr>
         <w:t xml:space="preserve"> </w:t>
       </w:r>
       <w:r>
         <w:rPr>
-          <w:rFonts w:hint="eastAsia"/>
+          <w:rFonts w:hint="eastAsia" w:eastAsia="黑体"/>
         </w:rPr>
         <w:t xml:space="preserve">的集电极</w:t>
       </w:r>
       <w:r>
+        <w:rPr>
+          <w:rFonts w:eastAsia="黑体"/>
+        </w:rPr>
         <w:t xml:space="preserve"> C、</w:t>
       </w:r>
       <m:oMath>
@@ -849,11 +935,14 @@
         </m:sSub>
       </m:oMath>
       <w:r>
+        <w:rPr>
+          <w:rFonts w:eastAsia="黑体"/>
+        </w:rPr>
         <w:t xml:space="preserve"> </w:t>
       </w:r>
       <w:r>
         <w:rPr>
-          <w:rFonts w:hint="eastAsia"/>
+          <w:rFonts w:hint="eastAsia" w:eastAsia="黑体"/>
         </w:rPr>
         <w:t xml:space="preserve">下端、</w:t>
       </w:r>
@@ -872,17 +961,20 @@
         </m:sSub>
       </m:oMath>
       <w:r>
+        <w:rPr>
+          <w:rFonts w:eastAsia="黑体"/>
+        </w:rPr>
         <w:t xml:space="preserve"> </w:t>
       </w:r>
       <w:r>
         <w:rPr>
-          <w:rFonts w:hint="eastAsia"/>
+          <w:rFonts w:hint="eastAsia" w:eastAsia="黑体"/>
         </w:rPr>
         <w:t xml:space="preserve">一端相连）；</w:t>
       </w:r>
       <w:r>
         <w:rPr>
-          <w:rFonts w:hint="eastAsia"/>
+          <w:rFonts w:hint="eastAsia" w:eastAsia="黑体"/>
           <w:b/>
           <w:bCs/>
         </w:rPr>
@@ -890,6 +982,7 @@
       </w:r>
       <w:r>
         <w:rPr>
+          <w:rFonts w:eastAsia="黑体"/>
           <w:b/>
           <w:bCs/>
         </w:rPr>
@@ -897,7 +990,7 @@
       </w:r>
       <w:r>
         <w:rPr>
-          <w:rFonts w:hint="eastAsia"/>
+          <w:rFonts w:hint="eastAsia" w:eastAsia="黑体"/>
           <w:b/>
           <w:bCs/>
         </w:rPr>
@@ -905,7 +998,7 @@
       </w:r>
       <w:r>
         <w:rPr>
-          <w:rFonts w:hint="eastAsia"/>
+          <w:rFonts w:hint="eastAsia" w:eastAsia="黑体"/>
         </w:rPr>
         <w:t xml:space="preserve">（</w:t>
       </w:r>
@@ -924,11 +1017,14 @@
         </m:sSub>
       </m:oMath>
       <w:r>
+        <w:rPr>
+          <w:rFonts w:eastAsia="黑体"/>
+        </w:rPr>
         <w:t xml:space="preserve"> </w:t>
       </w:r>
       <w:r>
         <w:rPr>
-          <w:rFonts w:hint="eastAsia"/>
+          <w:rFonts w:hint="eastAsia" w:eastAsia="黑体"/>
         </w:rPr>
         <w:t xml:space="preserve">另一端、</w:t>
       </w:r>
@@ -953,17 +1049,20 @@
         </m:sSub>
       </m:oMath>
       <w:r>
+        <w:rPr>
+          <w:rFonts w:eastAsia="黑体"/>
+        </w:rPr>
         <w:t xml:space="preserve"> </w:t>
       </w:r>
       <w:r>
         <w:rPr>
-          <w:rFonts w:hint="eastAsia"/>
+          <w:rFonts w:hint="eastAsia" w:eastAsia="黑体"/>
         </w:rPr>
         <w:t xml:space="preserve">一端相连）；</w:t>
       </w:r>
       <w:r>
         <w:rPr>
-          <w:rFonts w:hint="eastAsia"/>
+          <w:rFonts w:hint="eastAsia" w:eastAsia="黑体"/>
           <w:b/>
           <w:bCs/>
         </w:rPr>
@@ -971,6 +1070,7 @@
       </w:r>
       <w:r>
         <w:rPr>
+          <w:rFonts w:eastAsia="黑体"/>
           <w:b/>
           <w:bCs/>
         </w:rPr>
@@ -978,7 +1078,7 @@
       </w:r>
       <w:r>
         <w:rPr>
-          <w:rFonts w:hint="eastAsia"/>
+          <w:rFonts w:hint="eastAsia" w:eastAsia="黑体"/>
           <w:b/>
           <w:bCs/>
         </w:rPr>
@@ -986,7 +1086,7 @@
       </w:r>
       <w:r>
         <w:rPr>
-          <w:rFonts w:hint="eastAsia"/>
+          <w:rFonts w:hint="eastAsia" w:eastAsia="黑体"/>
         </w:rPr>
         <w:t xml:space="preserve">（</w:t>
       </w:r>
@@ -1011,17 +1111,20 @@
         </m:sSub>
       </m:oMath>
       <w:r>
+        <w:rPr>
+          <w:rFonts w:eastAsia="黑体"/>
+        </w:rPr>
         <w:t xml:space="preserve"> </w:t>
       </w:r>
       <w:r>
         <w:rPr>
-          <w:rFonts w:hint="eastAsia"/>
+          <w:rFonts w:hint="eastAsia" w:eastAsia="黑体"/>
         </w:rPr>
         <w:t xml:space="preserve">另一端，送往混频/中放）；</w:t>
       </w:r>
       <w:r>
         <w:rPr>
-          <w:rFonts w:hint="eastAsia"/>
+          <w:rFonts w:hint="eastAsia" w:eastAsia="黑体"/>
           <w:b/>
           <w:bCs/>
         </w:rPr>
@@ -1029,6 +1132,7 @@
       </w:r>
       <w:r>
         <w:rPr>
+          <w:rFonts w:eastAsia="黑体"/>
           <w:b/>
           <w:bCs/>
         </w:rPr>
@@ -1036,7 +1140,7 @@
       </w:r>
       <w:r>
         <w:rPr>
-          <w:rFonts w:hint="eastAsia"/>
+          <w:rFonts w:hint="eastAsia" w:eastAsia="黑体"/>
           <w:b/>
           <w:bCs/>
         </w:rPr>
@@ -1044,6 +1148,7 @@
       </w:r>
       <w:r>
         <w:rPr>
+          <w:rFonts w:eastAsia="黑体"/>
           <w:b/>
           <w:bCs/>
         </w:rPr>
@@ -1074,7 +1179,7 @@
       </m:oMath>
       <w:r>
         <w:rPr>
-          <w:rFonts w:hint="eastAsia"/>
+          <w:rFonts w:hint="eastAsia" w:eastAsia="黑体"/>
         </w:rPr>
         <w:t xml:space="preserve">（</w:t>
       </w:r>
@@ -1093,11 +1198,14 @@
         </m:sSub>
       </m:oMath>
       <w:r>
+        <w:rPr>
+          <w:rFonts w:eastAsia="黑体"/>
+        </w:rPr>
         <w:t xml:space="preserve"> </w:t>
       </w:r>
       <w:r>
         <w:rPr>
-          <w:rFonts w:hint="eastAsia"/>
+          <w:rFonts w:hint="eastAsia" w:eastAsia="黑体"/>
         </w:rPr>
         <w:t xml:space="preserve">上端、</w:t>
       </w:r>
@@ -1116,17 +1224,20 @@
         </m:sSub>
       </m:oMath>
       <w:r>
+        <w:rPr>
+          <w:rFonts w:eastAsia="黑体"/>
+        </w:rPr>
         <w:t xml:space="preserve"> </w:t>
       </w:r>
       <w:r>
         <w:rPr>
-          <w:rFonts w:hint="eastAsia"/>
+          <w:rFonts w:hint="eastAsia" w:eastAsia="黑体"/>
         </w:rPr>
         <w:t xml:space="preserve">上端相连）；</w:t>
       </w:r>
       <w:r>
         <w:rPr>
-          <w:rFonts w:hint="eastAsia"/>
+          <w:rFonts w:hint="eastAsia" w:eastAsia="黑体"/>
           <w:b/>
           <w:bCs/>
         </w:rPr>
@@ -1134,6 +1245,7 @@
       </w:r>
       <w:r>
         <w:rPr>
+          <w:rFonts w:eastAsia="黑体"/>
           <w:b/>
           <w:bCs/>
         </w:rPr>
@@ -1141,7 +1253,7 @@
       </w:r>
       <w:r>
         <w:rPr>
-          <w:rFonts w:hint="eastAsia"/>
+          <w:rFonts w:hint="eastAsia" w:eastAsia="黑体"/>
           <w:b/>
           <w:bCs/>
         </w:rPr>
@@ -1149,6 +1261,7 @@
       </w:r>
       <w:r>
         <w:rPr>
+          <w:rFonts w:eastAsia="黑体"/>
           <w:b/>
           <w:bCs/>
         </w:rPr>
@@ -1156,7 +1269,7 @@
       </w:r>
       <w:r>
         <w:rPr>
-          <w:rFonts w:hint="eastAsia"/>
+          <w:rFonts w:hint="eastAsia" w:eastAsia="黑体"/>
         </w:rPr>
         <w:t xml:space="preserve">（</w:t>
       </w:r>
@@ -1175,11 +1288,14 @@
         </m:sSub>
       </m:oMath>
       <w:r>
+        <w:rPr>
+          <w:rFonts w:eastAsia="黑体"/>
+        </w:rPr>
         <w:t xml:space="preserve"> </w:t>
       </w:r>
       <w:r>
         <w:rPr>
-          <w:rFonts w:hint="eastAsia"/>
+          <w:rFonts w:hint="eastAsia" w:eastAsia="黑体"/>
         </w:rPr>
         <w:t xml:space="preserve">下端、</w:t>
       </w:r>
@@ -1198,11 +1314,14 @@
         </m:sSub>
       </m:oMath>
       <w:r>
+        <w:rPr>
+          <w:rFonts w:eastAsia="黑体"/>
+        </w:rPr>
         <w:t xml:space="preserve"> </w:t>
       </w:r>
       <w:r>
         <w:rPr>
-          <w:rFonts w:hint="eastAsia"/>
+          <w:rFonts w:hint="eastAsia" w:eastAsia="黑体"/>
         </w:rPr>
         <w:t xml:space="preserve">下端、</w:t>
       </w:r>
@@ -1221,11 +1340,14 @@
         </m:sSub>
       </m:oMath>
       <w:r>
+        <w:rPr>
+          <w:rFonts w:eastAsia="黑体"/>
+        </w:rPr>
         <w:t xml:space="preserve"> </w:t>
       </w:r>
       <w:r>
         <w:rPr>
-          <w:rFonts w:hint="eastAsia"/>
+          <w:rFonts w:hint="eastAsia" w:eastAsia="黑体"/>
         </w:rPr>
         <w:t xml:space="preserve">下端、</w:t>
       </w:r>
@@ -1244,11 +1366,14 @@
         </m:sSub>
       </m:oMath>
       <w:r>
+        <w:rPr>
+          <w:rFonts w:eastAsia="黑体"/>
+        </w:rPr>
         <w:t xml:space="preserve"> </w:t>
       </w:r>
       <w:r>
         <w:rPr>
-          <w:rFonts w:hint="eastAsia"/>
+          <w:rFonts w:hint="eastAsia" w:eastAsia="黑体"/>
         </w:rPr>
         <w:t xml:space="preserve">下端相连）。</w:t>
       </w:r>
@@ -1257,7 +1382,7 @@
       <w:pPr/>
       <w:r>
         <w:rPr>
-          <w:rFonts w:hint="eastAsia"/>
+          <w:rFonts w:hint="eastAsia" w:eastAsia="黑体"/>
         </w:rPr>
         <w:t xml:space="preserve">各元件管脚连接：</w:t>
       </w:r>
@@ -1276,38 +1401,50 @@
         </m:sSub>
       </m:oMath>
       <w:r>
+        <w:rPr>
+          <w:rFonts w:eastAsia="黑体"/>
+        </w:rPr>
         <w:t xml:space="preserve"> </w:t>
       </w:r>
       <w:r>
         <w:rPr>
-          <w:rFonts w:hint="eastAsia"/>
+          <w:rFonts w:hint="eastAsia" w:eastAsia="黑体"/>
         </w:rPr>
         <w:t xml:space="preserve">的基极</w:t>
       </w:r>
       <w:r>
+        <w:rPr>
+          <w:rFonts w:eastAsia="黑体"/>
+        </w:rPr>
         <w:t xml:space="preserve"> B </w:t>
       </w:r>
       <w:r>
         <w:rPr>
-          <w:rFonts w:hint="eastAsia"/>
+          <w:rFonts w:hint="eastAsia" w:eastAsia="黑体"/>
         </w:rPr>
         <w:t xml:space="preserve">接基极节点②、发射极</w:t>
       </w:r>
       <w:r>
+        <w:rPr>
+          <w:rFonts w:eastAsia="黑体"/>
+        </w:rPr>
         <w:t xml:space="preserve"> E </w:t>
       </w:r>
       <w:r>
         <w:rPr>
-          <w:rFonts w:hint="eastAsia"/>
+          <w:rFonts w:hint="eastAsia" w:eastAsia="黑体"/>
         </w:rPr>
         <w:t xml:space="preserve">接发射极节点③、集电极</w:t>
       </w:r>
       <w:r>
+        <w:rPr>
+          <w:rFonts w:eastAsia="黑体"/>
+        </w:rPr>
         <w:t xml:space="preserve"> C </w:t>
       </w:r>
       <w:r>
         <w:rPr>
-          <w:rFonts w:hint="eastAsia"/>
+          <w:rFonts w:hint="eastAsia" w:eastAsia="黑体"/>
         </w:rPr>
         <w:t xml:space="preserve">接集电极节点④；</w:t>
       </w:r>
@@ -1326,11 +1463,14 @@
         </m:sSub>
       </m:oMath>
       <w:r>
+        <w:rPr>
+          <w:rFonts w:eastAsia="黑体"/>
+        </w:rPr>
         <w:t xml:space="preserve"> </w:t>
       </w:r>
       <w:r>
         <w:rPr>
-          <w:rFonts w:hint="eastAsia"/>
+          <w:rFonts w:hint="eastAsia" w:eastAsia="黑体"/>
         </w:rPr>
         <w:t xml:space="preserve">一端接输入节点①、另一端接基极节点②；</w:t>
       </w:r>
@@ -1349,11 +1489,14 @@
         </m:sSub>
       </m:oMath>
       <w:r>
+        <w:rPr>
+          <w:rFonts w:eastAsia="黑体"/>
+        </w:rPr>
         <w:t xml:space="preserve"> </w:t>
       </w:r>
       <w:r>
         <w:rPr>
-          <w:rFonts w:hint="eastAsia"/>
+          <w:rFonts w:hint="eastAsia" w:eastAsia="黑体"/>
         </w:rPr>
         <w:t xml:space="preserve">一端接基极节点②、另一端接地节点⑧；</w:t>
       </w:r>
@@ -1372,11 +1515,14 @@
         </m:sSub>
       </m:oMath>
       <w:r>
+        <w:rPr>
+          <w:rFonts w:eastAsia="黑体"/>
+        </w:rPr>
         <w:t xml:space="preserve"> </w:t>
       </w:r>
       <w:r>
         <w:rPr>
-          <w:rFonts w:hint="eastAsia"/>
+          <w:rFonts w:hint="eastAsia" w:eastAsia="黑体"/>
         </w:rPr>
         <w:t xml:space="preserve">一端接电源节点⑦、另一端接基极节点②；</w:t>
       </w:r>
@@ -1395,11 +1541,14 @@
         </m:sSub>
       </m:oMath>
       <w:r>
+        <w:rPr>
+          <w:rFonts w:eastAsia="黑体"/>
+        </w:rPr>
         <w:t xml:space="preserve"> </w:t>
       </w:r>
       <w:r>
         <w:rPr>
-          <w:rFonts w:hint="eastAsia"/>
+          <w:rFonts w:hint="eastAsia" w:eastAsia="黑体"/>
         </w:rPr>
         <w:t xml:space="preserve">一端接基极节点②、另一端接地节点⑧；</w:t>
       </w:r>
@@ -1418,11 +1567,14 @@
         </m:sSub>
       </m:oMath>
       <w:r>
+        <w:rPr>
+          <w:rFonts w:eastAsia="黑体"/>
+        </w:rPr>
         <w:t xml:space="preserve"> </w:t>
       </w:r>
       <w:r>
         <w:rPr>
-          <w:rFonts w:hint="eastAsia"/>
+          <w:rFonts w:hint="eastAsia" w:eastAsia="黑体"/>
         </w:rPr>
         <w:t xml:space="preserve">一端接发射极节点③、另一端接地节点⑧；</w:t>
       </w:r>
@@ -1441,11 +1593,14 @@
         </m:sSub>
       </m:oMath>
       <w:r>
+        <w:rPr>
+          <w:rFonts w:eastAsia="黑体"/>
+        </w:rPr>
         <w:t xml:space="preserve"> </w:t>
       </w:r>
       <w:r>
         <w:rPr>
-          <w:rFonts w:hint="eastAsia"/>
+          <w:rFonts w:hint="eastAsia" w:eastAsia="黑体"/>
         </w:rPr>
         <w:t xml:space="preserve">一端接发射极节点③、另一端接地节点⑧；</w:t>
       </w:r>
@@ -1464,11 +1619,14 @@
         </m:sSub>
       </m:oMath>
       <w:r>
+        <w:rPr>
+          <w:rFonts w:eastAsia="黑体"/>
+        </w:rPr>
         <w:t xml:space="preserve"> </w:t>
       </w:r>
       <w:r>
         <w:rPr>
-          <w:rFonts w:hint="eastAsia"/>
+          <w:rFonts w:hint="eastAsia" w:eastAsia="黑体"/>
         </w:rPr>
         <w:t xml:space="preserve">一端接电源节点⑦、另一端接集电极节点④；</w:t>
       </w:r>
@@ -1487,11 +1645,14 @@
         </m:sSub>
       </m:oMath>
       <w:r>
+        <w:rPr>
+          <w:rFonts w:eastAsia="黑体"/>
+        </w:rPr>
         <w:t xml:space="preserve"> </w:t>
       </w:r>
       <w:r>
         <w:rPr>
-          <w:rFonts w:hint="eastAsia"/>
+          <w:rFonts w:hint="eastAsia" w:eastAsia="黑体"/>
         </w:rPr>
         <w:t xml:space="preserve">一端接集电极节点④、另一端接输出中间节点⑤；</w:t>
       </w:r>
@@ -1516,11 +1677,14 @@
         </m:sSub>
       </m:oMath>
       <w:r>
+        <w:rPr>
+          <w:rFonts w:eastAsia="黑体"/>
+        </w:rPr>
         <w:t xml:space="preserve"> </w:t>
       </w:r>
       <w:r>
         <w:rPr>
-          <w:rFonts w:hint="eastAsia"/>
+          <w:rFonts w:hint="eastAsia" w:eastAsia="黑体"/>
         </w:rPr>
         <w:t xml:space="preserve">一端接输出中间节点⑤、另一端接输出节点⑥。</w:t>
       </w:r>
@@ -1529,11 +1693,14 @@
       <w:pPr/>
       <w:r>
         <w:rPr>
-          <w:rFonts w:hint="eastAsia"/>
+          <w:rFonts w:hint="eastAsia" w:eastAsia="黑体"/>
         </w:rPr>
         <w:t xml:space="preserve">由此构成”输入经</w:t>
       </w:r>
       <w:r>
+        <w:rPr>
+          <w:rFonts w:eastAsia="黑体"/>
+        </w:rPr>
         <w:t xml:space="preserve"> </w:t>
       </w:r>
       <m:oMath>
@@ -1551,6 +1718,9 @@
         </m:sSub>
       </m:oMath>
       <w:r>
+        <w:rPr>
+          <w:rFonts w:eastAsia="黑体"/>
+        </w:rPr>
         <w:t xml:space="preserve">、</w:t>
       </w:r>
       <m:oMath>
@@ -1568,15 +1738,21 @@
         </m:sSub>
       </m:oMath>
       <w:r>
+        <w:rPr>
+          <w:rFonts w:eastAsia="黑体"/>
+        </w:rPr>
         <w:t xml:space="preserve"> </w:t>
       </w:r>
       <w:r>
         <w:rPr>
-          <w:rFonts w:hint="eastAsia"/>
+          <w:rFonts w:hint="eastAsia" w:eastAsia="黑体"/>
         </w:rPr>
         <w:t xml:space="preserve">噪声匹配到</w:t>
       </w:r>
       <w:r>
+        <w:rPr>
+          <w:rFonts w:eastAsia="黑体"/>
+        </w:rPr>
         <w:t xml:space="preserve"> </w:t>
       </w:r>
       <m:oMath>
@@ -1600,6 +1776,9 @@
         </m:sSub>
       </m:oMath>
       <w:r>
+        <w:rPr>
+          <w:rFonts w:eastAsia="黑体"/>
+        </w:rPr>
         <w:t xml:space="preserve">、</w:t>
       </w:r>
       <m:oMath>
@@ -1617,15 +1796,21 @@
         </m:sSub>
       </m:oMath>
       <w:r>
+        <w:rPr>
+          <w:rFonts w:eastAsia="黑体"/>
+        </w:rPr>
         <w:t xml:space="preserve"> </w:t>
       </w:r>
       <w:r>
         <w:rPr>
-          <w:rFonts w:hint="eastAsia"/>
+          <w:rFonts w:hint="eastAsia" w:eastAsia="黑体"/>
         </w:rPr>
         <w:t xml:space="preserve">共射放大、输出经</w:t>
       </w:r>
       <w:r>
+        <w:rPr>
+          <w:rFonts w:eastAsia="黑体"/>
+        </w:rPr>
         <w:t xml:space="preserve"> </w:t>
       </w:r>
       <m:oMath>
@@ -1643,6 +1828,9 @@
         </m:sSub>
       </m:oMath>
       <w:r>
+        <w:rPr>
+          <w:rFonts w:eastAsia="黑体"/>
+        </w:rPr>
         <w:t xml:space="preserve">、</w:t>
       </w:r>
       <m:oMath>
@@ -1666,20 +1854,26 @@
         </m:sSub>
       </m:oMath>
       <w:r>
+        <w:rPr>
+          <w:rFonts w:eastAsia="黑体"/>
+        </w:rPr>
         <w:t xml:space="preserve"> </w:t>
       </w:r>
       <w:r>
         <w:rPr>
-          <w:rFonts w:hint="eastAsia"/>
+          <w:rFonts w:hint="eastAsia" w:eastAsia="黑体"/>
         </w:rPr>
         <w:t xml:space="preserve">匹配到负载”的低噪声放大组态，前级低噪声与后级增益共同把整条接收链的噪声系数（Friis</w:t>
       </w:r>
       <w:r>
+        <w:rPr>
+          <w:rFonts w:eastAsia="黑体"/>
+        </w:rPr>
         <w:t xml:space="preserve"> </w:t>
       </w:r>
       <w:r>
         <w:rPr>
-          <w:rFonts w:hint="eastAsia"/>
+          <w:rFonts w:hint="eastAsia" w:eastAsia="黑体"/>
         </w:rPr>
         <w:t xml:space="preserve">公式）降到最低。</w:t>
       </w:r>
@@ -1692,7 +1886,7 @@
       </w:pPr>
       <w:r>
         <w:rPr>
-          <w:rFonts w:hint="eastAsia"/>
+          <w:rFonts w:hint="eastAsia" w:eastAsia="黑体"/>
         </w:rPr>
         <w:t xml:space="preserve">工作原理</w:t>
       </w:r>
@@ -1703,16 +1897,19 @@
       </w:pPr>
       <w:r>
         <w:rPr>
-          <w:rFonts w:hint="eastAsia"/>
+          <w:rFonts w:hint="eastAsia" w:eastAsia="黑体"/>
         </w:rPr>
         <w:t xml:space="preserve">天线接收的微弱信号经输入匹配网络送入有源器件放大。噪声匹配使有源器件工作在噪声系数最小的源阻抗下，先放大后接混频/中放，从而按</w:t>
       </w:r>
       <w:r>
+        <w:rPr>
+          <w:rFonts w:eastAsia="黑体"/>
+        </w:rPr>
         <w:t xml:space="preserve"> Friis </w:t>
       </w:r>
       <w:r>
         <w:rPr>
-          <w:rFonts w:hint="eastAsia"/>
+          <w:rFonts w:hint="eastAsia" w:eastAsia="黑体"/>
         </w:rPr>
         <w:t xml:space="preserve">公式降低整条接收链的噪声系数，保证弱信号接收灵敏度。</w:t>
       </w:r>
@@ -1725,7 +1922,7 @@
       </w:pPr>
       <w:r>
         <w:rPr>
-          <w:rFonts w:hint="eastAsia"/>
+          <w:rFonts w:hint="eastAsia" w:eastAsia="黑体"/>
         </w:rPr>
         <w:t xml:space="preserve">关键计算公式</w:t>
       </w:r>
@@ -1739,7 +1936,7 @@
       </w:pPr>
       <w:r>
         <w:rPr>
-          <w:rFonts w:hint="eastAsia"/>
+          <w:rFonts w:hint="eastAsia" w:eastAsia="黑体"/>
         </w:rPr>
         <w:t xml:space="preserve">噪声系数（NF）：</w:t>
       </w:r>
@@ -1871,16 +2068,19 @@
       </w:pPr>
       <w:r>
         <w:rPr>
-          <w:rFonts w:hint="eastAsia"/>
+          <w:rFonts w:hint="eastAsia" w:eastAsia="黑体"/>
         </w:rPr>
         <w:t xml:space="preserve">级联系统噪声系数（Friis</w:t>
       </w:r>
       <w:r>
+        <w:rPr>
+          <w:rFonts w:eastAsia="黑体"/>
+        </w:rPr>
         <w:t xml:space="preserve"> </w:t>
       </w:r>
       <w:r>
         <w:rPr>
-          <w:rFonts w:hint="eastAsia"/>
+          <w:rFonts w:hint="eastAsia" w:eastAsia="黑体"/>
         </w:rPr>
         <w:t xml:space="preserve">公式）：</w:t>
       </w:r>
@@ -2069,7 +2269,7 @@
       </w:pPr>
       <w:r>
         <w:rPr>
-          <w:rFonts w:hint="eastAsia"/>
+          <w:rFonts w:hint="eastAsia" w:eastAsia="黑体"/>
         </w:rPr>
         <w:t xml:space="preserve">最佳噪声源阻抗匹配条件：</w:t>
       </w:r>
@@ -2113,11 +2313,14 @@
       </m:oMath>
       <w:r>
         <w:rPr>
-          <w:rFonts w:hint="eastAsia"/>
+          <w:rFonts w:hint="eastAsia" w:eastAsia="黑体"/>
         </w:rPr>
         <w:t xml:space="preserve">（器件最佳噪声源阻抗），对应最小噪声系数</w:t>
       </w:r>
       <w:r>
+        <w:rPr>
+          <w:rFonts w:eastAsia="黑体"/>
+        </w:rPr>
         <w:t xml:space="preserve"> </w:t>
       </w:r>
       <m:oMath>
@@ -2141,6 +2344,9 @@
         </m:sSub>
       </m:oMath>
       <w:r>
+        <w:rPr>
+          <w:rFonts w:eastAsia="黑体"/>
+        </w:rPr>
         <w:t xml:space="preserve">。</w:t>
       </w:r>
     </w:p>
@@ -2153,7 +2359,7 @@
       </w:pPr>
       <w:r>
         <w:rPr>
-          <w:rFonts w:hint="eastAsia"/>
+          <w:rFonts w:hint="eastAsia" w:eastAsia="黑体"/>
         </w:rPr>
         <w:t xml:space="preserve">功率增益（匹配时）：</w:t>
       </w:r>
@@ -2262,7 +2468,7 @@
             </w:pPr>
             <w:r>
               <w:rPr>
-                <w:rFonts w:hint="eastAsia"/>
+                <w:rFonts w:hint="eastAsia" w:eastAsia="黑体"/>
               </w:rPr>
               <w:t xml:space="preserve">符号</w:t>
             </w:r>
@@ -2276,7 +2482,7 @@
             </w:pPr>
             <w:r>
               <w:rPr>
-                <w:rFonts w:hint="eastAsia"/>
+                <w:rFonts w:hint="eastAsia" w:eastAsia="黑体"/>
               </w:rPr>
               <w:t xml:space="preserve">含义</w:t>
             </w:r>
@@ -2290,7 +2496,7 @@
             </w:pPr>
             <w:r>
               <w:rPr>
-                <w:rFonts w:hint="eastAsia"/>
+                <w:rFonts w:hint="eastAsia" w:eastAsia="黑体"/>
               </w:rPr>
               <w:t xml:space="preserve">单位</w:t>
             </w:r>
@@ -2310,6 +2516,9 @@
               </m:r>
             </m:oMath>
             <w:r>
+              <w:rPr>
+                <w:rFonts w:eastAsia="黑体"/>
+              </w:rPr>
               <w:t xml:space="preserve">​</w:t>
             </w:r>
           </w:p>
@@ -2322,7 +2531,7 @@
             </w:pPr>
             <w:r>
               <w:rPr>
-                <w:rFonts w:hint="eastAsia"/>
+                <w:rFonts w:hint="eastAsia" w:eastAsia="黑体"/>
               </w:rPr>
               <w:t xml:space="preserve">噪声系数</w:t>
             </w:r>
@@ -2336,7 +2545,7 @@
             </w:pPr>
             <w:r>
               <w:rPr>
-                <w:rFonts w:hint="eastAsia"/>
+                <w:rFonts w:hint="eastAsia" w:eastAsia="黑体"/>
               </w:rPr>
               <w:t xml:space="preserve">（无量纲）</w:t>
             </w:r>
@@ -2359,6 +2568,9 @@
               </m:r>
             </m:oMath>
             <w:r>
+              <w:rPr>
+                <w:rFonts w:eastAsia="黑体"/>
+              </w:rPr>
               <w:t xml:space="preserve">​</w:t>
             </w:r>
           </w:p>
@@ -2371,7 +2583,7 @@
             </w:pPr>
             <w:r>
               <w:rPr>
-                <w:rFonts w:hint="eastAsia"/>
+                <w:rFonts w:hint="eastAsia" w:eastAsia="黑体"/>
               </w:rPr>
               <w:t xml:space="preserve">噪声系数（dB）</w:t>
             </w:r>
@@ -2384,6 +2596,9 @@
               <w:pStyle w:val="Compact"/>
             </w:pPr>
             <w:r>
+              <w:rPr>
+                <w:rFonts w:eastAsia="黑体"/>
+              </w:rPr>
               <w:t xml:space="preserve">dB</w:t>
             </w:r>
           </w:p>
@@ -2441,6 +2656,9 @@
               </m:r>
             </m:oMath>
             <w:r>
+              <w:rPr>
+                <w:rFonts w:eastAsia="黑体"/>
+              </w:rPr>
               <w:t xml:space="preserve">​</w:t>
             </w:r>
           </w:p>
@@ -2453,7 +2671,7 @@
             </w:pPr>
             <w:r>
               <w:rPr>
-                <w:rFonts w:hint="eastAsia"/>
+                <w:rFonts w:hint="eastAsia" w:eastAsia="黑体"/>
               </w:rPr>
               <w:t xml:space="preserve">各级噪声系数</w:t>
             </w:r>
@@ -2467,7 +2685,7 @@
             </w:pPr>
             <w:r>
               <w:rPr>
-                <w:rFonts w:hint="eastAsia"/>
+                <w:rFonts w:hint="eastAsia" w:eastAsia="黑体"/>
               </w:rPr>
               <w:t xml:space="preserve">（无量纲）</w:t>
             </w:r>
@@ -2526,6 +2744,9 @@
               </m:r>
             </m:oMath>
             <w:r>
+              <w:rPr>
+                <w:rFonts w:eastAsia="黑体"/>
+              </w:rPr>
               <w:t xml:space="preserve">​</w:t>
             </w:r>
           </w:p>
@@ -2538,7 +2759,7 @@
             </w:pPr>
             <w:r>
               <w:rPr>
-                <w:rFonts w:hint="eastAsia"/>
+                <w:rFonts w:hint="eastAsia" w:eastAsia="黑体"/>
               </w:rPr>
               <w:t xml:space="preserve">各级功率增益</w:t>
             </w:r>
@@ -2552,7 +2773,7 @@
             </w:pPr>
             <w:r>
               <w:rPr>
-                <w:rFonts w:hint="eastAsia"/>
+                <w:rFonts w:hint="eastAsia" w:eastAsia="黑体"/>
               </w:rPr>
               <w:t xml:space="preserve">（无量纲）</w:t>
             </w:r>
@@ -2587,6 +2808,9 @@
               </m:sSub>
             </m:oMath>
             <w:r>
+              <w:rPr>
+                <w:rFonts w:eastAsia="黑体"/>
+              </w:rPr>
               <w:t xml:space="preserve">​</w:t>
             </w:r>
           </w:p>
@@ -2599,7 +2823,7 @@
             </w:pPr>
             <w:r>
               <w:rPr>
-                <w:rFonts w:hint="eastAsia"/>
+                <w:rFonts w:hint="eastAsia" w:eastAsia="黑体"/>
               </w:rPr>
               <w:t xml:space="preserve">最佳噪声源阻抗</w:t>
             </w:r>
@@ -2612,6 +2836,9 @@
               <w:pStyle w:val="Compact"/>
             </w:pPr>
             <w:r>
+              <w:rPr>
+                <w:rFonts w:eastAsia="黑体"/>
+              </w:rPr>
               <w:t xml:space="preserve">Ω</w:t>
             </w:r>
           </w:p>
@@ -2642,12 +2869,21 @@
               </m:sSub>
             </m:oMath>
             <w:r>
+              <w:rPr>
+                <w:rFonts w:eastAsia="黑体"/>
+              </w:rPr>
               <w:t xml:space="preserve"> </w:t>
             </w:r>
             <w:r>
+              <w:rPr>
+                <w:rFonts w:eastAsia="黑体"/>
+              </w:rPr>
               <w:t xml:space="preserve">/</w:t>
             </w:r>
             <w:r>
+              <w:rPr>
+                <w:rFonts w:eastAsia="黑体"/>
+              </w:rPr>
               <w:t xml:space="preserve"> </w:t>
             </w:r>
             <m:oMath>
@@ -2680,16 +2916,19 @@
             </w:pPr>
             <w:r>
               <w:rPr>
-                <w:rFonts w:hint="eastAsia"/>
+                <w:rFonts w:hint="eastAsia" w:eastAsia="黑体"/>
               </w:rPr>
               <w:t xml:space="preserve">输入</w:t>
             </w:r>
             <w:r>
+              <w:rPr>
+                <w:rFonts w:eastAsia="黑体"/>
+              </w:rPr>
               <w:t xml:space="preserve"> / </w:t>
             </w:r>
             <w:r>
               <w:rPr>
-                <w:rFonts w:hint="eastAsia"/>
+                <w:rFonts w:hint="eastAsia" w:eastAsia="黑体"/>
               </w:rPr>
               <w:t xml:space="preserve">输出功率</w:t>
             </w:r>
@@ -2702,6 +2941,9 @@
               <w:pStyle w:val="Compact"/>
             </w:pPr>
             <w:r>
+              <w:rPr>
+                <w:rFonts w:eastAsia="黑体"/>
+              </w:rPr>
               <w:t xml:space="preserve">W</w:t>
             </w:r>
           </w:p>
@@ -2716,7 +2958,7 @@
       </w:pPr>
       <w:r>
         <w:rPr>
-          <w:rFonts w:hint="eastAsia"/>
+          <w:rFonts w:hint="eastAsia" w:eastAsia="黑体"/>
         </w:rPr>
         <w:t xml:space="preserve">元件调整影响</w:t>
       </w:r>
@@ -2731,7 +2973,7 @@
       </w:pPr>
       <w:r>
         <w:rPr>
-          <w:rFonts w:hint="eastAsia"/>
+          <w:rFonts w:hint="eastAsia" w:eastAsia="黑体"/>
           <w:b/>
           <w:bCs/>
         </w:rPr>
@@ -2739,6 +2981,7 @@
       </w:r>
       <w:r>
         <w:rPr>
+          <w:rFonts w:eastAsia="黑体"/>
           <w:b/>
           <w:bCs/>
         </w:rPr>
@@ -2765,14 +3008,20 @@
         </m:sSub>
       </m:oMath>
       <w:r>
+        <w:rPr>
+          <w:rFonts w:eastAsia="黑体"/>
+        </w:rPr>
         <w:t xml:space="preserve"> </w:t>
       </w:r>
       <w:r>
+        <w:rPr>
+          <w:rFonts w:eastAsia="黑体"/>
+        </w:rPr>
         <w:t xml:space="preserve">→ </w:t>
       </w:r>
       <w:r>
         <w:rPr>
-          <w:rFonts w:hint="eastAsia"/>
+          <w:rFonts w:hint="eastAsia" w:eastAsia="黑体"/>
         </w:rPr>
         <w:t xml:space="preserve">噪声系数下降，但增益与驻波需权衡。</w:t>
       </w:r>
@@ -2787,21 +3036,27 @@
       </w:pPr>
       <w:r>
         <w:rPr>
-          <w:rFonts w:hint="eastAsia"/>
+          <w:rFonts w:hint="eastAsia" w:eastAsia="黑体"/>
           <w:b/>
           <w:bCs/>
         </w:rPr>
         <w:t xml:space="preserve">有源器件工作电流减小</w:t>
       </w:r>
       <w:r>
+        <w:rPr>
+          <w:rFonts w:eastAsia="黑体"/>
+        </w:rPr>
         <w:t xml:space="preserve"> </w:t>
       </w:r>
       <w:r>
+        <w:rPr>
+          <w:rFonts w:eastAsia="黑体"/>
+        </w:rPr>
         <w:t xml:space="preserve">→ </w:t>
       </w:r>
       <w:r>
         <w:rPr>
-          <w:rFonts w:hint="eastAsia"/>
+          <w:rFonts w:hint="eastAsia" w:eastAsia="黑体"/>
         </w:rPr>
         <w:t xml:space="preserve">噪声降低但增益与线性度下降。</w:t>
       </w:r>
@@ -2816,21 +3071,27 @@
       </w:pPr>
       <w:r>
         <w:rPr>
-          <w:rFonts w:hint="eastAsia"/>
+          <w:rFonts w:hint="eastAsia" w:eastAsia="黑体"/>
           <w:b/>
           <w:bCs/>
         </w:rPr>
         <w:t xml:space="preserve">偏置电流增大</w:t>
       </w:r>
       <w:r>
+        <w:rPr>
+          <w:rFonts w:eastAsia="黑体"/>
+        </w:rPr>
         <w:t xml:space="preserve"> </w:t>
       </w:r>
       <w:r>
+        <w:rPr>
+          <w:rFonts w:eastAsia="黑体"/>
+        </w:rPr>
         <w:t xml:space="preserve">→ </w:t>
       </w:r>
       <w:r>
         <w:rPr>
-          <w:rFonts w:hint="eastAsia"/>
+          <w:rFonts w:hint="eastAsia" w:eastAsia="黑体"/>
         </w:rPr>
         <w:t xml:space="preserve">线性度（IIP3）改善但功耗与噪声可能上升。</w:t>
       </w:r>
@@ -2845,7 +3106,7 @@
       </w:pPr>
       <w:r>
         <w:rPr>
-          <w:rFonts w:hint="eastAsia"/>
+          <w:rFonts w:hint="eastAsia" w:eastAsia="黑体"/>
           <w:b/>
           <w:bCs/>
         </w:rPr>
@@ -2853,6 +3114,7 @@
       </w:r>
       <w:r>
         <w:rPr>
+          <w:rFonts w:eastAsia="黑体"/>
           <w:b/>
           <w:bCs/>
         </w:rPr>
@@ -2860,30 +3122,39 @@
       </w:r>
       <w:r>
         <w:rPr>
-          <w:rFonts w:hint="eastAsia"/>
+          <w:rFonts w:hint="eastAsia" w:eastAsia="黑体"/>
           <w:b/>
           <w:bCs/>
         </w:rPr>
         <w:t xml:space="preserve">增益增大</w:t>
       </w:r>
       <w:r>
+        <w:rPr>
+          <w:rFonts w:eastAsia="黑体"/>
+        </w:rPr>
         <w:t xml:space="preserve"> </w:t>
       </w:r>
       <w:r>
+        <w:rPr>
+          <w:rFonts w:eastAsia="黑体"/>
+        </w:rPr>
         <w:t xml:space="preserve">→ </w:t>
       </w:r>
       <w:r>
         <w:rPr>
-          <w:rFonts w:hint="eastAsia"/>
+          <w:rFonts w:hint="eastAsia" w:eastAsia="黑体"/>
         </w:rPr>
         <w:t xml:space="preserve">后续级噪声贡献被稀释，系统</w:t>
       </w:r>
       <w:r>
+        <w:rPr>
+          <w:rFonts w:eastAsia="黑体"/>
+        </w:rPr>
         <w:t xml:space="preserve"> NF </w:t>
       </w:r>
       <w:r>
         <w:rPr>
-          <w:rFonts w:hint="eastAsia"/>
+          <w:rFonts w:hint="eastAsia" w:eastAsia="黑体"/>
         </w:rPr>
         <w:t xml:space="preserve">降低。</w:t>
       </w:r>
@@ -2896,7 +3167,7 @@
       </w:pPr>
       <w:r>
         <w:rPr>
-          <w:rFonts w:hint="eastAsia"/>
+          <w:rFonts w:hint="eastAsia" w:eastAsia="黑体"/>
         </w:rPr>
         <w:t xml:space="preserve">典型参数示例</w:t>
       </w:r>
@@ -2911,20 +3182,26 @@
       </w:pPr>
       <w:r>
         <w:rPr>
-          <w:rFonts w:hint="eastAsia"/>
+          <w:rFonts w:hint="eastAsia" w:eastAsia="黑体"/>
         </w:rPr>
         <w:t xml:space="preserve">取</w:t>
       </w:r>
       <w:r>
+        <w:rPr>
+          <w:rFonts w:eastAsia="黑体"/>
+        </w:rPr>
         <w:t xml:space="preserve"> LNA </w:t>
       </w:r>
       <w:r>
         <w:rPr>
-          <w:rFonts w:hint="eastAsia"/>
+          <w:rFonts w:hint="eastAsia" w:eastAsia="黑体"/>
         </w:rPr>
         <w:t xml:space="preserve">增益</w:t>
       </w:r>
       <w:r>
+        <w:rPr>
+          <w:rFonts w:eastAsia="黑体"/>
+        </w:rPr>
         <w:t xml:space="preserve"> </w:t>
       </w:r>
       <m:oMath>
@@ -2962,16 +3239,19 @@
       </m:oMath>
       <w:r>
         <w:rPr>
-          <w:rFonts w:hint="eastAsia"/>
+          <w:rFonts w:hint="eastAsia" w:eastAsia="黑体"/>
         </w:rPr>
         <w:t xml:space="preserve">（100</w:t>
       </w:r>
       <w:r>
+        <w:rPr>
+          <w:rFonts w:eastAsia="黑体"/>
+        </w:rPr>
         <w:t xml:space="preserve"> </w:t>
       </w:r>
       <w:r>
         <w:rPr>
-          <w:rFonts w:hint="eastAsia"/>
+          <w:rFonts w:hint="eastAsia" w:eastAsia="黑体"/>
         </w:rPr>
         <w:t xml:space="preserve">倍）、</w:t>
       </w:r>
@@ -3010,20 +3290,26 @@
       </m:oMath>
       <w:r>
         <w:rPr>
-          <w:rFonts w:hint="eastAsia"/>
+          <w:rFonts w:hint="eastAsia" w:eastAsia="黑体"/>
         </w:rPr>
         <w:t xml:space="preserve">（约</w:t>
       </w:r>
       <w:r>
+        <w:rPr>
+          <w:rFonts w:eastAsia="黑体"/>
+        </w:rPr>
         <w:t xml:space="preserve"> </w:t>
       </w:r>
       <w:r>
         <w:rPr>
-          <w:rFonts w:hint="eastAsia"/>
+          <w:rFonts w:hint="eastAsia" w:eastAsia="黑体"/>
         </w:rPr>
         <w:t xml:space="preserve">1.41），后级混频</w:t>
       </w:r>
       <w:r>
+        <w:rPr>
+          <w:rFonts w:eastAsia="黑体"/>
+        </w:rPr>
         <w:t xml:space="preserve"> </w:t>
       </w:r>
       <m:oMath>
@@ -3061,7 +3347,7 @@
       </m:oMath>
       <w:r>
         <w:rPr>
-          <w:rFonts w:hint="eastAsia"/>
+          <w:rFonts w:hint="eastAsia" w:eastAsia="黑体"/>
         </w:rPr>
         <w:t xml:space="preserve">（10）：</w:t>
       </w:r>
@@ -3198,6 +3484,9 @@
         </m:r>
       </m:oMath>
       <w:r>
+        <w:rPr>
+          <w:rFonts w:eastAsia="黑体"/>
+        </w:rPr>
         <w:t xml:space="preserve">。</w:t>
       </w:r>
     </w:p>
@@ -3211,16 +3500,19 @@
       </w:pPr>
       <w:r>
         <w:rPr>
-          <w:rFonts w:hint="eastAsia"/>
+          <w:rFonts w:hint="eastAsia" w:eastAsia="黑体"/>
         </w:rPr>
         <w:t xml:space="preserve">若去掉</w:t>
       </w:r>
       <w:r>
+        <w:rPr>
+          <w:rFonts w:eastAsia="黑体"/>
+        </w:rPr>
         <w:t xml:space="preserve"> </w:t>
       </w:r>
       <w:r>
         <w:rPr>
-          <w:rFonts w:hint="eastAsia"/>
+          <w:rFonts w:hint="eastAsia" w:eastAsia="黑体"/>
         </w:rPr>
         <w:t xml:space="preserve">LNA（</w:t>
       </w:r>
@@ -3248,11 +3540,14 @@
         </m:r>
       </m:oMath>
       <w:r>
+        <w:rPr>
+          <w:rFonts w:eastAsia="黑体"/>
+        </w:rPr>
         <w:t xml:space="preserve"> </w:t>
       </w:r>
       <w:r>
         <w:rPr>
-          <w:rFonts w:hint="eastAsia"/>
+          <w:rFonts w:hint="eastAsia" w:eastAsia="黑体"/>
         </w:rPr>
         <w:t xml:space="preserve">直连混频），</w:t>
       </w:r>
@@ -3285,38 +3580,50 @@
       </m:oMath>
       <w:r>
         <w:rPr>
-          <w:rFonts w:hint="eastAsia"/>
+          <w:rFonts w:hint="eastAsia" w:eastAsia="黑体"/>
         </w:rPr>
         <w:t xml:space="preserve">，可见</w:t>
       </w:r>
       <w:r>
+        <w:rPr>
+          <w:rFonts w:eastAsia="黑体"/>
+        </w:rPr>
         <w:t xml:space="preserve"> LNA </w:t>
       </w:r>
       <w:r>
         <w:rPr>
-          <w:rFonts w:hint="eastAsia"/>
+          <w:rFonts w:hint="eastAsia" w:eastAsia="黑体"/>
         </w:rPr>
         <w:t xml:space="preserve">把整机</w:t>
       </w:r>
       <w:r>
+        <w:rPr>
+          <w:rFonts w:eastAsia="黑体"/>
+        </w:rPr>
         <w:t xml:space="preserve"> NF </w:t>
       </w:r>
       <w:r>
         <w:rPr>
-          <w:rFonts w:hint="eastAsia"/>
+          <w:rFonts w:hint="eastAsia" w:eastAsia="黑体"/>
         </w:rPr>
         <w:t xml:space="preserve">从</w:t>
       </w:r>
       <w:r>
+        <w:rPr>
+          <w:rFonts w:eastAsia="黑体"/>
+        </w:rPr>
         <w:t xml:space="preserve"> 10 dB </w:t>
       </w:r>
       <w:r>
         <w:rPr>
-          <w:rFonts w:hint="eastAsia"/>
+          <w:rFonts w:hint="eastAsia" w:eastAsia="黑体"/>
         </w:rPr>
         <w:t xml:space="preserve">降到</w:t>
       </w:r>
       <w:r>
+        <w:rPr>
+          <w:rFonts w:eastAsia="黑体"/>
+        </w:rPr>
         <w:t xml:space="preserve"> 1.76 dB。</w:t>
       </w:r>
     </w:p>
@@ -3328,7 +3635,7 @@
       </w:pPr>
       <w:r>
         <w:rPr>
-          <w:rFonts w:hint="eastAsia"/>
+          <w:rFonts w:hint="eastAsia" w:eastAsia="黑体"/>
         </w:rPr>
         <w:t xml:space="preserve">常见器件型号</w:t>
       </w:r>
@@ -3343,16 +3650,19 @@
       </w:pPr>
       <w:r>
         <w:rPr>
-          <w:rFonts w:hint="eastAsia"/>
+          <w:rFonts w:hint="eastAsia" w:eastAsia="黑体"/>
         </w:rPr>
         <w:t xml:space="preserve">晶体管：2SC3356</w:t>
       </w:r>
       <w:r>
+        <w:rPr>
+          <w:rFonts w:eastAsia="黑体"/>
+        </w:rPr>
         <w:t xml:space="preserve"> / </w:t>
       </w:r>
       <w:r>
         <w:rPr>
-          <w:rFonts w:hint="eastAsia"/>
+          <w:rFonts w:hint="eastAsia" w:eastAsia="黑体"/>
         </w:rPr>
         <w:t xml:space="preserve">2SC5551（BJT）、ATF-54143、BFP640、NE3512S02（HEMT）。</w:t>
       </w:r>
@@ -3367,34 +3677,43 @@
       </w:pPr>
       <w:r>
         <w:rPr>
-          <w:rFonts w:hint="eastAsia"/>
+          <w:rFonts w:hint="eastAsia" w:eastAsia="黑体"/>
         </w:rPr>
         <w:t xml:space="preserve">集成</w:t>
       </w:r>
       <w:r>
+        <w:rPr>
+          <w:rFonts w:eastAsia="黑体"/>
+        </w:rPr>
         <w:t xml:space="preserve"> </w:t>
       </w:r>
       <w:r>
         <w:rPr>
-          <w:rFonts w:hint="eastAsia"/>
+          <w:rFonts w:hint="eastAsia" w:eastAsia="黑体"/>
         </w:rPr>
         <w:t xml:space="preserve">LNA：BGU8x</w:t>
       </w:r>
       <w:r>
+        <w:rPr>
+          <w:rFonts w:eastAsia="黑体"/>
+        </w:rPr>
         <w:t xml:space="preserve"> </w:t>
       </w:r>
       <w:r>
         <w:rPr>
-          <w:rFonts w:hint="eastAsia"/>
+          <w:rFonts w:hint="eastAsia" w:eastAsia="黑体"/>
         </w:rPr>
         <w:t xml:space="preserve">系列（如</w:t>
       </w:r>
       <w:r>
+        <w:rPr>
+          <w:rFonts w:eastAsia="黑体"/>
+        </w:rPr>
         <w:t xml:space="preserve"> </w:t>
       </w:r>
       <w:r>
         <w:rPr>
-          <w:rFonts w:hint="eastAsia"/>
+          <w:rFonts w:hint="eastAsia" w:eastAsia="黑体"/>
         </w:rPr>
         <w:t xml:space="preserve">BGU8062）、SKY67151。</w:t>
       </w:r>
@@ -3407,7 +3726,7 @@
       </w:pPr>
       <w:r>
         <w:rPr>
-          <w:rFonts w:hint="eastAsia"/>
+          <w:rFonts w:hint="eastAsia" w:eastAsia="黑体"/>
         </w:rPr>
         <w:t xml:space="preserve">注意事项</w:t>
       </w:r>
@@ -3422,7 +3741,7 @@
       </w:pPr>
       <w:r>
         <w:rPr>
-          <w:rFonts w:hint="eastAsia"/>
+          <w:rFonts w:hint="eastAsia" w:eastAsia="黑体"/>
         </w:rPr>
         <w:t xml:space="preserve">输入匹配必须折中噪声匹配与功率匹配，二者难以同时最优。</w:t>
       </w:r>
@@ -3437,16 +3756,19 @@
       </w:pPr>
       <w:r>
         <w:rPr>
-          <w:rFonts w:hint="eastAsia"/>
+          <w:rFonts w:hint="eastAsia" w:eastAsia="黑体"/>
         </w:rPr>
         <w:t xml:space="preserve">前级</w:t>
       </w:r>
       <w:r>
+        <w:rPr>
+          <w:rFonts w:eastAsia="黑体"/>
+        </w:rPr>
         <w:t xml:space="preserve"> LNA </w:t>
       </w:r>
       <w:r>
         <w:rPr>
-          <w:rFonts w:hint="eastAsia"/>
+          <w:rFonts w:hint="eastAsia" w:eastAsia="黑体"/>
         </w:rPr>
         <w:t xml:space="preserve">的增益与噪声直接决定整机灵敏度，布局需良好接地与屏蔽。</w:t>
       </w:r>
@@ -3461,16 +3783,19 @@
       </w:pPr>
       <w:r>
         <w:rPr>
-          <w:rFonts w:hint="eastAsia"/>
+          <w:rFonts w:hint="eastAsia" w:eastAsia="黑体"/>
         </w:rPr>
         <w:t xml:space="preserve">强输入下需有保护与线性度考虑，避免</w:t>
       </w:r>
       <w:r>
+        <w:rPr>
+          <w:rFonts w:eastAsia="黑体"/>
+        </w:rPr>
         <w:t xml:space="preserve"> LNA </w:t>
       </w:r>
       <w:r>
         <w:rPr>
-          <w:rFonts w:hint="eastAsia"/>
+          <w:rFonts w:hint="eastAsia" w:eastAsia="黑体"/>
         </w:rPr>
         <w:t xml:space="preserve">饱和或损坏。</w:t>
       </w:r>
@@ -3483,7 +3808,7 @@
       </w:pPr>
       <w:r>
         <w:rPr>
-          <w:rFonts w:hint="eastAsia"/>
+          <w:rFonts w:hint="eastAsia" w:eastAsia="黑体"/>
         </w:rPr>
         <w:t xml:space="preserve">参考资料</w:t>
       </w:r>
@@ -3497,6 +3822,9 @@
         </w:numPr>
       </w:pPr>
       <w:r>
+        <w:rPr>
+          <w:rFonts w:eastAsia="黑体"/>
+        </w:rPr>
         <w:t xml:space="preserve">Wikipedia: Low-noise amplifier。</w:t>
       </w:r>
     </w:p>
@@ -3509,20 +3837,26 @@
         </w:numPr>
       </w:pPr>
       <w:r>
+        <w:rPr>
+          <w:rFonts w:eastAsia="黑体"/>
+        </w:rPr>
         <w:t xml:space="preserve">Analog Devices: </w:t>
       </w:r>
       <w:r>
         <w:rPr>
-          <w:rFonts w:hint="eastAsia"/>
+          <w:rFonts w:hint="eastAsia" w:eastAsia="黑体"/>
         </w:rPr>
         <w:t xml:space="preserve">噪声系数与</w:t>
       </w:r>
       <w:r>
+        <w:rPr>
+          <w:rFonts w:eastAsia="黑体"/>
+        </w:rPr>
         <w:t xml:space="preserve"> Friis </w:t>
       </w:r>
       <w:r>
         <w:rPr>
-          <w:rFonts w:hint="eastAsia"/>
+          <w:rFonts w:hint="eastAsia" w:eastAsia="黑体"/>
         </w:rPr>
         <w:t xml:space="preserve">公式应用笔记。</w:t>
       </w:r>
@@ -3537,16 +3871,19 @@
       </w:pPr>
       <w:r>
         <w:rPr>
-          <w:rFonts w:hint="eastAsia"/>
+          <w:rFonts w:hint="eastAsia" w:eastAsia="黑体"/>
         </w:rPr>
         <w:t xml:space="preserve">《射频电路设计——理论与应用》（Reinhold</w:t>
       </w:r>
       <w:r>
+        <w:rPr>
+          <w:rFonts w:eastAsia="黑体"/>
+        </w:rPr>
         <w:t xml:space="preserve"> </w:t>
       </w:r>
       <w:r>
         <w:rPr>
-          <w:rFonts w:hint="eastAsia"/>
+          <w:rFonts w:hint="eastAsia" w:eastAsia="黑体"/>
         </w:rPr>
         <w:t xml:space="preserve">Ludwig）。</w:t>
       </w:r>
@@ -3560,11 +3897,11 @@
       </w:pPr>
       <w:r>
         <w:rPr>
-          <w:rFonts w:ascii="Times New Roman" w:hAnsi="Times New Roman"/>
+          <w:rFonts w:ascii="Times New Roman" w:hAnsi="Times New Roman" w:eastAsia="黑体"/>
           <w:color w:val="555555"/>
           <w:sz w:val="21"/>
         </w:rPr>
-        <w:t>材料收集者：杜文杰</w:t>
+        <w:t>材料收集者：杜文杰，WX手机：19519196569，QQ:3478827729</w:t>
       </w:r>
     </w:p>
     <w:sectPr>
@@ -3584,7 +3921,7 @@
 </file>
 
 <file path=word/footer1.xml><?xml version="1.0" encoding="utf-8"?>
-<w:ftr xmlns:m="http://schemas.openxmlformats.org/officeDocument/2006/math" xmlns:mc="http://schemas.openxmlformats.org/markup-compatibility/2006" xmlns:mo="http://schemas.microsoft.com/office/mac/office/2008/main" xmlns:mv="urn:schemas-microsoft-com:mac:vml" xmlns:o="urn:schemas-microsoft-com:office:office" xmlns:r="http://schemas.openxmlformats.org/officeDocument/2006/relationships" xmlns:v="urn:schemas-microsoft-com:vml" xmlns:w10="urn:schemas-microsoft-com:office:word" xmlns:w14="http://schemas.microsoft.com/office/word/2010/wordml" xmlns:w="http://schemas.openxmlformats.org/wordprocessingml/2006/main" xmlns:wne="http://schemas.microsoft.com/office/word/2006/wordml" xmlns:wp14="http://schemas.microsoft.com/office/word/2010/wordprocessingDrawing" xmlns:wp="http://schemas.openxmlformats.org/drawingml/2006/wordprocessingDrawing" xmlns:wpc="http://schemas.microsoft.com/office/word/2010/wordprocessingCanvas" xmlns:wpg="http://schemas.microsoft.com/office/word/2010/wordprocessingGroup" xmlns:wpi="http://schemas.microsoft.com/office/word/2010/wordprocessingInk" xmlns:wps="http://schemas.microsoft.com/office/word/2010/wordprocessingShape" mc:Ignorable="w14 wp14">
+<w:ftr xmlns:mc="http://schemas.openxmlformats.org/markup-compatibility/2006" xmlns:w="http://schemas.openxmlformats.org/wordprocessingml/2006/main" xmlns:m="http://schemas.openxmlformats.org/officeDocument/2006/math" xmlns:mo="http://schemas.microsoft.com/office/mac/office/2008/main" xmlns:mv="urn:schemas-microsoft-com:mac:vml" xmlns:o="urn:schemas-microsoft-com:office:office" xmlns:r="http://schemas.openxmlformats.org/officeDocument/2006/relationships" xmlns:v="urn:schemas-microsoft-com:vml" xmlns:w10="urn:schemas-microsoft-com:office:word" xmlns:w14="http://schemas.microsoft.com/office/word/2010/wordml" xmlns:wne="http://schemas.microsoft.com/office/word/2006/wordml" xmlns:wp14="http://schemas.microsoft.com/office/word/2010/wordprocessingDrawing" xmlns:wp="http://schemas.openxmlformats.org/drawingml/2006/wordprocessingDrawing" xmlns:wpc="http://schemas.microsoft.com/office/word/2010/wordprocessingCanvas" xmlns:wpg="http://schemas.microsoft.com/office/word/2010/wordprocessingGroup" xmlns:wpi="http://schemas.microsoft.com/office/word/2010/wordprocessingInk" xmlns:wps="http://schemas.microsoft.com/office/word/2010/wordprocessingShape" mc:Ignorable="w14 wp14">
   <w:p>
     <w:pPr>
       <w:pStyle w:val="Footer"/>
@@ -3592,12 +3929,14 @@
     </w:pPr>
     <w:r>
       <w:rPr>
+        <w:rFonts w:eastAsia="黑体"/>
         <w:sz w:val="18"/>
       </w:rPr>
       <w:t xml:space="preserve">第 </w:t>
     </w:r>
     <w:r>
       <w:rPr>
+        <w:rFonts w:eastAsia="黑体"/>
         <w:sz w:val="18"/>
       </w:rPr>
       <w:fldChar w:fldCharType="begin"/>
@@ -3606,6 +3945,7 @@
     </w:r>
     <w:r>
       <w:rPr>
+        <w:rFonts w:eastAsia="黑体"/>
         <w:sz w:val="18"/>
       </w:rPr>
       <w:t xml:space="preserve"> 页</w:t>
@@ -3619,6 +3959,9 @@
   <w:footnote w:type="continuationSeparator" w:id="0">
     <w:p>
       <w:r>
+        <w:rPr>
+          <w:rFonts w:eastAsia="黑体"/>
+        </w:rPr>
         <w:continuationSeparator/>
       </w:r>
     </w:p>
@@ -3626,6 +3969,9 @@
   <w:footnote w:type="separator" w:id="-1">
     <w:p>
       <w:r>
+        <w:rPr>
+          <w:rFonts w:eastAsia="黑体"/>
+        </w:rPr>
         <w:separator/>
       </w:r>
     </w:p>
@@ -3634,7 +3980,7 @@
 </file>
 
 <file path=word/header1.xml><?xml version="1.0" encoding="utf-8"?>
-<w:hdr xmlns:m="http://schemas.openxmlformats.org/officeDocument/2006/math" xmlns:mc="http://schemas.openxmlformats.org/markup-compatibility/2006" xmlns:mo="http://schemas.microsoft.com/office/mac/office/2008/main" xmlns:mv="urn:schemas-microsoft-com:mac:vml" xmlns:o="urn:schemas-microsoft-com:office:office" xmlns:r="http://schemas.openxmlformats.org/officeDocument/2006/relationships" xmlns:v="urn:schemas-microsoft-com:vml" xmlns:w10="urn:schemas-microsoft-com:office:word" xmlns:w14="http://schemas.microsoft.com/office/word/2010/wordml" xmlns:w="http://schemas.openxmlformats.org/wordprocessingml/2006/main" xmlns:wne="http://schemas.microsoft.com/office/word/2006/wordml" xmlns:wp14="http://schemas.microsoft.com/office/word/2010/wordprocessingDrawing" xmlns:wp="http://schemas.openxmlformats.org/drawingml/2006/wordprocessingDrawing" xmlns:wpc="http://schemas.microsoft.com/office/word/2010/wordprocessingCanvas" xmlns:wpg="http://schemas.microsoft.com/office/word/2010/wordprocessingGroup" xmlns:wpi="http://schemas.microsoft.com/office/word/2010/wordprocessingInk" xmlns:wps="http://schemas.microsoft.com/office/word/2010/wordprocessingShape" mc:Ignorable="w14 wp14">
+<w:hdr xmlns:mc="http://schemas.openxmlformats.org/markup-compatibility/2006" xmlns:w="http://schemas.openxmlformats.org/wordprocessingml/2006/main" xmlns:m="http://schemas.openxmlformats.org/officeDocument/2006/math" xmlns:mo="http://schemas.microsoft.com/office/mac/office/2008/main" xmlns:mv="urn:schemas-microsoft-com:mac:vml" xmlns:o="urn:schemas-microsoft-com:office:office" xmlns:r="http://schemas.openxmlformats.org/officeDocument/2006/relationships" xmlns:v="urn:schemas-microsoft-com:vml" xmlns:w10="urn:schemas-microsoft-com:office:word" xmlns:w14="http://schemas.microsoft.com/office/word/2010/wordml" xmlns:wne="http://schemas.microsoft.com/office/word/2006/wordml" xmlns:wp14="http://schemas.microsoft.com/office/word/2010/wordprocessingDrawing" xmlns:wp="http://schemas.openxmlformats.org/drawingml/2006/wordprocessingDrawing" xmlns:wpc="http://schemas.microsoft.com/office/word/2010/wordprocessingCanvas" xmlns:wpg="http://schemas.microsoft.com/office/word/2010/wordprocessingGroup" xmlns:wpi="http://schemas.microsoft.com/office/word/2010/wordprocessingInk" xmlns:wps="http://schemas.microsoft.com/office/word/2010/wordprocessingShape" mc:Ignorable="w14 wp14">
   <w:p>
     <w:pPr>
       <w:pStyle w:val="Header"/>
@@ -3642,7 +3988,7 @@
     </w:pPr>
     <w:r>
       <w:rPr>
-        <w:rFonts w:ascii="Times New Roman" w:hAnsi="Times New Roman"/>
+        <w:rFonts w:ascii="Times New Roman" w:hAnsi="Times New Roman" w:eastAsia="黑体"/>
         <w:sz w:val="18"/>
         <w:rFonts w:eastAsia="黑体"/>
         <w:rFonts w:eastAsia="黑体"/>
@@ -3654,7 +4000,7 @@
 </file>
 
 <file path=word/numbering.xml><?xml version="1.0" encoding="utf-8"?>
-<w:numbering xmlns:m="http://schemas.openxmlformats.org/officeDocument/2006/math" xmlns:mc="http://schemas.openxmlformats.org/markup-compatibility/2006" xmlns:mo="http://schemas.microsoft.com/office/mac/office/2008/main" xmlns:mv="urn:schemas-microsoft-com:mac:vml" xmlns:o="urn:schemas-microsoft-com:office:office" xmlns:r="http://schemas.openxmlformats.org/officeDocument/2006/relationships" xmlns:v="urn:schemas-microsoft-com:vml" xmlns:w="http://schemas.openxmlformats.org/wordprocessingml/2006/main" xmlns:w10="urn:schemas-microsoft-com:office:word" xmlns:w14="http://schemas.microsoft.com/office/word/2010/wordml" xmlns:wne="http://schemas.microsoft.com/office/word/2006/wordml" xmlns:wp="http://schemas.openxmlformats.org/drawingml/2006/wordprocessingDrawing" xmlns:wp14="http://schemas.microsoft.com/office/word/2010/wordprocessingDrawing" xmlns:wpc="http://schemas.microsoft.com/office/word/2010/wordprocessingCanvas" xmlns:wpg="http://schemas.microsoft.com/office/word/2010/wordprocessingGroup" xmlns:wpi="http://schemas.microsoft.com/office/word/2010/wordprocessingInk" xmlns:wps="http://schemas.microsoft.com/office/word/2010/wordprocessingShape" mc:Ignorable="w14 wp14">
+<w:numbering xmlns:mc="http://schemas.openxmlformats.org/markup-compatibility/2006" xmlns:w="http://schemas.openxmlformats.org/wordprocessingml/2006/main" xmlns:m="http://schemas.openxmlformats.org/officeDocument/2006/math" xmlns:mo="http://schemas.microsoft.com/office/mac/office/2008/main" xmlns:mv="urn:schemas-microsoft-com:mac:vml" xmlns:o="urn:schemas-microsoft-com:office:office" xmlns:r="http://schemas.openxmlformats.org/officeDocument/2006/relationships" xmlns:v="urn:schemas-microsoft-com:vml" xmlns:w10="urn:schemas-microsoft-com:office:word" xmlns:w14="http://schemas.microsoft.com/office/word/2010/wordml" xmlns:wne="http://schemas.microsoft.com/office/word/2006/wordml" xmlns:wp="http://schemas.openxmlformats.org/drawingml/2006/wordprocessingDrawing" xmlns:wp14="http://schemas.microsoft.com/office/word/2010/wordprocessingDrawing" xmlns:wpc="http://schemas.microsoft.com/office/word/2010/wordprocessingCanvas" xmlns:wpg="http://schemas.microsoft.com/office/word/2010/wordprocessingGroup" xmlns:wpi="http://schemas.microsoft.com/office/word/2010/wordprocessingInk" xmlns:wps="http://schemas.microsoft.com/office/word/2010/wordprocessingShape" mc:Ignorable="w14 wp14">
   <w:abstractNum w:abstractNumId="0">
     <w:nsid w:val="FFFFFF7C"/>
     <w:multiLevelType w:val="singleLevel"/>
@@ -3741,7 +4087,7 @@
         <w:ind w:hanging="360" w:left="1440"/>
       </w:pPr>
       <w:rPr>
-        <w:rFonts w:ascii="Symbol" w:hAnsi="Symbol" w:hint="default"/>
+        <w:rFonts w:ascii="Symbol" w:hAnsi="Symbol" w:hint="default" w:eastAsia="黑体"/>
       </w:rPr>
     </w:lvl>
   </w:abstractNum>
@@ -3762,7 +4108,7 @@
         <w:ind w:hanging="360" w:left="1080"/>
       </w:pPr>
       <w:rPr>
-        <w:rFonts w:ascii="Symbol" w:hAnsi="Symbol" w:hint="default"/>
+        <w:rFonts w:ascii="Symbol" w:hAnsi="Symbol" w:hint="default" w:eastAsia="黑体"/>
       </w:rPr>
     </w:lvl>
   </w:abstractNum>
@@ -3783,7 +4129,7 @@
         <w:ind w:hanging="360" w:left="720"/>
       </w:pPr>
       <w:rPr>
-        <w:rFonts w:ascii="Symbol" w:hAnsi="Symbol" w:hint="default"/>
+        <w:rFonts w:ascii="Symbol" w:hAnsi="Symbol" w:hint="default" w:eastAsia="黑体"/>
       </w:rPr>
     </w:lvl>
   </w:abstractNum>
@@ -3822,7 +4168,7 @@
         <w:ind w:hanging="360" w:left="360"/>
       </w:pPr>
       <w:rPr>
-        <w:rFonts w:ascii="Symbol" w:hAnsi="Symbol" w:hint="default"/>
+        <w:rFonts w:ascii="Symbol" w:hAnsi="Symbol" w:hint="default" w:eastAsia="黑体"/>
       </w:rPr>
     </w:lvl>
   </w:abstractNum>
@@ -3913,7 +4259,7 @@
         <w:ind w:left="720" w:hanging="360"/>
       </w:pPr>
       <w:rPr>
-        <w:rFonts w:ascii="Symbol" w:hAnsi="Symbol" w:cs="Symbol" w:hint="default"/>
+        <w:rFonts w:ascii="Symbol" w:hAnsi="Symbol" w:cs="Symbol" w:hint="default" w:eastAsia="黑体"/>
       </w:rPr>
     </w:lvl>
     <w:lvl w:ilvl="1">
@@ -3924,7 +4270,7 @@
         <w:ind w:left="1440" w:hanging="360"/>
       </w:pPr>
       <w:rPr>
-        <w:rFonts w:ascii="Courier New" w:hAnsi="Courier New" w:cs="Courier New" w:hint="default"/>
+        <w:rFonts w:ascii="Courier New" w:hAnsi="Courier New" w:cs="Courier New" w:hint="default" w:eastAsia="黑体"/>
       </w:rPr>
     </w:lvl>
     <w:lvl w:ilvl="2">
@@ -3935,7 +4281,7 @@
         <w:ind w:left="2160" w:hanging="360"/>
       </w:pPr>
       <w:rPr>
-        <w:rFonts w:ascii="Wingdings" w:hAnsi="Wingdings" w:cs="Wingdings" w:hint="default"/>
+        <w:rFonts w:ascii="Wingdings" w:hAnsi="Wingdings" w:cs="Wingdings" w:hint="default" w:eastAsia="黑体"/>
       </w:rPr>
     </w:lvl>
     <w:lvl w:ilvl="3">
@@ -3946,7 +4292,7 @@
         <w:ind w:left="2880" w:hanging="360"/>
       </w:pPr>
       <w:rPr>
-        <w:rFonts w:ascii="Symbol" w:hAnsi="Symbol" w:cs="Symbol" w:hint="default"/>
+        <w:rFonts w:ascii="Symbol" w:hAnsi="Symbol" w:cs="Symbol" w:hint="default" w:eastAsia="黑体"/>
       </w:rPr>
     </w:lvl>
     <w:lvl w:ilvl="4">
@@ -3957,7 +4303,7 @@
         <w:ind w:left="3600" w:hanging="360"/>
       </w:pPr>
       <w:rPr>
-        <w:rFonts w:ascii="Courier New" w:hAnsi="Courier New" w:cs="Courier New" w:hint="default"/>
+        <w:rFonts w:ascii="Courier New" w:hAnsi="Courier New" w:cs="Courier New" w:hint="default" w:eastAsia="黑体"/>
       </w:rPr>
     </w:lvl>
     <w:lvl w:ilvl="5">
@@ -3968,7 +4314,7 @@
         <w:ind w:left="4320" w:hanging="360"/>
       </w:pPr>
       <w:rPr>
-        <w:rFonts w:ascii="Wingdings" w:hAnsi="Wingdings" w:cs="Wingdings" w:hint="default"/>
+        <w:rFonts w:ascii="Wingdings" w:hAnsi="Wingdings" w:cs="Wingdings" w:hint="default" w:eastAsia="黑体"/>
       </w:rPr>
     </w:lvl>
     <w:lvl w:ilvl="6">
@@ -3979,7 +4325,7 @@
         <w:ind w:left="5040" w:hanging="360"/>
       </w:pPr>
       <w:rPr>
-        <w:rFonts w:ascii="Symbol" w:hAnsi="Symbol" w:cs="Symbol" w:hint="default"/>
+        <w:rFonts w:ascii="Symbol" w:hAnsi="Symbol" w:cs="Symbol" w:hint="default" w:eastAsia="黑体"/>
       </w:rPr>
     </w:lvl>
     <w:lvl w:ilvl="7">
@@ -3990,7 +4336,7 @@
         <w:ind w:left="5760" w:hanging="360"/>
       </w:pPr>
       <w:rPr>
-        <w:rFonts w:ascii="Courier New" w:hAnsi="Courier New" w:cs="Courier New" w:hint="default"/>
+        <w:rFonts w:ascii="Courier New" w:hAnsi="Courier New" w:cs="Courier New" w:hint="default" w:eastAsia="黑体"/>
       </w:rPr>
     </w:lvl>
     <w:lvl w:ilvl="8">
@@ -4001,7 +4347,7 @@
         <w:ind w:left="6480" w:hanging="360"/>
       </w:pPr>
       <w:rPr>
-        <w:rFonts w:ascii="Wingdings" w:hAnsi="Wingdings" w:cs="Wingdings" w:hint="default"/>
+        <w:rFonts w:ascii="Wingdings" w:hAnsi="Wingdings" w:cs="Wingdings" w:hint="default" w:eastAsia="黑体"/>
       </w:rPr>
     </w:lvl>
   </w:abstractNum>
@@ -4057,11 +4403,11 @@
 </file>
 
 <file path=word/styles.xml><?xml version="1.0" encoding="utf-8"?>
-<w:styles xmlns:mc="http://schemas.openxmlformats.org/markup-compatibility/2006" xmlns:r="http://schemas.openxmlformats.org/officeDocument/2006/relationships" xmlns:w="http://schemas.openxmlformats.org/wordprocessingml/2006/main" xmlns:w14="http://schemas.microsoft.com/office/word/2010/wordml" mc:Ignorable="w14">
+<w:styles xmlns:mc="http://schemas.openxmlformats.org/markup-compatibility/2006" xmlns:w="http://schemas.openxmlformats.org/wordprocessingml/2006/main" xmlns:r="http://schemas.openxmlformats.org/officeDocument/2006/relationships" xmlns:w14="http://schemas.microsoft.com/office/word/2010/wordml" mc:Ignorable="w14">
   <w:docDefaults>
     <w:rPrDefault>
       <w:rPr>
-        <w:rFonts w:asciiTheme="minorHAnsi" w:cstheme="minorBidi" w:eastAsiaTheme="minorEastAsia" w:hAnsiTheme="minorHAnsi"/>
+        <w:rFonts w:asciiTheme="minorHAnsi" w:cstheme="minorBidi" w:hAnsiTheme="minorHAnsi" w:eastAsia="黑体"/>
         <w:sz w:val="22"/>
         <w:szCs w:val="22"/>
         <w:lang w:bidi="ar-SA" w:eastAsia="en-US" w:val="en-US"/>
@@ -4283,7 +4629,7 @@
       <w:outlineLvl w:val="0"/>
     </w:pPr>
     <w:rPr>
-      <w:rFonts w:ascii="Times New Roman" w:asciiTheme="majorHAnsi" w:cstheme="majorBidi" w:eastAsia="黑体" w:eastAsiaTheme="majorEastAsia" w:hAnsi="Times New Roman" w:hAnsiTheme="majorHAnsi"/>
+      <w:rFonts w:ascii="Times New Roman" w:asciiTheme="majorHAnsi" w:cstheme="majorBidi" w:eastAsia="黑体" w:hAnsi="Times New Roman" w:hAnsiTheme="majorHAnsi"/>
       <w:b/>
       <w:bCs/>
       <w:color w:val="1F3864"/>
@@ -4307,7 +4653,7 @@
       <w:outlineLvl w:val="1"/>
     </w:pPr>
     <w:rPr>
-      <w:rFonts w:ascii="Times New Roman" w:asciiTheme="majorHAnsi" w:cstheme="majorBidi" w:eastAsia="黑体" w:eastAsiaTheme="majorEastAsia" w:hAnsi="Times New Roman" w:hAnsiTheme="majorHAnsi"/>
+      <w:rFonts w:ascii="Times New Roman" w:asciiTheme="majorHAnsi" w:cstheme="majorBidi" w:eastAsia="黑体" w:hAnsi="Times New Roman" w:hAnsiTheme="majorHAnsi"/>
       <w:b/>
       <w:bCs/>
       <w:color w:val="2E4E7E"/>
@@ -4331,7 +4677,7 @@
       <w:outlineLvl w:val="2"/>
     </w:pPr>
     <w:rPr>
-      <w:rFonts w:ascii="Times New Roman" w:asciiTheme="majorHAnsi" w:cstheme="majorBidi" w:eastAsia="黑体" w:eastAsiaTheme="majorEastAsia" w:hAnsi="Times New Roman" w:hAnsiTheme="majorHAnsi"/>
+      <w:rFonts w:ascii="Times New Roman" w:asciiTheme="majorHAnsi" w:cstheme="majorBidi" w:eastAsia="黑体" w:hAnsi="Times New Roman" w:hAnsiTheme="majorHAnsi"/>
       <w:b/>
       <w:bCs/>
       <w:color w:val="2E4E7E"/>
@@ -4355,7 +4701,7 @@
       <w:outlineLvl w:val="3"/>
     </w:pPr>
     <w:rPr>
-      <w:rFonts w:ascii="Times New Roman" w:asciiTheme="majorHAnsi" w:cstheme="majorBidi" w:eastAsia="黑体" w:eastAsiaTheme="majorEastAsia" w:hAnsi="Times New Roman" w:hAnsiTheme="majorHAnsi"/>
+      <w:rFonts w:ascii="Times New Roman" w:asciiTheme="majorHAnsi" w:cstheme="majorBidi" w:eastAsia="黑体" w:hAnsi="Times New Roman" w:hAnsiTheme="majorHAnsi"/>
       <w:b/>
       <w:bCs/>
       <w:i/>
@@ -4381,7 +4727,7 @@
       <w:outlineLvl w:val="4"/>
     </w:pPr>
     <w:rPr>
-      <w:rFonts w:ascii="Times New Roman" w:asciiTheme="majorHAnsi" w:cstheme="majorBidi" w:eastAsia="黑体" w:eastAsiaTheme="majorEastAsia" w:hAnsi="Times New Roman" w:hAnsiTheme="majorHAnsi"/>
+      <w:rFonts w:ascii="Times New Roman" w:asciiTheme="majorHAnsi" w:cstheme="majorBidi" w:eastAsia="黑体" w:hAnsi="Times New Roman" w:hAnsiTheme="majorHAnsi"/>
       <w:b/>
       <w:color w:val="333333"/>
       <w:sz w:val="22"/>
@@ -4404,7 +4750,7 @@
       <w:outlineLvl w:val="5"/>
     </w:pPr>
     <w:rPr>
-      <w:rFonts w:asciiTheme="majorHAnsi" w:cstheme="majorBidi" w:eastAsiaTheme="majorEastAsia" w:hAnsiTheme="majorHAnsi"/>
+      <w:rFonts w:asciiTheme="majorHAnsi" w:cstheme="majorBidi" w:hAnsiTheme="majorHAnsi" w:eastAsia="黑体"/>
       <w:i/>
       <w:iCs/>
       <w:color w:themeColor="accent1" w:themeShade="7F" w:val="243F60"/>
@@ -4427,7 +4773,7 @@
       <w:outlineLvl w:val="6"/>
     </w:pPr>
     <w:rPr>
-      <w:rFonts w:asciiTheme="majorHAnsi" w:cstheme="majorBidi" w:eastAsiaTheme="majorEastAsia" w:hAnsiTheme="majorHAnsi"/>
+      <w:rFonts w:asciiTheme="majorHAnsi" w:cstheme="majorBidi" w:hAnsiTheme="majorHAnsi" w:eastAsia="黑体"/>
       <w:i/>
       <w:iCs/>
       <w:color w:themeColor="text1" w:themeTint="BF" w:val="404040"/>
@@ -4450,7 +4796,7 @@
       <w:outlineLvl w:val="7"/>
     </w:pPr>
     <w:rPr>
-      <w:rFonts w:asciiTheme="majorHAnsi" w:cstheme="majorBidi" w:eastAsiaTheme="majorEastAsia" w:hAnsiTheme="majorHAnsi"/>
+      <w:rFonts w:asciiTheme="majorHAnsi" w:cstheme="majorBidi" w:hAnsiTheme="majorHAnsi" w:eastAsia="黑体"/>
       <w:color w:themeColor="accent1" w:val="4F81BD"/>
       <w:sz w:val="20"/>
       <w:szCs w:val="20"/>
@@ -4473,7 +4819,7 @@
       <w:outlineLvl w:val="8"/>
     </w:pPr>
     <w:rPr>
-      <w:rFonts w:asciiTheme="majorHAnsi" w:cstheme="majorBidi" w:eastAsiaTheme="majorEastAsia" w:hAnsiTheme="majorHAnsi"/>
+      <w:rFonts w:asciiTheme="majorHAnsi" w:cstheme="majorBidi" w:hAnsiTheme="majorHAnsi" w:eastAsia="黑体"/>
       <w:i/>
       <w:iCs/>
       <w:color w:themeColor="text1" w:themeTint="BF" w:val="404040"/>
@@ -4524,7 +4870,7 @@
     <w:uiPriority w:val="9"/>
     <w:rsid w:val="00FC693F"/>
     <w:rPr>
-      <w:rFonts w:asciiTheme="majorHAnsi" w:cstheme="majorBidi" w:eastAsiaTheme="majorEastAsia" w:hAnsiTheme="majorHAnsi"/>
+      <w:rFonts w:asciiTheme="majorHAnsi" w:cstheme="majorBidi" w:hAnsiTheme="majorHAnsi" w:eastAsia="黑体"/>
       <w:b/>
       <w:bCs/>
       <w:color w:themeColor="accent1" w:themeShade="BF" w:val="365F91"/>
@@ -4539,7 +4885,7 @@
     <w:uiPriority w:val="9"/>
     <w:rsid w:val="00FC693F"/>
     <w:rPr>
-      <w:rFonts w:asciiTheme="majorHAnsi" w:cstheme="majorBidi" w:eastAsiaTheme="majorEastAsia" w:hAnsiTheme="majorHAnsi"/>
+      <w:rFonts w:asciiTheme="majorHAnsi" w:cstheme="majorBidi" w:hAnsiTheme="majorHAnsi" w:eastAsia="黑体"/>
       <w:b/>
       <w:bCs/>
       <w:color w:themeColor="accent1" w:val="4F81BD"/>
@@ -4554,7 +4900,7 @@
     <w:uiPriority w:val="9"/>
     <w:rsid w:val="00FC693F"/>
     <w:rPr>
-      <w:rFonts w:asciiTheme="majorHAnsi" w:cstheme="majorBidi" w:eastAsiaTheme="majorEastAsia" w:hAnsiTheme="majorHAnsi"/>
+      <w:rFonts w:asciiTheme="majorHAnsi" w:cstheme="majorBidi" w:hAnsiTheme="majorHAnsi" w:eastAsia="黑体"/>
       <w:b/>
       <w:bCs/>
       <w:color w:themeColor="accent1" w:val="4F81BD"/>
@@ -4577,7 +4923,7 @@
       <w:contextualSpacing/>
     </w:pPr>
     <w:rPr>
-      <w:rFonts w:ascii="Times New Roman" w:asciiTheme="majorHAnsi" w:cstheme="majorBidi" w:eastAsia="黑体" w:eastAsiaTheme="majorEastAsia" w:hAnsi="Times New Roman" w:hAnsiTheme="majorHAnsi"/>
+      <w:rFonts w:ascii="Times New Roman" w:asciiTheme="majorHAnsi" w:cstheme="majorBidi" w:eastAsia="黑体" w:hAnsi="Times New Roman" w:hAnsiTheme="majorHAnsi"/>
       <w:b/>
       <w:color w:val="1F3864"/>
       <w:spacing w:val="5"/>
@@ -4593,7 +4939,7 @@
     <w:uiPriority w:val="10"/>
     <w:rsid w:val="00FC693F"/>
     <w:rPr>
-      <w:rFonts w:asciiTheme="majorHAnsi" w:cstheme="majorBidi" w:eastAsiaTheme="majorEastAsia" w:hAnsiTheme="majorHAnsi"/>
+      <w:rFonts w:asciiTheme="majorHAnsi" w:cstheme="majorBidi" w:hAnsiTheme="majorHAnsi" w:eastAsia="黑体"/>
       <w:color w:themeColor="text2" w:themeShade="BF" w:val="17365D"/>
       <w:spacing w:val="5"/>
       <w:kern w:val="28"/>
@@ -4615,7 +4961,7 @@
       </w:numPr>
     </w:pPr>
     <w:rPr>
-      <w:rFonts w:asciiTheme="majorHAnsi" w:cstheme="majorBidi" w:eastAsiaTheme="majorEastAsia" w:hAnsiTheme="majorHAnsi"/>
+      <w:rFonts w:asciiTheme="majorHAnsi" w:cstheme="majorBidi" w:hAnsiTheme="majorHAnsi" w:eastAsia="黑体"/>
       <w:i/>
       <w:iCs/>
       <w:color w:themeColor="accent1" w:val="4F81BD"/>
@@ -4631,7 +4977,7 @@
     <w:uiPriority w:val="11"/>
     <w:rsid w:val="00FC693F"/>
     <w:rPr>
-      <w:rFonts w:asciiTheme="majorHAnsi" w:cstheme="majorBidi" w:eastAsiaTheme="majorEastAsia" w:hAnsiTheme="majorHAnsi"/>
+      <w:rFonts w:asciiTheme="majorHAnsi" w:cstheme="majorBidi" w:hAnsiTheme="majorHAnsi" w:eastAsia="黑体"/>
       <w:i/>
       <w:iCs/>
       <w:color w:themeColor="accent1" w:val="4F81BD"/>
@@ -4698,6 +5044,7 @@
       <w:spacing w:after="120"/>
     </w:pPr>
     <w:rPr>
+      <w:rFonts w:eastAsia="黑体"/>
       <w:sz w:val="16"/>
       <w:szCs w:val="16"/>
     </w:rPr>
@@ -4709,6 +5056,7 @@
     <w:uiPriority w:val="99"/>
     <w:rsid w:val="00AA1D8D"/>
     <w:rPr>
+      <w:rFonts w:eastAsia="黑体"/>
       <w:sz w:val="16"/>
       <w:szCs w:val="16"/>
     </w:rPr>
@@ -4878,7 +5226,7 @@
       </w:tabs>
     </w:pPr>
     <w:rPr>
-      <w:rFonts w:ascii="Courier" w:hAnsi="Courier"/>
+      <w:rFonts w:ascii="Courier" w:hAnsi="Courier" w:eastAsia="黑体"/>
       <w:sz w:val="20"/>
       <w:szCs w:val="20"/>
     </w:rPr>
@@ -4890,7 +5238,7 @@
     <w:uiPriority w:val="99"/>
     <w:rsid w:val="0029639D"/>
     <w:rPr>
-      <w:rFonts w:ascii="Courier" w:hAnsi="Courier"/>
+      <w:rFonts w:ascii="Courier" w:hAnsi="Courier" w:eastAsia="黑体"/>
       <w:sz w:val="20"/>
       <w:szCs w:val="20"/>
     </w:rPr>
@@ -4926,6 +5274,7 @@
     <w:uiPriority w:val="29"/>
     <w:rsid w:val="00FC693F"/>
     <w:rPr>
+      <w:rFonts w:eastAsia="黑体"/>
       <w:i/>
       <w:iCs/>
       <w:color w:themeColor="text1" w:val="000000"/>
@@ -4939,7 +5288,7 @@
     <w:semiHidden/>
     <w:rsid w:val="00FC693F"/>
     <w:rPr>
-      <w:rFonts w:asciiTheme="majorHAnsi" w:cstheme="majorBidi" w:eastAsiaTheme="majorEastAsia" w:hAnsiTheme="majorHAnsi"/>
+      <w:rFonts w:asciiTheme="majorHAnsi" w:cstheme="majorBidi" w:hAnsiTheme="majorHAnsi" w:eastAsia="黑体"/>
       <w:b/>
       <w:bCs/>
       <w:i/>
@@ -4955,7 +5304,7 @@
     <w:semiHidden/>
     <w:rsid w:val="00FC693F"/>
     <w:rPr>
-      <w:rFonts w:asciiTheme="majorHAnsi" w:cstheme="majorBidi" w:eastAsiaTheme="majorEastAsia" w:hAnsiTheme="majorHAnsi"/>
+      <w:rFonts w:asciiTheme="majorHAnsi" w:cstheme="majorBidi" w:hAnsiTheme="majorHAnsi" w:eastAsia="黑体"/>
       <w:color w:themeColor="accent1" w:themeShade="7F" w:val="243F60"/>
     </w:rPr>
   </w:style>
@@ -4967,7 +5316,7 @@
     <w:semiHidden/>
     <w:rsid w:val="00FC693F"/>
     <w:rPr>
-      <w:rFonts w:asciiTheme="majorHAnsi" w:cstheme="majorBidi" w:eastAsiaTheme="majorEastAsia" w:hAnsiTheme="majorHAnsi"/>
+      <w:rFonts w:asciiTheme="majorHAnsi" w:cstheme="majorBidi" w:hAnsiTheme="majorHAnsi" w:eastAsia="黑体"/>
       <w:i/>
       <w:iCs/>
       <w:color w:themeColor="accent1" w:themeShade="7F" w:val="243F60"/>
@@ -4981,7 +5330,7 @@
     <w:semiHidden/>
     <w:rsid w:val="00FC693F"/>
     <w:rPr>
-      <w:rFonts w:asciiTheme="majorHAnsi" w:cstheme="majorBidi" w:eastAsiaTheme="majorEastAsia" w:hAnsiTheme="majorHAnsi"/>
+      <w:rFonts w:asciiTheme="majorHAnsi" w:cstheme="majorBidi" w:hAnsiTheme="majorHAnsi" w:eastAsia="黑体"/>
       <w:i/>
       <w:iCs/>
       <w:color w:themeColor="text1" w:themeTint="BF" w:val="404040"/>
@@ -4995,7 +5344,7 @@
     <w:semiHidden/>
     <w:rsid w:val="00FC693F"/>
     <w:rPr>
-      <w:rFonts w:asciiTheme="majorHAnsi" w:cstheme="majorBidi" w:eastAsiaTheme="majorEastAsia" w:hAnsiTheme="majorHAnsi"/>
+      <w:rFonts w:asciiTheme="majorHAnsi" w:cstheme="majorBidi" w:hAnsiTheme="majorHAnsi" w:eastAsia="黑体"/>
       <w:color w:themeColor="accent1" w:val="4F81BD"/>
       <w:sz w:val="20"/>
       <w:szCs w:val="20"/>
@@ -5009,7 +5358,7 @@
     <w:semiHidden/>
     <w:rsid w:val="00FC693F"/>
     <w:rPr>
-      <w:rFonts w:asciiTheme="majorHAnsi" w:cstheme="majorBidi" w:eastAsiaTheme="majorEastAsia" w:hAnsiTheme="majorHAnsi"/>
+      <w:rFonts w:asciiTheme="majorHAnsi" w:cstheme="majorBidi" w:hAnsiTheme="majorHAnsi" w:eastAsia="黑体"/>
       <w:i/>
       <w:iCs/>
       <w:color w:themeColor="text1" w:themeTint="BF" w:val="404040"/>
@@ -5030,6 +5379,7 @@
       <w:spacing w:line="240" w:lineRule="auto"/>
     </w:pPr>
     <w:rPr>
+      <w:rFonts w:eastAsia="黑体"/>
       <w:b/>
       <w:bCs/>
       <w:color w:themeColor="accent1" w:val="4F81BD"/>
@@ -5044,6 +5394,7 @@
     <w:qFormat/>
     <w:rsid w:val="00FC693F"/>
     <w:rPr>
+      <w:rFonts w:eastAsia="黑体"/>
       <w:b/>
       <w:bCs/>
     </w:rPr>
@@ -5055,6 +5406,7 @@
     <w:qFormat/>
     <w:rsid w:val="00FC693F"/>
     <w:rPr>
+      <w:rFonts w:eastAsia="黑体"/>
       <w:i/>
       <w:iCs/>
     </w:rPr>
@@ -5075,6 +5427,7 @@
       <w:ind w:left="936" w:right="936"/>
     </w:pPr>
     <w:rPr>
+      <w:rFonts w:eastAsia="黑体"/>
       <w:b/>
       <w:bCs/>
       <w:i/>
@@ -5089,6 +5442,7 @@
     <w:uiPriority w:val="30"/>
     <w:rsid w:val="00FC693F"/>
     <w:rPr>
+      <w:rFonts w:eastAsia="黑体"/>
       <w:b/>
       <w:bCs/>
       <w:i/>
@@ -5103,6 +5457,7 @@
     <w:qFormat/>
     <w:rsid w:val="00FC693F"/>
     <w:rPr>
+      <w:rFonts w:eastAsia="黑体"/>
       <w:i/>
       <w:iCs/>
       <w:color w:themeColor="text1" w:themeTint="7F" w:val="808080"/>
@@ -5115,6 +5470,7 @@
     <w:qFormat/>
     <w:rsid w:val="00FC693F"/>
     <w:rPr>
+      <w:rFonts w:eastAsia="黑体"/>
       <w:b/>
       <w:bCs/>
       <w:i/>
@@ -5129,6 +5485,7 @@
     <w:qFormat/>
     <w:rsid w:val="00FC693F"/>
     <w:rPr>
+      <w:rFonts w:eastAsia="黑体"/>
       <w:smallCaps/>
       <w:color w:themeColor="accent2" w:val="C0504D"/>
       <w:u w:val="single"/>
@@ -5141,6 +5498,7 @@
     <w:qFormat/>
     <w:rsid w:val="00FC693F"/>
     <w:rPr>
+      <w:rFonts w:eastAsia="黑体"/>
       <w:b/>
       <w:bCs/>
       <w:smallCaps/>
@@ -5156,6 +5514,7 @@
     <w:qFormat/>
     <w:rsid w:val="00FC693F"/>
     <w:rPr>
+      <w:rFonts w:eastAsia="黑体"/>
       <w:b/>
       <w:bCs/>
       <w:smallCaps/>
@@ -5210,6 +5569,7 @@
       <w:spacing w:after="0" w:line="240" w:lineRule="auto"/>
     </w:pPr>
     <w:rPr>
+      <w:rFonts w:eastAsia="黑体"/>
       <w:color w:themeColor="text1" w:themeShade="BF" w:val="000000"/>
     </w:rPr>
     <w:tblPr>
@@ -5232,6 +5592,7 @@
         <w:spacing w:after="0" w:before="0" w:line="240" w:lineRule="auto"/>
       </w:pPr>
       <w:rPr>
+        <w:rFonts w:eastAsia="黑体"/>
         <w:b/>
         <w:bCs/>
       </w:rPr>
@@ -5252,6 +5613,7 @@
         <w:spacing w:after="0" w:before="0" w:line="240" w:lineRule="auto"/>
       </w:pPr>
       <w:rPr>
+        <w:rFonts w:eastAsia="黑体"/>
         <w:b/>
         <w:bCs/>
       </w:rPr>
@@ -5269,12 +5631,14 @@
     </w:tblStylePr>
     <w:tblStylePr w:type="firstCol">
       <w:rPr>
+        <w:rFonts w:eastAsia="黑体"/>
         <w:b/>
         <w:bCs/>
       </w:rPr>
     </w:tblStylePr>
     <w:tblStylePr w:type="lastCol">
       <w:rPr>
+        <w:rFonts w:eastAsia="黑体"/>
         <w:b/>
         <w:bCs/>
       </w:rPr>
@@ -5313,6 +5677,7 @@
       <w:spacing w:after="0" w:line="240" w:lineRule="auto"/>
     </w:pPr>
     <w:rPr>
+      <w:rFonts w:eastAsia="黑体"/>
       <w:color w:themeColor="accent1" w:themeShade="BF" w:val="365F91"/>
     </w:rPr>
     <w:tblPr>
@@ -5335,6 +5700,7 @@
         <w:spacing w:after="0" w:before="0" w:line="240" w:lineRule="auto"/>
       </w:pPr>
       <w:rPr>
+        <w:rFonts w:eastAsia="黑体"/>
         <w:b/>
         <w:bCs/>
       </w:rPr>
@@ -5355,6 +5721,7 @@
         <w:spacing w:after="0" w:before="0" w:line="240" w:lineRule="auto"/>
       </w:pPr>
       <w:rPr>
+        <w:rFonts w:eastAsia="黑体"/>
         <w:b/>
         <w:bCs/>
       </w:rPr>
@@ -5372,12 +5739,14 @@
     </w:tblStylePr>
     <w:tblStylePr w:type="firstCol">
       <w:rPr>
+        <w:rFonts w:eastAsia="黑体"/>
         <w:b/>
         <w:bCs/>
       </w:rPr>
     </w:tblStylePr>
     <w:tblStylePr w:type="lastCol">
       <w:rPr>
+        <w:rFonts w:eastAsia="黑体"/>
         <w:b/>
         <w:bCs/>
       </w:rPr>
@@ -5416,6 +5785,7 @@
       <w:spacing w:after="0" w:line="240" w:lineRule="auto"/>
     </w:pPr>
     <w:rPr>
+      <w:rFonts w:eastAsia="黑体"/>
       <w:color w:themeColor="accent2" w:themeShade="BF" w:val="943634"/>
     </w:rPr>
     <w:tblPr>
@@ -5438,6 +5808,7 @@
         <w:spacing w:after="0" w:before="0" w:line="240" w:lineRule="auto"/>
       </w:pPr>
       <w:rPr>
+        <w:rFonts w:eastAsia="黑体"/>
         <w:b/>
         <w:bCs/>
       </w:rPr>
@@ -5458,6 +5829,7 @@
         <w:spacing w:after="0" w:before="0" w:line="240" w:lineRule="auto"/>
       </w:pPr>
       <w:rPr>
+        <w:rFonts w:eastAsia="黑体"/>
         <w:b/>
         <w:bCs/>
       </w:rPr>
@@ -5475,12 +5847,14 @@
     </w:tblStylePr>
     <w:tblStylePr w:type="firstCol">
       <w:rPr>
+        <w:rFonts w:eastAsia="黑体"/>
         <w:b/>
         <w:bCs/>
       </w:rPr>
     </w:tblStylePr>
     <w:tblStylePr w:type="lastCol">
       <w:rPr>
+        <w:rFonts w:eastAsia="黑体"/>
         <w:b/>
         <w:bCs/>
       </w:rPr>
@@ -5519,6 +5893,7 @@
       <w:spacing w:after="0" w:line="240" w:lineRule="auto"/>
     </w:pPr>
     <w:rPr>
+      <w:rFonts w:eastAsia="黑体"/>
       <w:color w:themeColor="accent3" w:themeShade="BF" w:val="76923C"/>
     </w:rPr>
     <w:tblPr>
@@ -5541,6 +5916,7 @@
         <w:spacing w:after="0" w:before="0" w:line="240" w:lineRule="auto"/>
       </w:pPr>
       <w:rPr>
+        <w:rFonts w:eastAsia="黑体"/>
         <w:b/>
         <w:bCs/>
       </w:rPr>
@@ -5561,6 +5937,7 @@
         <w:spacing w:after="0" w:before="0" w:line="240" w:lineRule="auto"/>
       </w:pPr>
       <w:rPr>
+        <w:rFonts w:eastAsia="黑体"/>
         <w:b/>
         <w:bCs/>
       </w:rPr>
@@ -5578,12 +5955,14 @@
     </w:tblStylePr>
     <w:tblStylePr w:type="firstCol">
       <w:rPr>
+        <w:rFonts w:eastAsia="黑体"/>
         <w:b/>
         <w:bCs/>
       </w:rPr>
     </w:tblStylePr>
     <w:tblStylePr w:type="lastCol">
       <w:rPr>
+        <w:rFonts w:eastAsia="黑体"/>
         <w:b/>
         <w:bCs/>
       </w:rPr>
@@ -5622,6 +6001,7 @@
       <w:spacing w:after="0" w:line="240" w:lineRule="auto"/>
     </w:pPr>
     <w:rPr>
+      <w:rFonts w:eastAsia="黑体"/>
       <w:color w:themeColor="accent4" w:themeShade="BF" w:val="5F497A"/>
     </w:rPr>
     <w:tblPr>
@@ -5644,6 +6024,7 @@
         <w:spacing w:after="0" w:before="0" w:line="240" w:lineRule="auto"/>
       </w:pPr>
       <w:rPr>
+        <w:rFonts w:eastAsia="黑体"/>
         <w:b/>
         <w:bCs/>
       </w:rPr>
@@ -5664,6 +6045,7 @@
         <w:spacing w:after="0" w:before="0" w:line="240" w:lineRule="auto"/>
       </w:pPr>
       <w:rPr>
+        <w:rFonts w:eastAsia="黑体"/>
         <w:b/>
         <w:bCs/>
       </w:rPr>
@@ -5681,12 +6063,14 @@
     </w:tblStylePr>
     <w:tblStylePr w:type="firstCol">
       <w:rPr>
+        <w:rFonts w:eastAsia="黑体"/>
         <w:b/>
         <w:bCs/>
       </w:rPr>
     </w:tblStylePr>
     <w:tblStylePr w:type="lastCol">
       <w:rPr>
+        <w:rFonts w:eastAsia="黑体"/>
         <w:b/>
         <w:bCs/>
       </w:rPr>
@@ -5725,6 +6109,7 @@
       <w:spacing w:after="0" w:line="240" w:lineRule="auto"/>
     </w:pPr>
     <w:rPr>
+      <w:rFonts w:eastAsia="黑体"/>
       <w:color w:themeColor="accent5" w:themeShade="BF" w:val="31849B"/>
     </w:rPr>
     <w:tblPr>
@@ -5747,6 +6132,7 @@
         <w:spacing w:after="0" w:before="0" w:line="240" w:lineRule="auto"/>
       </w:pPr>
       <w:rPr>
+        <w:rFonts w:eastAsia="黑体"/>
         <w:b/>
         <w:bCs/>
       </w:rPr>
@@ -5767,6 +6153,7 @@
         <w:spacing w:after="0" w:before="0" w:line="240" w:lineRule="auto"/>
       </w:pPr>
       <w:rPr>
+        <w:rFonts w:eastAsia="黑体"/>
         <w:b/>
         <w:bCs/>
       </w:rPr>
@@ -5784,12 +6171,14 @@
     </w:tblStylePr>
     <w:tblStylePr w:type="firstCol">
       <w:rPr>
+        <w:rFonts w:eastAsia="黑体"/>
         <w:b/>
         <w:bCs/>
       </w:rPr>
     </w:tblStylePr>
     <w:tblStylePr w:type="lastCol">
       <w:rPr>
+        <w:rFonts w:eastAsia="黑体"/>
         <w:b/>
         <w:bCs/>
       </w:rPr>
@@ -5828,6 +6217,7 @@
       <w:spacing w:after="0" w:line="240" w:lineRule="auto"/>
     </w:pPr>
     <w:rPr>
+      <w:rFonts w:eastAsia="黑体"/>
       <w:color w:themeColor="accent6" w:themeShade="BF" w:val="E36C0A"/>
     </w:rPr>
     <w:tblPr>
@@ -5850,6 +6240,7 @@
         <w:spacing w:after="0" w:before="0" w:line="240" w:lineRule="auto"/>
       </w:pPr>
       <w:rPr>
+        <w:rFonts w:eastAsia="黑体"/>
         <w:b/>
         <w:bCs/>
       </w:rPr>
@@ -5870,6 +6261,7 @@
         <w:spacing w:after="0" w:before="0" w:line="240" w:lineRule="auto"/>
       </w:pPr>
       <w:rPr>
+        <w:rFonts w:eastAsia="黑体"/>
         <w:b/>
         <w:bCs/>
       </w:rPr>
@@ -5887,12 +6279,14 @@
     </w:tblStylePr>
     <w:tblStylePr w:type="firstCol">
       <w:rPr>
+        <w:rFonts w:eastAsia="黑体"/>
         <w:b/>
         <w:bCs/>
       </w:rPr>
     </w:tblStylePr>
     <w:tblStylePr w:type="lastCol">
       <w:rPr>
+        <w:rFonts w:eastAsia="黑体"/>
         <w:b/>
         <w:bCs/>
       </w:rPr>
@@ -5952,6 +6346,7 @@
         <w:spacing w:after="0" w:before="0" w:line="240" w:lineRule="auto"/>
       </w:pPr>
       <w:rPr>
+        <w:rFonts w:eastAsia="黑体"/>
         <w:b/>
         <w:bCs/>
         <w:color w:themeColor="background1" w:val="FFFFFF"/>
@@ -5966,6 +6361,7 @@
         <w:spacing w:after="0" w:before="0" w:line="240" w:lineRule="auto"/>
       </w:pPr>
       <w:rPr>
+        <w:rFonts w:eastAsia="黑体"/>
         <w:b/>
         <w:bCs/>
       </w:rPr>
@@ -5981,12 +6377,14 @@
     </w:tblStylePr>
     <w:tblStylePr w:type="firstCol">
       <w:rPr>
+        <w:rFonts w:eastAsia="黑体"/>
         <w:b/>
         <w:bCs/>
       </w:rPr>
     </w:tblStylePr>
     <w:tblStylePr w:type="lastCol">
       <w:rPr>
+        <w:rFonts w:eastAsia="黑体"/>
         <w:b/>
         <w:bCs/>
       </w:rPr>
@@ -6044,6 +6442,7 @@
         <w:spacing w:after="0" w:before="0" w:line="240" w:lineRule="auto"/>
       </w:pPr>
       <w:rPr>
+        <w:rFonts w:eastAsia="黑体"/>
         <w:b/>
         <w:bCs/>
         <w:color w:themeColor="background1" w:val="FFFFFF"/>
@@ -6058,6 +6457,7 @@
         <w:spacing w:after="0" w:before="0" w:line="240" w:lineRule="auto"/>
       </w:pPr>
       <w:rPr>
+        <w:rFonts w:eastAsia="黑体"/>
         <w:b/>
         <w:bCs/>
       </w:rPr>
@@ -6073,12 +6473,14 @@
     </w:tblStylePr>
     <w:tblStylePr w:type="firstCol">
       <w:rPr>
+        <w:rFonts w:eastAsia="黑体"/>
         <w:b/>
         <w:bCs/>
       </w:rPr>
     </w:tblStylePr>
     <w:tblStylePr w:type="lastCol">
       <w:rPr>
+        <w:rFonts w:eastAsia="黑体"/>
         <w:b/>
         <w:bCs/>
       </w:rPr>
@@ -6136,6 +6538,7 @@
         <w:spacing w:after="0" w:before="0" w:line="240" w:lineRule="auto"/>
       </w:pPr>
       <w:rPr>
+        <w:rFonts w:eastAsia="黑体"/>
         <w:b/>
         <w:bCs/>
         <w:color w:themeColor="background1" w:val="FFFFFF"/>
@@ -6150,6 +6553,7 @@
         <w:spacing w:after="0" w:before="0" w:line="240" w:lineRule="auto"/>
       </w:pPr>
       <w:rPr>
+        <w:rFonts w:eastAsia="黑体"/>
         <w:b/>
         <w:bCs/>
       </w:rPr>
@@ -6165,12 +6569,14 @@
     </w:tblStylePr>
     <w:tblStylePr w:type="firstCol">
       <w:rPr>
+        <w:rFonts w:eastAsia="黑体"/>
         <w:b/>
         <w:bCs/>
       </w:rPr>
     </w:tblStylePr>
     <w:tblStylePr w:type="lastCol">
       <w:rPr>
+        <w:rFonts w:eastAsia="黑体"/>
         <w:b/>
         <w:bCs/>
       </w:rPr>
@@ -6228,6 +6634,7 @@
         <w:spacing w:after="0" w:before="0" w:line="240" w:lineRule="auto"/>
       </w:pPr>
       <w:rPr>
+        <w:rFonts w:eastAsia="黑体"/>
         <w:b/>
         <w:bCs/>
         <w:color w:themeColor="background1" w:val="FFFFFF"/>
@@ -6242,6 +6649,7 @@
         <w:spacing w:after="0" w:before="0" w:line="240" w:lineRule="auto"/>
       </w:pPr>
       <w:rPr>
+        <w:rFonts w:eastAsia="黑体"/>
         <w:b/>
         <w:bCs/>
       </w:rPr>
@@ -6257,12 +6665,14 @@
     </w:tblStylePr>
     <w:tblStylePr w:type="firstCol">
       <w:rPr>
+        <w:rFonts w:eastAsia="黑体"/>
         <w:b/>
         <w:bCs/>
       </w:rPr>
     </w:tblStylePr>
     <w:tblStylePr w:type="lastCol">
       <w:rPr>
+        <w:rFonts w:eastAsia="黑体"/>
         <w:b/>
         <w:bCs/>
       </w:rPr>
@@ -6320,6 +6730,7 @@
         <w:spacing w:after="0" w:before="0" w:line="240" w:lineRule="auto"/>
       </w:pPr>
       <w:rPr>
+        <w:rFonts w:eastAsia="黑体"/>
         <w:b/>
         <w:bCs/>
         <w:color w:themeColor="background1" w:val="FFFFFF"/>
@@ -6334,6 +6745,7 @@
         <w:spacing w:after="0" w:before="0" w:line="240" w:lineRule="auto"/>
       </w:pPr>
       <w:rPr>
+        <w:rFonts w:eastAsia="黑体"/>
         <w:b/>
         <w:bCs/>
       </w:rPr>
@@ -6349,12 +6761,14 @@
     </w:tblStylePr>
     <w:tblStylePr w:type="firstCol">
       <w:rPr>
+        <w:rFonts w:eastAsia="黑体"/>
         <w:b/>
         <w:bCs/>
       </w:rPr>
     </w:tblStylePr>
     <w:tblStylePr w:type="lastCol">
       <w:rPr>
+        <w:rFonts w:eastAsia="黑体"/>
         <w:b/>
         <w:bCs/>
       </w:rPr>
@@ -6412,6 +6826,7 @@
         <w:spacing w:after="0" w:before="0" w:line="240" w:lineRule="auto"/>
       </w:pPr>
       <w:rPr>
+        <w:rFonts w:eastAsia="黑体"/>
         <w:b/>
         <w:bCs/>
         <w:color w:themeColor="background1" w:val="FFFFFF"/>
@@ -6426,6 +6841,7 @@
         <w:spacing w:after="0" w:before="0" w:line="240" w:lineRule="auto"/>
       </w:pPr>
       <w:rPr>
+        <w:rFonts w:eastAsia="黑体"/>
         <w:b/>
         <w:bCs/>
       </w:rPr>
@@ -6441,12 +6857,14 @@
     </w:tblStylePr>
     <w:tblStylePr w:type="firstCol">
       <w:rPr>
+        <w:rFonts w:eastAsia="黑体"/>
         <w:b/>
         <w:bCs/>
       </w:rPr>
     </w:tblStylePr>
     <w:tblStylePr w:type="lastCol">
       <w:rPr>
+        <w:rFonts w:eastAsia="黑体"/>
         <w:b/>
         <w:bCs/>
       </w:rPr>
@@ -6504,6 +6922,7 @@
         <w:spacing w:after="0" w:before="0" w:line="240" w:lineRule="auto"/>
       </w:pPr>
       <w:rPr>
+        <w:rFonts w:eastAsia="黑体"/>
         <w:b/>
         <w:bCs/>
         <w:color w:themeColor="background1" w:val="FFFFFF"/>
@@ -6518,6 +6937,7 @@
         <w:spacing w:after="0" w:before="0" w:line="240" w:lineRule="auto"/>
       </w:pPr>
       <w:rPr>
+        <w:rFonts w:eastAsia="黑体"/>
         <w:b/>
         <w:bCs/>
       </w:rPr>
@@ -6533,12 +6953,14 @@
     </w:tblStylePr>
     <w:tblStylePr w:type="firstCol">
       <w:rPr>
+        <w:rFonts w:eastAsia="黑体"/>
         <w:b/>
         <w:bCs/>
       </w:rPr>
     </w:tblStylePr>
     <w:tblStylePr w:type="lastCol">
       <w:rPr>
+        <w:rFonts w:eastAsia="黑体"/>
         <w:b/>
         <w:bCs/>
       </w:rPr>
@@ -6598,7 +7020,7 @@
         <w:spacing w:after="0" w:before="0" w:line="240" w:lineRule="auto"/>
       </w:pPr>
       <w:rPr>
-        <w:rFonts w:asciiTheme="majorHAnsi" w:cstheme="majorBidi" w:eastAsiaTheme="majorEastAsia" w:hAnsiTheme="majorHAnsi"/>
+        <w:rFonts w:asciiTheme="majorHAnsi" w:cstheme="majorBidi" w:hAnsiTheme="majorHAnsi" w:eastAsia="黑体"/>
         <w:b/>
         <w:bCs/>
       </w:rPr>
@@ -6619,7 +7041,7 @@
         <w:spacing w:after="0" w:before="0" w:line="240" w:lineRule="auto"/>
       </w:pPr>
       <w:rPr>
-        <w:rFonts w:asciiTheme="majorHAnsi" w:cstheme="majorBidi" w:eastAsiaTheme="majorEastAsia" w:hAnsiTheme="majorHAnsi"/>
+        <w:rFonts w:asciiTheme="majorHAnsi" w:cstheme="majorBidi" w:hAnsiTheme="majorHAnsi" w:eastAsia="黑体"/>
         <w:b/>
         <w:bCs/>
       </w:rPr>
@@ -6637,14 +7059,14 @@
     </w:tblStylePr>
     <w:tblStylePr w:type="firstCol">
       <w:rPr>
-        <w:rFonts w:asciiTheme="majorHAnsi" w:cstheme="majorBidi" w:eastAsiaTheme="majorEastAsia" w:hAnsiTheme="majorHAnsi"/>
+        <w:rFonts w:asciiTheme="majorHAnsi" w:cstheme="majorBidi" w:hAnsiTheme="majorHAnsi" w:eastAsia="黑体"/>
         <w:b/>
         <w:bCs/>
       </w:rPr>
     </w:tblStylePr>
     <w:tblStylePr w:type="lastCol">
       <w:rPr>
-        <w:rFonts w:asciiTheme="majorHAnsi" w:cstheme="majorBidi" w:eastAsiaTheme="majorEastAsia" w:hAnsiTheme="majorHAnsi"/>
+        <w:rFonts w:asciiTheme="majorHAnsi" w:cstheme="majorBidi" w:hAnsiTheme="majorHAnsi" w:eastAsia="黑体"/>
         <w:b/>
         <w:bCs/>
       </w:rPr>
@@ -6728,7 +7150,7 @@
         <w:spacing w:after="0" w:before="0" w:line="240" w:lineRule="auto"/>
       </w:pPr>
       <w:rPr>
-        <w:rFonts w:asciiTheme="majorHAnsi" w:cstheme="majorBidi" w:eastAsiaTheme="majorEastAsia" w:hAnsiTheme="majorHAnsi"/>
+        <w:rFonts w:asciiTheme="majorHAnsi" w:cstheme="majorBidi" w:hAnsiTheme="majorHAnsi" w:eastAsia="黑体"/>
         <w:b/>
         <w:bCs/>
       </w:rPr>
@@ -6749,7 +7171,7 @@
         <w:spacing w:after="0" w:before="0" w:line="240" w:lineRule="auto"/>
       </w:pPr>
       <w:rPr>
-        <w:rFonts w:asciiTheme="majorHAnsi" w:cstheme="majorBidi" w:eastAsiaTheme="majorEastAsia" w:hAnsiTheme="majorHAnsi"/>
+        <w:rFonts w:asciiTheme="majorHAnsi" w:cstheme="majorBidi" w:hAnsiTheme="majorHAnsi" w:eastAsia="黑体"/>
         <w:b/>
         <w:bCs/>
       </w:rPr>
@@ -6767,14 +7189,14 @@
     </w:tblStylePr>
     <w:tblStylePr w:type="firstCol">
       <w:rPr>
-        <w:rFonts w:asciiTheme="majorHAnsi" w:cstheme="majorBidi" w:eastAsiaTheme="majorEastAsia" w:hAnsiTheme="majorHAnsi"/>
+        <w:rFonts w:asciiTheme="majorHAnsi" w:cstheme="majorBidi" w:hAnsiTheme="majorHAnsi" w:eastAsia="黑体"/>
         <w:b/>
         <w:bCs/>
       </w:rPr>
     </w:tblStylePr>
     <w:tblStylePr w:type="lastCol">
       <w:rPr>
-        <w:rFonts w:asciiTheme="majorHAnsi" w:cstheme="majorBidi" w:eastAsiaTheme="majorEastAsia" w:hAnsiTheme="majorHAnsi"/>
+        <w:rFonts w:asciiTheme="majorHAnsi" w:cstheme="majorBidi" w:hAnsiTheme="majorHAnsi" w:eastAsia="黑体"/>
         <w:b/>
         <w:bCs/>
       </w:rPr>
@@ -6858,7 +7280,7 @@
         <w:spacing w:after="0" w:before="0" w:line="240" w:lineRule="auto"/>
       </w:pPr>
       <w:rPr>
-        <w:rFonts w:asciiTheme="majorHAnsi" w:cstheme="majorBidi" w:eastAsiaTheme="majorEastAsia" w:hAnsiTheme="majorHAnsi"/>
+        <w:rFonts w:asciiTheme="majorHAnsi" w:cstheme="majorBidi" w:hAnsiTheme="majorHAnsi" w:eastAsia="黑体"/>
         <w:b/>
         <w:bCs/>
       </w:rPr>
@@ -6879,7 +7301,7 @@
         <w:spacing w:after="0" w:before="0" w:line="240" w:lineRule="auto"/>
       </w:pPr>
       <w:rPr>
-        <w:rFonts w:asciiTheme="majorHAnsi" w:cstheme="majorBidi" w:eastAsiaTheme="majorEastAsia" w:hAnsiTheme="majorHAnsi"/>
+        <w:rFonts w:asciiTheme="majorHAnsi" w:cstheme="majorBidi" w:hAnsiTheme="majorHAnsi" w:eastAsia="黑体"/>
         <w:b/>
         <w:bCs/>
       </w:rPr>
@@ -6897,14 +7319,14 @@
     </w:tblStylePr>
     <w:tblStylePr w:type="firstCol">
       <w:rPr>
-        <w:rFonts w:asciiTheme="majorHAnsi" w:cstheme="majorBidi" w:eastAsiaTheme="majorEastAsia" w:hAnsiTheme="majorHAnsi"/>
+        <w:rFonts w:asciiTheme="majorHAnsi" w:cstheme="majorBidi" w:hAnsiTheme="majorHAnsi" w:eastAsia="黑体"/>
         <w:b/>
         <w:bCs/>
       </w:rPr>
     </w:tblStylePr>
     <w:tblStylePr w:type="lastCol">
       <w:rPr>
-        <w:rFonts w:asciiTheme="majorHAnsi" w:cstheme="majorBidi" w:eastAsiaTheme="majorEastAsia" w:hAnsiTheme="majorHAnsi"/>
+        <w:rFonts w:asciiTheme="majorHAnsi" w:cstheme="majorBidi" w:hAnsiTheme="majorHAnsi" w:eastAsia="黑体"/>
         <w:b/>
         <w:bCs/>
       </w:rPr>
@@ -6988,7 +7410,7 @@
         <w:spacing w:after="0" w:before="0" w:line="240" w:lineRule="auto"/>
       </w:pPr>
       <w:rPr>
-        <w:rFonts w:asciiTheme="majorHAnsi" w:cstheme="majorBidi" w:eastAsiaTheme="majorEastAsia" w:hAnsiTheme="majorHAnsi"/>
+        <w:rFonts w:asciiTheme="majorHAnsi" w:cstheme="majorBidi" w:hAnsiTheme="majorHAnsi" w:eastAsia="黑体"/>
         <w:b/>
         <w:bCs/>
       </w:rPr>
@@ -7009,7 +7431,7 @@
         <w:spacing w:after="0" w:before="0" w:line="240" w:lineRule="auto"/>
       </w:pPr>
       <w:rPr>
-        <w:rFonts w:asciiTheme="majorHAnsi" w:cstheme="majorBidi" w:eastAsiaTheme="majorEastAsia" w:hAnsiTheme="majorHAnsi"/>
+        <w:rFonts w:asciiTheme="majorHAnsi" w:cstheme="majorBidi" w:hAnsiTheme="majorHAnsi" w:eastAsia="黑体"/>
         <w:b/>
         <w:bCs/>
       </w:rPr>
@@ -7027,14 +7449,14 @@
     </w:tblStylePr>
     <w:tblStylePr w:type="firstCol">
       <w:rPr>
-        <w:rFonts w:asciiTheme="majorHAnsi" w:cstheme="majorBidi" w:eastAsiaTheme="majorEastAsia" w:hAnsiTheme="majorHAnsi"/>
+        <w:rFonts w:asciiTheme="majorHAnsi" w:cstheme="majorBidi" w:hAnsiTheme="majorHAnsi" w:eastAsia="黑体"/>
         <w:b/>
         <w:bCs/>
       </w:rPr>
     </w:tblStylePr>
     <w:tblStylePr w:type="lastCol">
       <w:rPr>
-        <w:rFonts w:asciiTheme="majorHAnsi" w:cstheme="majorBidi" w:eastAsiaTheme="majorEastAsia" w:hAnsiTheme="majorHAnsi"/>
+        <w:rFonts w:asciiTheme="majorHAnsi" w:cstheme="majorBidi" w:hAnsiTheme="majorHAnsi" w:eastAsia="黑体"/>
         <w:b/>
         <w:bCs/>
       </w:rPr>
@@ -7118,7 +7540,7 @@
         <w:spacing w:after="0" w:before="0" w:line="240" w:lineRule="auto"/>
       </w:pPr>
       <w:rPr>
-        <w:rFonts w:asciiTheme="majorHAnsi" w:cstheme="majorBidi" w:eastAsiaTheme="majorEastAsia" w:hAnsiTheme="majorHAnsi"/>
+        <w:rFonts w:asciiTheme="majorHAnsi" w:cstheme="majorBidi" w:hAnsiTheme="majorHAnsi" w:eastAsia="黑体"/>
         <w:b/>
         <w:bCs/>
       </w:rPr>
@@ -7139,7 +7561,7 @@
         <w:spacing w:after="0" w:before="0" w:line="240" w:lineRule="auto"/>
       </w:pPr>
       <w:rPr>
-        <w:rFonts w:asciiTheme="majorHAnsi" w:cstheme="majorBidi" w:eastAsiaTheme="majorEastAsia" w:hAnsiTheme="majorHAnsi"/>
+        <w:rFonts w:asciiTheme="majorHAnsi" w:cstheme="majorBidi" w:hAnsiTheme="majorHAnsi" w:eastAsia="黑体"/>
         <w:b/>
         <w:bCs/>
       </w:rPr>
@@ -7157,14 +7579,14 @@
     </w:tblStylePr>
     <w:tblStylePr w:type="firstCol">
       <w:rPr>
-        <w:rFonts w:asciiTheme="majorHAnsi" w:cstheme="majorBidi" w:eastAsiaTheme="majorEastAsia" w:hAnsiTheme="majorHAnsi"/>
+        <w:rFonts w:asciiTheme="majorHAnsi" w:cstheme="majorBidi" w:hAnsiTheme="majorHAnsi" w:eastAsia="黑体"/>
         <w:b/>
         <w:bCs/>
       </w:rPr>
     </w:tblStylePr>
     <w:tblStylePr w:type="lastCol">
       <w:rPr>
-        <w:rFonts w:asciiTheme="majorHAnsi" w:cstheme="majorBidi" w:eastAsiaTheme="majorEastAsia" w:hAnsiTheme="majorHAnsi"/>
+        <w:rFonts w:asciiTheme="majorHAnsi" w:cstheme="majorBidi" w:hAnsiTheme="majorHAnsi" w:eastAsia="黑体"/>
         <w:b/>
         <w:bCs/>
       </w:rPr>
@@ -7248,7 +7670,7 @@
         <w:spacing w:after="0" w:before="0" w:line="240" w:lineRule="auto"/>
       </w:pPr>
       <w:rPr>
-        <w:rFonts w:asciiTheme="majorHAnsi" w:cstheme="majorBidi" w:eastAsiaTheme="majorEastAsia" w:hAnsiTheme="majorHAnsi"/>
+        <w:rFonts w:asciiTheme="majorHAnsi" w:cstheme="majorBidi" w:hAnsiTheme="majorHAnsi" w:eastAsia="黑体"/>
         <w:b/>
         <w:bCs/>
       </w:rPr>
@@ -7269,7 +7691,7 @@
         <w:spacing w:after="0" w:before="0" w:line="240" w:lineRule="auto"/>
       </w:pPr>
       <w:rPr>
-        <w:rFonts w:asciiTheme="majorHAnsi" w:cstheme="majorBidi" w:eastAsiaTheme="majorEastAsia" w:hAnsiTheme="majorHAnsi"/>
+        <w:rFonts w:asciiTheme="majorHAnsi" w:cstheme="majorBidi" w:hAnsiTheme="majorHAnsi" w:eastAsia="黑体"/>
         <w:b/>
         <w:bCs/>
       </w:rPr>
@@ -7287,14 +7709,14 @@
     </w:tblStylePr>
     <w:tblStylePr w:type="firstCol">
       <w:rPr>
-        <w:rFonts w:asciiTheme="majorHAnsi" w:cstheme="majorBidi" w:eastAsiaTheme="majorEastAsia" w:hAnsiTheme="majorHAnsi"/>
+        <w:rFonts w:asciiTheme="majorHAnsi" w:cstheme="majorBidi" w:hAnsiTheme="majorHAnsi" w:eastAsia="黑体"/>
         <w:b/>
         <w:bCs/>
       </w:rPr>
     </w:tblStylePr>
     <w:tblStylePr w:type="lastCol">
       <w:rPr>
-        <w:rFonts w:asciiTheme="majorHAnsi" w:cstheme="majorBidi" w:eastAsiaTheme="majorEastAsia" w:hAnsiTheme="majorHAnsi"/>
+        <w:rFonts w:asciiTheme="majorHAnsi" w:cstheme="majorBidi" w:hAnsiTheme="majorHAnsi" w:eastAsia="黑体"/>
         <w:b/>
         <w:bCs/>
       </w:rPr>
@@ -7378,7 +7800,7 @@
         <w:spacing w:after="0" w:before="0" w:line="240" w:lineRule="auto"/>
       </w:pPr>
       <w:rPr>
-        <w:rFonts w:asciiTheme="majorHAnsi" w:cstheme="majorBidi" w:eastAsiaTheme="majorEastAsia" w:hAnsiTheme="majorHAnsi"/>
+        <w:rFonts w:asciiTheme="majorHAnsi" w:cstheme="majorBidi" w:hAnsiTheme="majorHAnsi" w:eastAsia="黑体"/>
         <w:b/>
         <w:bCs/>
       </w:rPr>
@@ -7399,7 +7821,7 @@
         <w:spacing w:after="0" w:before="0" w:line="240" w:lineRule="auto"/>
       </w:pPr>
       <w:rPr>
-        <w:rFonts w:asciiTheme="majorHAnsi" w:cstheme="majorBidi" w:eastAsiaTheme="majorEastAsia" w:hAnsiTheme="majorHAnsi"/>
+        <w:rFonts w:asciiTheme="majorHAnsi" w:cstheme="majorBidi" w:hAnsiTheme="majorHAnsi" w:eastAsia="黑体"/>
         <w:b/>
         <w:bCs/>
       </w:rPr>
@@ -7417,14 +7839,14 @@
     </w:tblStylePr>
     <w:tblStylePr w:type="firstCol">
       <w:rPr>
-        <w:rFonts w:asciiTheme="majorHAnsi" w:cstheme="majorBidi" w:eastAsiaTheme="majorEastAsia" w:hAnsiTheme="majorHAnsi"/>
+        <w:rFonts w:asciiTheme="majorHAnsi" w:cstheme="majorBidi" w:hAnsiTheme="majorHAnsi" w:eastAsia="黑体"/>
         <w:b/>
         <w:bCs/>
       </w:rPr>
     </w:tblStylePr>
     <w:tblStylePr w:type="lastCol">
       <w:rPr>
-        <w:rFonts w:asciiTheme="majorHAnsi" w:cstheme="majorBidi" w:eastAsiaTheme="majorEastAsia" w:hAnsiTheme="majorHAnsi"/>
+        <w:rFonts w:asciiTheme="majorHAnsi" w:cstheme="majorBidi" w:hAnsiTheme="majorHAnsi" w:eastAsia="黑体"/>
         <w:b/>
         <w:bCs/>
       </w:rPr>
@@ -7507,6 +7929,7 @@
         <w:spacing w:after="0" w:before="0" w:line="240" w:lineRule="auto"/>
       </w:pPr>
       <w:rPr>
+        <w:rFonts w:eastAsia="黑体"/>
         <w:b/>
         <w:bCs/>
         <w:color w:themeColor="background1" w:val="FFFFFF"/>
@@ -7529,6 +7952,7 @@
         <w:spacing w:after="0" w:before="0" w:line="240" w:lineRule="auto"/>
       </w:pPr>
       <w:rPr>
+        <w:rFonts w:eastAsia="黑体"/>
         <w:b/>
         <w:bCs/>
       </w:rPr>
@@ -7546,12 +7970,14 @@
     </w:tblStylePr>
     <w:tblStylePr w:type="firstCol">
       <w:rPr>
+        <w:rFonts w:eastAsia="黑体"/>
         <w:b/>
         <w:bCs/>
       </w:rPr>
     </w:tblStylePr>
     <w:tblStylePr w:type="lastCol">
       <w:rPr>
+        <w:rFonts w:eastAsia="黑体"/>
         <w:b/>
         <w:bCs/>
       </w:rPr>
@@ -7613,6 +8039,7 @@
         <w:spacing w:after="0" w:before="0" w:line="240" w:lineRule="auto"/>
       </w:pPr>
       <w:rPr>
+        <w:rFonts w:eastAsia="黑体"/>
         <w:b/>
         <w:bCs/>
         <w:color w:themeColor="background1" w:val="FFFFFF"/>
@@ -7635,6 +8062,7 @@
         <w:spacing w:after="0" w:before="0" w:line="240" w:lineRule="auto"/>
       </w:pPr>
       <w:rPr>
+        <w:rFonts w:eastAsia="黑体"/>
         <w:b/>
         <w:bCs/>
       </w:rPr>
@@ -7652,12 +8080,14 @@
     </w:tblStylePr>
     <w:tblStylePr w:type="firstCol">
       <w:rPr>
+        <w:rFonts w:eastAsia="黑体"/>
         <w:b/>
         <w:bCs/>
       </w:rPr>
     </w:tblStylePr>
     <w:tblStylePr w:type="lastCol">
       <w:rPr>
+        <w:rFonts w:eastAsia="黑体"/>
         <w:b/>
         <w:bCs/>
       </w:rPr>
@@ -7719,6 +8149,7 @@
         <w:spacing w:after="0" w:before="0" w:line="240" w:lineRule="auto"/>
       </w:pPr>
       <w:rPr>
+        <w:rFonts w:eastAsia="黑体"/>
         <w:b/>
         <w:bCs/>
         <w:color w:themeColor="background1" w:val="FFFFFF"/>
@@ -7741,6 +8172,7 @@
         <w:spacing w:after="0" w:before="0" w:line="240" w:lineRule="auto"/>
       </w:pPr>
       <w:rPr>
+        <w:rFonts w:eastAsia="黑体"/>
         <w:b/>
         <w:bCs/>
       </w:rPr>
@@ -7758,12 +8190,14 @@
     </w:tblStylePr>
     <w:tblStylePr w:type="firstCol">
       <w:rPr>
+        <w:rFonts w:eastAsia="黑体"/>
         <w:b/>
         <w:bCs/>
       </w:rPr>
     </w:tblStylePr>
     <w:tblStylePr w:type="lastCol">
       <w:rPr>
+        <w:rFonts w:eastAsia="黑体"/>
         <w:b/>
         <w:bCs/>
       </w:rPr>
@@ -7825,6 +8259,7 @@
         <w:spacing w:after="0" w:before="0" w:line="240" w:lineRule="auto"/>
       </w:pPr>
       <w:rPr>
+        <w:rFonts w:eastAsia="黑体"/>
         <w:b/>
         <w:bCs/>
         <w:color w:themeColor="background1" w:val="FFFFFF"/>
@@ -7847,6 +8282,7 @@
         <w:spacing w:after="0" w:before="0" w:line="240" w:lineRule="auto"/>
       </w:pPr>
       <w:rPr>
+        <w:rFonts w:eastAsia="黑体"/>
         <w:b/>
         <w:bCs/>
       </w:rPr>
@@ -7864,12 +8300,14 @@
     </w:tblStylePr>
     <w:tblStylePr w:type="firstCol">
       <w:rPr>
+        <w:rFonts w:eastAsia="黑体"/>
         <w:b/>
         <w:bCs/>
       </w:rPr>
     </w:tblStylePr>
     <w:tblStylePr w:type="lastCol">
       <w:rPr>
+        <w:rFonts w:eastAsia="黑体"/>
         <w:b/>
         <w:bCs/>
       </w:rPr>
@@ -7931,6 +8369,7 @@
         <w:spacing w:after="0" w:before="0" w:line="240" w:lineRule="auto"/>
       </w:pPr>
       <w:rPr>
+        <w:rFonts w:eastAsia="黑体"/>
         <w:b/>
         <w:bCs/>
         <w:color w:themeColor="background1" w:val="FFFFFF"/>
@@ -7953,6 +8392,7 @@
         <w:spacing w:after="0" w:before="0" w:line="240" w:lineRule="auto"/>
       </w:pPr>
       <w:rPr>
+        <w:rFonts w:eastAsia="黑体"/>
         <w:b/>
         <w:bCs/>
       </w:rPr>
@@ -7970,12 +8410,14 @@
     </w:tblStylePr>
     <w:tblStylePr w:type="firstCol">
       <w:rPr>
+        <w:rFonts w:eastAsia="黑体"/>
         <w:b/>
         <w:bCs/>
       </w:rPr>
     </w:tblStylePr>
     <w:tblStylePr w:type="lastCol">
       <w:rPr>
+        <w:rFonts w:eastAsia="黑体"/>
         <w:b/>
         <w:bCs/>
       </w:rPr>
@@ -8037,6 +8479,7 @@
         <w:spacing w:after="0" w:before="0" w:line="240" w:lineRule="auto"/>
       </w:pPr>
       <w:rPr>
+        <w:rFonts w:eastAsia="黑体"/>
         <w:b/>
         <w:bCs/>
         <w:color w:themeColor="background1" w:val="FFFFFF"/>
@@ -8059,6 +8502,7 @@
         <w:spacing w:after="0" w:before="0" w:line="240" w:lineRule="auto"/>
       </w:pPr>
       <w:rPr>
+        <w:rFonts w:eastAsia="黑体"/>
         <w:b/>
         <w:bCs/>
       </w:rPr>
@@ -8076,12 +8520,14 @@
     </w:tblStylePr>
     <w:tblStylePr w:type="firstCol">
       <w:rPr>
+        <w:rFonts w:eastAsia="黑体"/>
         <w:b/>
         <w:bCs/>
       </w:rPr>
     </w:tblStylePr>
     <w:tblStylePr w:type="lastCol">
       <w:rPr>
+        <w:rFonts w:eastAsia="黑体"/>
         <w:b/>
         <w:bCs/>
       </w:rPr>
@@ -8143,6 +8589,7 @@
         <w:spacing w:after="0" w:before="0" w:line="240" w:lineRule="auto"/>
       </w:pPr>
       <w:rPr>
+        <w:rFonts w:eastAsia="黑体"/>
         <w:b/>
         <w:bCs/>
         <w:color w:themeColor="background1" w:val="FFFFFF"/>
@@ -8165,6 +8612,7 @@
         <w:spacing w:after="0" w:before="0" w:line="240" w:lineRule="auto"/>
       </w:pPr>
       <w:rPr>
+        <w:rFonts w:eastAsia="黑体"/>
         <w:b/>
         <w:bCs/>
       </w:rPr>
@@ -8182,12 +8630,14 @@
     </w:tblStylePr>
     <w:tblStylePr w:type="firstCol">
       <w:rPr>
+        <w:rFonts w:eastAsia="黑体"/>
         <w:b/>
         <w:bCs/>
       </w:rPr>
     </w:tblStylePr>
     <w:tblStylePr w:type="lastCol">
       <w:rPr>
+        <w:rFonts w:eastAsia="黑体"/>
         <w:b/>
         <w:bCs/>
       </w:rPr>
@@ -8246,6 +8696,7 @@
         <w:spacing w:after="0" w:before="0" w:line="240" w:lineRule="auto"/>
       </w:pPr>
       <w:rPr>
+        <w:rFonts w:eastAsia="黑体"/>
         <w:b/>
         <w:bCs/>
         <w:color w:themeColor="background1" w:val="FFFFFF"/>
@@ -8268,6 +8719,7 @@
         <w:spacing w:after="0" w:before="0" w:line="240" w:lineRule="auto"/>
       </w:pPr>
       <w:rPr>
+        <w:rFonts w:eastAsia="黑体"/>
         <w:color w:val="auto"/>
       </w:rPr>
       <w:tblPr/>
@@ -8285,6 +8737,7 @@
     </w:tblStylePr>
     <w:tblStylePr w:type="firstCol">
       <w:rPr>
+        <w:rFonts w:eastAsia="黑体"/>
         <w:b/>
         <w:bCs/>
         <w:color w:themeColor="background1" w:val="FFFFFF"/>
@@ -8304,6 +8757,7 @@
     </w:tblStylePr>
     <w:tblStylePr w:type="lastCol">
       <w:rPr>
+        <w:rFonts w:eastAsia="黑体"/>
         <w:b/>
         <w:bCs/>
         <w:color w:themeColor="background1" w:val="FFFFFF"/>
@@ -8352,6 +8806,7 @@
     </w:tblStylePr>
     <w:tblStylePr w:type="nwCell">
       <w:rPr>
+        <w:rFonts w:eastAsia="黑体"/>
         <w:color w:themeColor="background1" w:val="FFFFFF"/>
       </w:rPr>
       <w:tblPr/>
@@ -8395,6 +8850,7 @@
         <w:spacing w:after="0" w:before="0" w:line="240" w:lineRule="auto"/>
       </w:pPr>
       <w:rPr>
+        <w:rFonts w:eastAsia="黑体"/>
         <w:b/>
         <w:bCs/>
         <w:color w:themeColor="background1" w:val="FFFFFF"/>
@@ -8417,6 +8873,7 @@
         <w:spacing w:after="0" w:before="0" w:line="240" w:lineRule="auto"/>
       </w:pPr>
       <w:rPr>
+        <w:rFonts w:eastAsia="黑体"/>
         <w:color w:val="auto"/>
       </w:rPr>
       <w:tblPr/>
@@ -8434,6 +8891,7 @@
     </w:tblStylePr>
     <w:tblStylePr w:type="firstCol">
       <w:rPr>
+        <w:rFonts w:eastAsia="黑体"/>
         <w:b/>
         <w:bCs/>
         <w:color w:themeColor="background1" w:val="FFFFFF"/>
@@ -8453,6 +8911,7 @@
     </w:tblStylePr>
     <w:tblStylePr w:type="lastCol">
       <w:rPr>
+        <w:rFonts w:eastAsia="黑体"/>
         <w:b/>
         <w:bCs/>
         <w:color w:themeColor="background1" w:val="FFFFFF"/>
@@ -8501,6 +8960,7 @@
     </w:tblStylePr>
     <w:tblStylePr w:type="nwCell">
       <w:rPr>
+        <w:rFonts w:eastAsia="黑体"/>
         <w:color w:themeColor="background1" w:val="FFFFFF"/>
       </w:rPr>
       <w:tblPr/>
@@ -8544,6 +9004,7 @@
         <w:spacing w:after="0" w:before="0" w:line="240" w:lineRule="auto"/>
       </w:pPr>
       <w:rPr>
+        <w:rFonts w:eastAsia="黑体"/>
         <w:b/>
         <w:bCs/>
         <w:color w:themeColor="background1" w:val="FFFFFF"/>
@@ -8566,6 +9027,7 @@
         <w:spacing w:after="0" w:before="0" w:line="240" w:lineRule="auto"/>
       </w:pPr>
       <w:rPr>
+        <w:rFonts w:eastAsia="黑体"/>
         <w:color w:val="auto"/>
       </w:rPr>
       <w:tblPr/>
@@ -8583,6 +9045,7 @@
     </w:tblStylePr>
     <w:tblStylePr w:type="firstCol">
       <w:rPr>
+        <w:rFonts w:eastAsia="黑体"/>
         <w:b/>
         <w:bCs/>
         <w:color w:themeColor="background1" w:val="FFFFFF"/>
@@ -8602,6 +9065,7 @@
     </w:tblStylePr>
     <w:tblStylePr w:type="lastCol">
       <w:rPr>
+        <w:rFonts w:eastAsia="黑体"/>
         <w:b/>
         <w:bCs/>
         <w:color w:themeColor="background1" w:val="FFFFFF"/>
@@ -8650,6 +9114,7 @@
     </w:tblStylePr>
     <w:tblStylePr w:type="nwCell">
       <w:rPr>
+        <w:rFonts w:eastAsia="黑体"/>
         <w:color w:themeColor="background1" w:val="FFFFFF"/>
       </w:rPr>
       <w:tblPr/>
@@ -8693,6 +9158,7 @@
         <w:spacing w:after="0" w:before="0" w:line="240" w:lineRule="auto"/>
       </w:pPr>
       <w:rPr>
+        <w:rFonts w:eastAsia="黑体"/>
         <w:b/>
         <w:bCs/>
         <w:color w:themeColor="background1" w:val="FFFFFF"/>
@@ -8715,6 +9181,7 @@
         <w:spacing w:after="0" w:before="0" w:line="240" w:lineRule="auto"/>
       </w:pPr>
       <w:rPr>
+        <w:rFonts w:eastAsia="黑体"/>
         <w:color w:val="auto"/>
       </w:rPr>
       <w:tblPr/>
@@ -8732,6 +9199,7 @@
     </w:tblStylePr>
     <w:tblStylePr w:type="firstCol">
       <w:rPr>
+        <w:rFonts w:eastAsia="黑体"/>
         <w:b/>
         <w:bCs/>
         <w:color w:themeColor="background1" w:val="FFFFFF"/>
@@ -8751,6 +9219,7 @@
     </w:tblStylePr>
     <w:tblStylePr w:type="lastCol">
       <w:rPr>
+        <w:rFonts w:eastAsia="黑体"/>
         <w:b/>
         <w:bCs/>
         <w:color w:themeColor="background1" w:val="FFFFFF"/>
@@ -8799,6 +9268,7 @@
     </w:tblStylePr>
     <w:tblStylePr w:type="nwCell">
       <w:rPr>
+        <w:rFonts w:eastAsia="黑体"/>
         <w:color w:themeColor="background1" w:val="FFFFFF"/>
       </w:rPr>
       <w:tblPr/>
@@ -8842,6 +9312,7 @@
         <w:spacing w:after="0" w:before="0" w:line="240" w:lineRule="auto"/>
       </w:pPr>
       <w:rPr>
+        <w:rFonts w:eastAsia="黑体"/>
         <w:b/>
         <w:bCs/>
         <w:color w:themeColor="background1" w:val="FFFFFF"/>
@@ -8864,6 +9335,7 @@
         <w:spacing w:after="0" w:before="0" w:line="240" w:lineRule="auto"/>
       </w:pPr>
       <w:rPr>
+        <w:rFonts w:eastAsia="黑体"/>
         <w:color w:val="auto"/>
       </w:rPr>
       <w:tblPr/>
@@ -8881,6 +9353,7 @@
     </w:tblStylePr>
     <w:tblStylePr w:type="firstCol">
       <w:rPr>
+        <w:rFonts w:eastAsia="黑体"/>
         <w:b/>
         <w:bCs/>
         <w:color w:themeColor="background1" w:val="FFFFFF"/>
@@ -8900,6 +9373,7 @@
     </w:tblStylePr>
     <w:tblStylePr w:type="lastCol">
       <w:rPr>
+        <w:rFonts w:eastAsia="黑体"/>
         <w:b/>
         <w:bCs/>
         <w:color w:themeColor="background1" w:val="FFFFFF"/>
@@ -8948,6 +9422,7 @@
     </w:tblStylePr>
     <w:tblStylePr w:type="nwCell">
       <w:rPr>
+        <w:rFonts w:eastAsia="黑体"/>
         <w:color w:themeColor="background1" w:val="FFFFFF"/>
       </w:rPr>
       <w:tblPr/>
@@ -8991,6 +9466,7 @@
         <w:spacing w:after="0" w:before="0" w:line="240" w:lineRule="auto"/>
       </w:pPr>
       <w:rPr>
+        <w:rFonts w:eastAsia="黑体"/>
         <w:b/>
         <w:bCs/>
         <w:color w:themeColor="background1" w:val="FFFFFF"/>
@@ -9013,6 +9489,7 @@
         <w:spacing w:after="0" w:before="0" w:line="240" w:lineRule="auto"/>
       </w:pPr>
       <w:rPr>
+        <w:rFonts w:eastAsia="黑体"/>
         <w:color w:val="auto"/>
       </w:rPr>
       <w:tblPr/>
@@ -9030,6 +9507,7 @@
     </w:tblStylePr>
     <w:tblStylePr w:type="firstCol">
       <w:rPr>
+        <w:rFonts w:eastAsia="黑体"/>
         <w:b/>
         <w:bCs/>
         <w:color w:themeColor="background1" w:val="FFFFFF"/>
@@ -9049,6 +9527,7 @@
     </w:tblStylePr>
     <w:tblStylePr w:type="lastCol">
       <w:rPr>
+        <w:rFonts w:eastAsia="黑体"/>
         <w:b/>
         <w:bCs/>
         <w:color w:themeColor="background1" w:val="FFFFFF"/>
@@ -9097,6 +9576,7 @@
     </w:tblStylePr>
     <w:tblStylePr w:type="nwCell">
       <w:rPr>
+        <w:rFonts w:eastAsia="黑体"/>
         <w:color w:themeColor="background1" w:val="FFFFFF"/>
       </w:rPr>
       <w:tblPr/>
@@ -9140,6 +9620,7 @@
         <w:spacing w:after="0" w:before="0" w:line="240" w:lineRule="auto"/>
       </w:pPr>
       <w:rPr>
+        <w:rFonts w:eastAsia="黑体"/>
         <w:b/>
         <w:bCs/>
         <w:color w:themeColor="background1" w:val="FFFFFF"/>
@@ -9162,6 +9643,7 @@
         <w:spacing w:after="0" w:before="0" w:line="240" w:lineRule="auto"/>
       </w:pPr>
       <w:rPr>
+        <w:rFonts w:eastAsia="黑体"/>
         <w:color w:val="auto"/>
       </w:rPr>
       <w:tblPr/>
@@ -9179,6 +9661,7 @@
     </w:tblStylePr>
     <w:tblStylePr w:type="firstCol">
       <w:rPr>
+        <w:rFonts w:eastAsia="黑体"/>
         <w:b/>
         <w:bCs/>
         <w:color w:themeColor="background1" w:val="FFFFFF"/>
@@ -9198,6 +9681,7 @@
     </w:tblStylePr>
     <w:tblStylePr w:type="lastCol">
       <w:rPr>
+        <w:rFonts w:eastAsia="黑体"/>
         <w:b/>
         <w:bCs/>
         <w:color w:themeColor="background1" w:val="FFFFFF"/>
@@ -9246,6 +9730,7 @@
     </w:tblStylePr>
     <w:tblStylePr w:type="nwCell">
       <w:rPr>
+        <w:rFonts w:eastAsia="黑体"/>
         <w:color w:themeColor="background1" w:val="FFFFFF"/>
       </w:rPr>
       <w:tblPr/>
@@ -9270,6 +9755,7 @@
       <w:spacing w:after="0" w:line="240" w:lineRule="auto"/>
     </w:pPr>
     <w:rPr>
+      <w:rFonts w:eastAsia="黑体"/>
       <w:color w:themeColor="text1" w:val="000000"/>
     </w:rPr>
     <w:tblPr>
@@ -9289,7 +9775,7 @@
     </w:tblPr>
     <w:tblStylePr w:type="firstRow">
       <w:rPr>
-        <w:rFonts w:asciiTheme="majorHAnsi" w:cstheme="majorBidi" w:eastAsiaTheme="majorEastAsia" w:hAnsiTheme="majorHAnsi"/>
+        <w:rFonts w:asciiTheme="majorHAnsi" w:cstheme="majorBidi" w:hAnsiTheme="majorHAnsi" w:eastAsia="黑体"/>
       </w:rPr>
       <w:tblPr/>
       <w:tcPr>
@@ -9301,6 +9787,7 @@
     </w:tblStylePr>
     <w:tblStylePr w:type="lastRow">
       <w:rPr>
+        <w:rFonts w:eastAsia="黑体"/>
         <w:b/>
         <w:bCs/>
         <w:color w:themeColor="text2" w:val="1F497D"/>
@@ -9315,12 +9802,14 @@
     </w:tblStylePr>
     <w:tblStylePr w:type="firstCol">
       <w:rPr>
+        <w:rFonts w:eastAsia="黑体"/>
         <w:b/>
         <w:bCs/>
       </w:rPr>
     </w:tblStylePr>
     <w:tblStylePr w:type="lastCol">
       <w:rPr>
+        <w:rFonts w:eastAsia="黑体"/>
         <w:b/>
         <w:bCs/>
       </w:rPr>
@@ -9354,6 +9843,7 @@
       <w:spacing w:after="0" w:line="240" w:lineRule="auto"/>
     </w:pPr>
     <w:rPr>
+      <w:rFonts w:eastAsia="黑体"/>
       <w:color w:themeColor="text1" w:val="000000"/>
     </w:rPr>
     <w:tblPr>
@@ -9373,7 +9863,7 @@
     </w:tblPr>
     <w:tblStylePr w:type="firstRow">
       <w:rPr>
-        <w:rFonts w:asciiTheme="majorHAnsi" w:cstheme="majorBidi" w:eastAsiaTheme="majorEastAsia" w:hAnsiTheme="majorHAnsi"/>
+        <w:rFonts w:asciiTheme="majorHAnsi" w:cstheme="majorBidi" w:hAnsiTheme="majorHAnsi" w:eastAsia="黑体"/>
       </w:rPr>
       <w:tblPr/>
       <w:tcPr>
@@ -9385,6 +9875,7 @@
     </w:tblStylePr>
     <w:tblStylePr w:type="lastRow">
       <w:rPr>
+        <w:rFonts w:eastAsia="黑体"/>
         <w:b/>
         <w:bCs/>
         <w:color w:themeColor="text2" w:val="1F497D"/>
@@ -9399,12 +9890,14 @@
     </w:tblStylePr>
     <w:tblStylePr w:type="firstCol">
       <w:rPr>
+        <w:rFonts w:eastAsia="黑体"/>
         <w:b/>
         <w:bCs/>
       </w:rPr>
     </w:tblStylePr>
     <w:tblStylePr w:type="lastCol">
       <w:rPr>
+        <w:rFonts w:eastAsia="黑体"/>
         <w:b/>
         <w:bCs/>
       </w:rPr>
@@ -9438,6 +9931,7 @@
       <w:spacing w:after="0" w:line="240" w:lineRule="auto"/>
     </w:pPr>
     <w:rPr>
+      <w:rFonts w:eastAsia="黑体"/>
       <w:color w:themeColor="text1" w:val="000000"/>
     </w:rPr>
     <w:tblPr>
@@ -9457,7 +9951,7 @@
     </w:tblPr>
     <w:tblStylePr w:type="firstRow">
       <w:rPr>
-        <w:rFonts w:asciiTheme="majorHAnsi" w:cstheme="majorBidi" w:eastAsiaTheme="majorEastAsia" w:hAnsiTheme="majorHAnsi"/>
+        <w:rFonts w:asciiTheme="majorHAnsi" w:cstheme="majorBidi" w:hAnsiTheme="majorHAnsi" w:eastAsia="黑体"/>
       </w:rPr>
       <w:tblPr/>
       <w:tcPr>
@@ -9469,6 +9963,7 @@
     </w:tblStylePr>
     <w:tblStylePr w:type="lastRow">
       <w:rPr>
+        <w:rFonts w:eastAsia="黑体"/>
         <w:b/>
         <w:bCs/>
         <w:color w:themeColor="text2" w:val="1F497D"/>
@@ -9483,12 +9978,14 @@
     </w:tblStylePr>
     <w:tblStylePr w:type="firstCol">
       <w:rPr>
+        <w:rFonts w:eastAsia="黑体"/>
         <w:b/>
         <w:bCs/>
       </w:rPr>
     </w:tblStylePr>
     <w:tblStylePr w:type="lastCol">
       <w:rPr>
+        <w:rFonts w:eastAsia="黑体"/>
         <w:b/>
         <w:bCs/>
       </w:rPr>
@@ -9522,6 +10019,7 @@
       <w:spacing w:after="0" w:line="240" w:lineRule="auto"/>
     </w:pPr>
     <w:rPr>
+      <w:rFonts w:eastAsia="黑体"/>
       <w:color w:themeColor="text1" w:val="000000"/>
     </w:rPr>
     <w:tblPr>
@@ -9541,7 +10039,7 @@
     </w:tblPr>
     <w:tblStylePr w:type="firstRow">
       <w:rPr>
-        <w:rFonts w:asciiTheme="majorHAnsi" w:cstheme="majorBidi" w:eastAsiaTheme="majorEastAsia" w:hAnsiTheme="majorHAnsi"/>
+        <w:rFonts w:asciiTheme="majorHAnsi" w:cstheme="majorBidi" w:hAnsiTheme="majorHAnsi" w:eastAsia="黑体"/>
       </w:rPr>
       <w:tblPr/>
       <w:tcPr>
@@ -9553,6 +10051,7 @@
     </w:tblStylePr>
     <w:tblStylePr w:type="lastRow">
       <w:rPr>
+        <w:rFonts w:eastAsia="黑体"/>
         <w:b/>
         <w:bCs/>
         <w:color w:themeColor="text2" w:val="1F497D"/>
@@ -9567,12 +10066,14 @@
     </w:tblStylePr>
     <w:tblStylePr w:type="firstCol">
       <w:rPr>
+        <w:rFonts w:eastAsia="黑体"/>
         <w:b/>
         <w:bCs/>
       </w:rPr>
     </w:tblStylePr>
     <w:tblStylePr w:type="lastCol">
       <w:rPr>
+        <w:rFonts w:eastAsia="黑体"/>
         <w:b/>
         <w:bCs/>
       </w:rPr>
@@ -9606,6 +10107,7 @@
       <w:spacing w:after="0" w:line="240" w:lineRule="auto"/>
     </w:pPr>
     <w:rPr>
+      <w:rFonts w:eastAsia="黑体"/>
       <w:color w:themeColor="text1" w:val="000000"/>
     </w:rPr>
     <w:tblPr>
@@ -9625,7 +10127,7 @@
     </w:tblPr>
     <w:tblStylePr w:type="firstRow">
       <w:rPr>
-        <w:rFonts w:asciiTheme="majorHAnsi" w:cstheme="majorBidi" w:eastAsiaTheme="majorEastAsia" w:hAnsiTheme="majorHAnsi"/>
+        <w:rFonts w:asciiTheme="majorHAnsi" w:cstheme="majorBidi" w:hAnsiTheme="majorHAnsi" w:eastAsia="黑体"/>
       </w:rPr>
       <w:tblPr/>
       <w:tcPr>
@@ -9637,6 +10139,7 @@
     </w:tblStylePr>
     <w:tblStylePr w:type="lastRow">
       <w:rPr>
+        <w:rFonts w:eastAsia="黑体"/>
         <w:b/>
         <w:bCs/>
         <w:color w:themeColor="text2" w:val="1F497D"/>
@@ -9651,12 +10154,14 @@
     </w:tblStylePr>
     <w:tblStylePr w:type="firstCol">
       <w:rPr>
+        <w:rFonts w:eastAsia="黑体"/>
         <w:b/>
         <w:bCs/>
       </w:rPr>
     </w:tblStylePr>
     <w:tblStylePr w:type="lastCol">
       <w:rPr>
+        <w:rFonts w:eastAsia="黑体"/>
         <w:b/>
         <w:bCs/>
       </w:rPr>
@@ -9690,6 +10195,7 @@
       <w:spacing w:after="0" w:line="240" w:lineRule="auto"/>
     </w:pPr>
     <w:rPr>
+      <w:rFonts w:eastAsia="黑体"/>
       <w:color w:themeColor="text1" w:val="000000"/>
     </w:rPr>
     <w:tblPr>
@@ -9709,7 +10215,7 @@
     </w:tblPr>
     <w:tblStylePr w:type="firstRow">
       <w:rPr>
-        <w:rFonts w:asciiTheme="majorHAnsi" w:cstheme="majorBidi" w:eastAsiaTheme="majorEastAsia" w:hAnsiTheme="majorHAnsi"/>
+        <w:rFonts w:asciiTheme="majorHAnsi" w:cstheme="majorBidi" w:hAnsiTheme="majorHAnsi" w:eastAsia="黑体"/>
       </w:rPr>
       <w:tblPr/>
       <w:tcPr>
@@ -9721,6 +10227,7 @@
     </w:tblStylePr>
     <w:tblStylePr w:type="lastRow">
       <w:rPr>
+        <w:rFonts w:eastAsia="黑体"/>
         <w:b/>
         <w:bCs/>
         <w:color w:themeColor="text2" w:val="1F497D"/>
@@ -9735,12 +10242,14 @@
     </w:tblStylePr>
     <w:tblStylePr w:type="firstCol">
       <w:rPr>
+        <w:rFonts w:eastAsia="黑体"/>
         <w:b/>
         <w:bCs/>
       </w:rPr>
     </w:tblStylePr>
     <w:tblStylePr w:type="lastCol">
       <w:rPr>
+        <w:rFonts w:eastAsia="黑体"/>
         <w:b/>
         <w:bCs/>
       </w:rPr>
@@ -9774,6 +10283,7 @@
       <w:spacing w:after="0" w:line="240" w:lineRule="auto"/>
     </w:pPr>
     <w:rPr>
+      <w:rFonts w:eastAsia="黑体"/>
       <w:color w:themeColor="text1" w:val="000000"/>
     </w:rPr>
     <w:tblPr>
@@ -9793,7 +10303,7 @@
     </w:tblPr>
     <w:tblStylePr w:type="firstRow">
       <w:rPr>
-        <w:rFonts w:asciiTheme="majorHAnsi" w:cstheme="majorBidi" w:eastAsiaTheme="majorEastAsia" w:hAnsiTheme="majorHAnsi"/>
+        <w:rFonts w:asciiTheme="majorHAnsi" w:cstheme="majorBidi" w:hAnsiTheme="majorHAnsi" w:eastAsia="黑体"/>
       </w:rPr>
       <w:tblPr/>
       <w:tcPr>
@@ -9805,6 +10315,7 @@
     </w:tblStylePr>
     <w:tblStylePr w:type="lastRow">
       <w:rPr>
+        <w:rFonts w:eastAsia="黑体"/>
         <w:b/>
         <w:bCs/>
         <w:color w:themeColor="text2" w:val="1F497D"/>
@@ -9819,12 +10330,14 @@
     </w:tblStylePr>
     <w:tblStylePr w:type="firstCol">
       <w:rPr>
+        <w:rFonts w:eastAsia="黑体"/>
         <w:b/>
         <w:bCs/>
       </w:rPr>
     </w:tblStylePr>
     <w:tblStylePr w:type="lastCol">
       <w:rPr>
+        <w:rFonts w:eastAsia="黑体"/>
         <w:b/>
         <w:bCs/>
       </w:rPr>
@@ -9858,7 +10371,7 @@
       <w:spacing w:after="0" w:line="240" w:lineRule="auto"/>
     </w:pPr>
     <w:rPr>
-      <w:rFonts w:asciiTheme="majorHAnsi" w:cstheme="majorBidi" w:eastAsiaTheme="majorEastAsia" w:hAnsiTheme="majorHAnsi"/>
+      <w:rFonts w:asciiTheme="majorHAnsi" w:cstheme="majorBidi" w:hAnsiTheme="majorHAnsi" w:eastAsia="黑体"/>
       <w:color w:themeColor="text1" w:val="000000"/>
     </w:rPr>
     <w:tblPr>
@@ -9880,6 +10393,7 @@
     </w:tblPr>
     <w:tblStylePr w:type="firstRow">
       <w:rPr>
+        <w:rFonts w:eastAsia="黑体"/>
         <w:sz w:val="24"/>
         <w:szCs w:val="24"/>
       </w:rPr>
@@ -9986,7 +10500,7 @@
       <w:spacing w:after="0" w:line="240" w:lineRule="auto"/>
     </w:pPr>
     <w:rPr>
-      <w:rFonts w:asciiTheme="majorHAnsi" w:cstheme="majorBidi" w:eastAsiaTheme="majorEastAsia" w:hAnsiTheme="majorHAnsi"/>
+      <w:rFonts w:asciiTheme="majorHAnsi" w:cstheme="majorBidi" w:hAnsiTheme="majorHAnsi" w:eastAsia="黑体"/>
       <w:color w:themeColor="text1" w:val="000000"/>
     </w:rPr>
     <w:tblPr>
@@ -10008,6 +10522,7 @@
     </w:tblPr>
     <w:tblStylePr w:type="firstRow">
       <w:rPr>
+        <w:rFonts w:eastAsia="黑体"/>
         <w:sz w:val="24"/>
         <w:szCs w:val="24"/>
       </w:rPr>
@@ -10114,7 +10629,7 @@
       <w:spacing w:after="0" w:line="240" w:lineRule="auto"/>
     </w:pPr>
     <w:rPr>
-      <w:rFonts w:asciiTheme="majorHAnsi" w:cstheme="majorBidi" w:eastAsiaTheme="majorEastAsia" w:hAnsiTheme="majorHAnsi"/>
+      <w:rFonts w:asciiTheme="majorHAnsi" w:cstheme="majorBidi" w:hAnsiTheme="majorHAnsi" w:eastAsia="黑体"/>
       <w:color w:themeColor="text1" w:val="000000"/>
     </w:rPr>
     <w:tblPr>
@@ -10136,6 +10651,7 @@
     </w:tblPr>
     <w:tblStylePr w:type="firstRow">
       <w:rPr>
+        <w:rFonts w:eastAsia="黑体"/>
         <w:sz w:val="24"/>
         <w:szCs w:val="24"/>
       </w:rPr>
@@ -10242,7 +10758,7 @@
       <w:spacing w:after="0" w:line="240" w:lineRule="auto"/>
     </w:pPr>
     <w:rPr>
-      <w:rFonts w:asciiTheme="majorHAnsi" w:cstheme="majorBidi" w:eastAsiaTheme="majorEastAsia" w:hAnsiTheme="majorHAnsi"/>
+      <w:rFonts w:asciiTheme="majorHAnsi" w:cstheme="majorBidi" w:hAnsiTheme="majorHAnsi" w:eastAsia="黑体"/>
       <w:color w:themeColor="text1" w:val="000000"/>
     </w:rPr>
     <w:tblPr>
@@ -10264,6 +10780,7 @@
     </w:tblPr>
     <w:tblStylePr w:type="firstRow">
       <w:rPr>
+        <w:rFonts w:eastAsia="黑体"/>
         <w:sz w:val="24"/>
         <w:szCs w:val="24"/>
       </w:rPr>
@@ -10370,7 +10887,7 @@
       <w:spacing w:after="0" w:line="240" w:lineRule="auto"/>
     </w:pPr>
     <w:rPr>
-      <w:rFonts w:asciiTheme="majorHAnsi" w:cstheme="majorBidi" w:eastAsiaTheme="majorEastAsia" w:hAnsiTheme="majorHAnsi"/>
+      <w:rFonts w:asciiTheme="majorHAnsi" w:cstheme="majorBidi" w:hAnsiTheme="majorHAnsi" w:eastAsia="黑体"/>
       <w:color w:themeColor="text1" w:val="000000"/>
     </w:rPr>
     <w:tblPr>
@@ -10392,6 +10909,7 @@
     </w:tblPr>
     <w:tblStylePr w:type="firstRow">
       <w:rPr>
+        <w:rFonts w:eastAsia="黑体"/>
         <w:sz w:val="24"/>
         <w:szCs w:val="24"/>
       </w:rPr>
@@ -10498,7 +11016,7 @@
       <w:spacing w:after="0" w:line="240" w:lineRule="auto"/>
     </w:pPr>
     <w:rPr>
-      <w:rFonts w:asciiTheme="majorHAnsi" w:cstheme="majorBidi" w:eastAsiaTheme="majorEastAsia" w:hAnsiTheme="majorHAnsi"/>
+      <w:rFonts w:asciiTheme="majorHAnsi" w:cstheme="majorBidi" w:hAnsiTheme="majorHAnsi" w:eastAsia="黑体"/>
       <w:color w:themeColor="text1" w:val="000000"/>
     </w:rPr>
     <w:tblPr>
@@ -10520,6 +11038,7 @@
     </w:tblPr>
     <w:tblStylePr w:type="firstRow">
       <w:rPr>
+        <w:rFonts w:eastAsia="黑体"/>
         <w:sz w:val="24"/>
         <w:szCs w:val="24"/>
       </w:rPr>
@@ -10626,7 +11145,7 @@
       <w:spacing w:after="0" w:line="240" w:lineRule="auto"/>
     </w:pPr>
     <w:rPr>
-      <w:rFonts w:asciiTheme="majorHAnsi" w:cstheme="majorBidi" w:eastAsiaTheme="majorEastAsia" w:hAnsiTheme="majorHAnsi"/>
+      <w:rFonts w:asciiTheme="majorHAnsi" w:cstheme="majorBidi" w:hAnsiTheme="majorHAnsi" w:eastAsia="黑体"/>
       <w:color w:themeColor="text1" w:val="000000"/>
     </w:rPr>
     <w:tblPr>
@@ -10648,6 +11167,7 @@
     </w:tblPr>
     <w:tblStylePr w:type="firstRow">
       <w:rPr>
+        <w:rFonts w:eastAsia="黑体"/>
         <w:sz w:val="24"/>
         <w:szCs w:val="24"/>
       </w:rPr>
@@ -10777,12 +11297,14 @@
     </w:tcPr>
     <w:tblStylePr w:type="firstRow">
       <w:rPr>
+        <w:rFonts w:eastAsia="黑体"/>
         <w:b/>
         <w:bCs/>
       </w:rPr>
     </w:tblStylePr>
     <w:tblStylePr w:type="lastRow">
       <w:rPr>
+        <w:rFonts w:eastAsia="黑体"/>
         <w:b/>
         <w:bCs/>
       </w:rPr>
@@ -10795,12 +11317,14 @@
     </w:tblStylePr>
     <w:tblStylePr w:type="firstCol">
       <w:rPr>
+        <w:rFonts w:eastAsia="黑体"/>
         <w:b/>
         <w:bCs/>
       </w:rPr>
     </w:tblStylePr>
     <w:tblStylePr w:type="lastCol">
       <w:rPr>
+        <w:rFonts w:eastAsia="黑体"/>
         <w:b/>
         <w:bCs/>
       </w:rPr>
@@ -10850,12 +11374,14 @@
     </w:tcPr>
     <w:tblStylePr w:type="firstRow">
       <w:rPr>
+        <w:rFonts w:eastAsia="黑体"/>
         <w:b/>
         <w:bCs/>
       </w:rPr>
     </w:tblStylePr>
     <w:tblStylePr w:type="lastRow">
       <w:rPr>
+        <w:rFonts w:eastAsia="黑体"/>
         <w:b/>
         <w:bCs/>
       </w:rPr>
@@ -10868,12 +11394,14 @@
     </w:tblStylePr>
     <w:tblStylePr w:type="firstCol">
       <w:rPr>
+        <w:rFonts w:eastAsia="黑体"/>
         <w:b/>
         <w:bCs/>
       </w:rPr>
     </w:tblStylePr>
     <w:tblStylePr w:type="lastCol">
       <w:rPr>
+        <w:rFonts w:eastAsia="黑体"/>
         <w:b/>
         <w:bCs/>
       </w:rPr>
@@ -10923,12 +11451,14 @@
     </w:tcPr>
     <w:tblStylePr w:type="firstRow">
       <w:rPr>
+        <w:rFonts w:eastAsia="黑体"/>
         <w:b/>
         <w:bCs/>
       </w:rPr>
     </w:tblStylePr>
     <w:tblStylePr w:type="lastRow">
       <w:rPr>
+        <w:rFonts w:eastAsia="黑体"/>
         <w:b/>
         <w:bCs/>
       </w:rPr>
@@ -10941,12 +11471,14 @@
     </w:tblStylePr>
     <w:tblStylePr w:type="firstCol">
       <w:rPr>
+        <w:rFonts w:eastAsia="黑体"/>
         <w:b/>
         <w:bCs/>
       </w:rPr>
     </w:tblStylePr>
     <w:tblStylePr w:type="lastCol">
       <w:rPr>
+        <w:rFonts w:eastAsia="黑体"/>
         <w:b/>
         <w:bCs/>
       </w:rPr>
@@ -10996,12 +11528,14 @@
     </w:tcPr>
     <w:tblStylePr w:type="firstRow">
       <w:rPr>
+        <w:rFonts w:eastAsia="黑体"/>
         <w:b/>
         <w:bCs/>
       </w:rPr>
     </w:tblStylePr>
     <w:tblStylePr w:type="lastRow">
       <w:rPr>
+        <w:rFonts w:eastAsia="黑体"/>
         <w:b/>
         <w:bCs/>
       </w:rPr>
@@ -11014,12 +11548,14 @@
     </w:tblStylePr>
     <w:tblStylePr w:type="firstCol">
       <w:rPr>
+        <w:rFonts w:eastAsia="黑体"/>
         <w:b/>
         <w:bCs/>
       </w:rPr>
     </w:tblStylePr>
     <w:tblStylePr w:type="lastCol">
       <w:rPr>
+        <w:rFonts w:eastAsia="黑体"/>
         <w:b/>
         <w:bCs/>
       </w:rPr>
@@ -11069,12 +11605,14 @@
     </w:tcPr>
     <w:tblStylePr w:type="firstRow">
       <w:rPr>
+        <w:rFonts w:eastAsia="黑体"/>
         <w:b/>
         <w:bCs/>
       </w:rPr>
     </w:tblStylePr>
     <w:tblStylePr w:type="lastRow">
       <w:rPr>
+        <w:rFonts w:eastAsia="黑体"/>
         <w:b/>
         <w:bCs/>
       </w:rPr>
@@ -11087,12 +11625,14 @@
     </w:tblStylePr>
     <w:tblStylePr w:type="firstCol">
       <w:rPr>
+        <w:rFonts w:eastAsia="黑体"/>
         <w:b/>
         <w:bCs/>
       </w:rPr>
     </w:tblStylePr>
     <w:tblStylePr w:type="lastCol">
       <w:rPr>
+        <w:rFonts w:eastAsia="黑体"/>
         <w:b/>
         <w:bCs/>
       </w:rPr>
@@ -11142,12 +11682,14 @@
     </w:tcPr>
     <w:tblStylePr w:type="firstRow">
       <w:rPr>
+        <w:rFonts w:eastAsia="黑体"/>
         <w:b/>
         <w:bCs/>
       </w:rPr>
     </w:tblStylePr>
     <w:tblStylePr w:type="lastRow">
       <w:rPr>
+        <w:rFonts w:eastAsia="黑体"/>
         <w:b/>
         <w:bCs/>
       </w:rPr>
@@ -11160,12 +11702,14 @@
     </w:tblStylePr>
     <w:tblStylePr w:type="firstCol">
       <w:rPr>
+        <w:rFonts w:eastAsia="黑体"/>
         <w:b/>
         <w:bCs/>
       </w:rPr>
     </w:tblStylePr>
     <w:tblStylePr w:type="lastCol">
       <w:rPr>
+        <w:rFonts w:eastAsia="黑体"/>
         <w:b/>
         <w:bCs/>
       </w:rPr>
@@ -11215,12 +11759,14 @@
     </w:tcPr>
     <w:tblStylePr w:type="firstRow">
       <w:rPr>
+        <w:rFonts w:eastAsia="黑体"/>
         <w:b/>
         <w:bCs/>
       </w:rPr>
     </w:tblStylePr>
     <w:tblStylePr w:type="lastRow">
       <w:rPr>
+        <w:rFonts w:eastAsia="黑体"/>
         <w:b/>
         <w:bCs/>
       </w:rPr>
@@ -11233,12 +11779,14 @@
     </w:tblStylePr>
     <w:tblStylePr w:type="firstCol">
       <w:rPr>
+        <w:rFonts w:eastAsia="黑体"/>
         <w:b/>
         <w:bCs/>
       </w:rPr>
     </w:tblStylePr>
     <w:tblStylePr w:type="lastCol">
       <w:rPr>
+        <w:rFonts w:eastAsia="黑体"/>
         <w:b/>
         <w:bCs/>
       </w:rPr>
@@ -11265,7 +11813,7 @@
       <w:spacing w:after="0" w:line="240" w:lineRule="auto"/>
     </w:pPr>
     <w:rPr>
-      <w:rFonts w:asciiTheme="majorHAnsi" w:cstheme="majorBidi" w:eastAsiaTheme="majorEastAsia" w:hAnsiTheme="majorHAnsi"/>
+      <w:rFonts w:asciiTheme="majorHAnsi" w:cstheme="majorBidi" w:hAnsiTheme="majorHAnsi" w:eastAsia="黑体"/>
       <w:color w:themeColor="text1" w:val="000000"/>
     </w:rPr>
     <w:tblPr>
@@ -11292,6 +11840,7 @@
     </w:tcPr>
     <w:tblStylePr w:type="firstRow">
       <w:rPr>
+        <w:rFonts w:eastAsia="黑体"/>
         <w:b/>
         <w:bCs/>
         <w:color w:themeColor="text1" w:val="000000"/>
@@ -11303,6 +11852,7 @@
     </w:tblStylePr>
     <w:tblStylePr w:type="lastRow">
       <w:rPr>
+        <w:rFonts w:eastAsia="黑体"/>
         <w:b/>
         <w:bCs/>
         <w:color w:themeColor="text1" w:val="000000"/>
@@ -11322,6 +11872,7 @@
     </w:tblStylePr>
     <w:tblStylePr w:type="firstCol">
       <w:rPr>
+        <w:rFonts w:eastAsia="黑体"/>
         <w:b/>
         <w:bCs/>
         <w:color w:themeColor="text1" w:val="000000"/>
@@ -11341,6 +11892,7 @@
     </w:tblStylePr>
     <w:tblStylePr w:type="lastCol">
       <w:rPr>
+        <w:rFonts w:eastAsia="黑体"/>
         <w:b w:val="0"/>
         <w:bCs w:val="0"/>
         <w:color w:themeColor="text1" w:val="000000"/>
@@ -11390,7 +11942,7 @@
       <w:spacing w:after="0" w:line="240" w:lineRule="auto"/>
     </w:pPr>
     <w:rPr>
-      <w:rFonts w:asciiTheme="majorHAnsi" w:cstheme="majorBidi" w:eastAsiaTheme="majorEastAsia" w:hAnsiTheme="majorHAnsi"/>
+      <w:rFonts w:asciiTheme="majorHAnsi" w:cstheme="majorBidi" w:hAnsiTheme="majorHAnsi" w:eastAsia="黑体"/>
       <w:color w:themeColor="text1" w:val="000000"/>
     </w:rPr>
     <w:tblPr>
@@ -11417,6 +11969,7 @@
     </w:tcPr>
     <w:tblStylePr w:type="firstRow">
       <w:rPr>
+        <w:rFonts w:eastAsia="黑体"/>
         <w:b/>
         <w:bCs/>
         <w:color w:themeColor="text1" w:val="000000"/>
@@ -11428,6 +11981,7 @@
     </w:tblStylePr>
     <w:tblStylePr w:type="lastRow">
       <w:rPr>
+        <w:rFonts w:eastAsia="黑体"/>
         <w:b/>
         <w:bCs/>
         <w:color w:themeColor="text1" w:val="000000"/>
@@ -11447,6 +12001,7 @@
     </w:tblStylePr>
     <w:tblStylePr w:type="firstCol">
       <w:rPr>
+        <w:rFonts w:eastAsia="黑体"/>
         <w:b/>
         <w:bCs/>
         <w:color w:themeColor="text1" w:val="000000"/>
@@ -11466,6 +12021,7 @@
     </w:tblStylePr>
     <w:tblStylePr w:type="lastCol">
       <w:rPr>
+        <w:rFonts w:eastAsia="黑体"/>
         <w:b w:val="0"/>
         <w:bCs w:val="0"/>
         <w:color w:themeColor="text1" w:val="000000"/>
@@ -11515,7 +12071,7 @@
       <w:spacing w:after="0" w:line="240" w:lineRule="auto"/>
     </w:pPr>
     <w:rPr>
-      <w:rFonts w:asciiTheme="majorHAnsi" w:cstheme="majorBidi" w:eastAsiaTheme="majorEastAsia" w:hAnsiTheme="majorHAnsi"/>
+      <w:rFonts w:asciiTheme="majorHAnsi" w:cstheme="majorBidi" w:hAnsiTheme="majorHAnsi" w:eastAsia="黑体"/>
       <w:color w:themeColor="text1" w:val="000000"/>
     </w:rPr>
     <w:tblPr>
@@ -11542,6 +12098,7 @@
     </w:tcPr>
     <w:tblStylePr w:type="firstRow">
       <w:rPr>
+        <w:rFonts w:eastAsia="黑体"/>
         <w:b/>
         <w:bCs/>
         <w:color w:themeColor="text1" w:val="000000"/>
@@ -11553,6 +12110,7 @@
     </w:tblStylePr>
     <w:tblStylePr w:type="lastRow">
       <w:rPr>
+        <w:rFonts w:eastAsia="黑体"/>
         <w:b/>
         <w:bCs/>
         <w:color w:themeColor="text1" w:val="000000"/>
@@ -11572,6 +12130,7 @@
     </w:tblStylePr>
     <w:tblStylePr w:type="firstCol">
       <w:rPr>
+        <w:rFonts w:eastAsia="黑体"/>
         <w:b/>
         <w:bCs/>
         <w:color w:themeColor="text1" w:val="000000"/>
@@ -11591,6 +12150,7 @@
     </w:tblStylePr>
     <w:tblStylePr w:type="lastCol">
       <w:rPr>
+        <w:rFonts w:eastAsia="黑体"/>
         <w:b w:val="0"/>
         <w:bCs w:val="0"/>
         <w:color w:themeColor="text1" w:val="000000"/>
@@ -11640,7 +12200,7 @@
       <w:spacing w:after="0" w:line="240" w:lineRule="auto"/>
     </w:pPr>
     <w:rPr>
-      <w:rFonts w:asciiTheme="majorHAnsi" w:cstheme="majorBidi" w:eastAsiaTheme="majorEastAsia" w:hAnsiTheme="majorHAnsi"/>
+      <w:rFonts w:asciiTheme="majorHAnsi" w:cstheme="majorBidi" w:hAnsiTheme="majorHAnsi" w:eastAsia="黑体"/>
       <w:color w:themeColor="text1" w:val="000000"/>
     </w:rPr>
     <w:tblPr>
@@ -11667,6 +12227,7 @@
     </w:tcPr>
     <w:tblStylePr w:type="firstRow">
       <w:rPr>
+        <w:rFonts w:eastAsia="黑体"/>
         <w:b/>
         <w:bCs/>
         <w:color w:themeColor="text1" w:val="000000"/>
@@ -11678,6 +12239,7 @@
     </w:tblStylePr>
     <w:tblStylePr w:type="lastRow">
       <w:rPr>
+        <w:rFonts w:eastAsia="黑体"/>
         <w:b/>
         <w:bCs/>
         <w:color w:themeColor="text1" w:val="000000"/>
@@ -11697,6 +12259,7 @@
     </w:tblStylePr>
     <w:tblStylePr w:type="firstCol">
       <w:rPr>
+        <w:rFonts w:eastAsia="黑体"/>
         <w:b/>
         <w:bCs/>
         <w:color w:themeColor="text1" w:val="000000"/>
@@ -11716,6 +12279,7 @@
     </w:tblStylePr>
     <w:tblStylePr w:type="lastCol">
       <w:rPr>
+        <w:rFonts w:eastAsia="黑体"/>
         <w:b w:val="0"/>
         <w:bCs w:val="0"/>
         <w:color w:themeColor="text1" w:val="000000"/>
@@ -11765,7 +12329,7 @@
       <w:spacing w:after="0" w:line="240" w:lineRule="auto"/>
     </w:pPr>
     <w:rPr>
-      <w:rFonts w:asciiTheme="majorHAnsi" w:cstheme="majorBidi" w:eastAsiaTheme="majorEastAsia" w:hAnsiTheme="majorHAnsi"/>
+      <w:rFonts w:asciiTheme="majorHAnsi" w:cstheme="majorBidi" w:hAnsiTheme="majorHAnsi" w:eastAsia="黑体"/>
       <w:color w:themeColor="text1" w:val="000000"/>
     </w:rPr>
     <w:tblPr>
@@ -11792,6 +12356,7 @@
     </w:tcPr>
     <w:tblStylePr w:type="firstRow">
       <w:rPr>
+        <w:rFonts w:eastAsia="黑体"/>
         <w:b/>
         <w:bCs/>
         <w:color w:themeColor="text1" w:val="000000"/>
@@ -11803,6 +12368,7 @@
     </w:tblStylePr>
     <w:tblStylePr w:type="lastRow">
       <w:rPr>
+        <w:rFonts w:eastAsia="黑体"/>
         <w:b/>
         <w:bCs/>
         <w:color w:themeColor="text1" w:val="000000"/>
@@ -11822,6 +12388,7 @@
     </w:tblStylePr>
     <w:tblStylePr w:type="firstCol">
       <w:rPr>
+        <w:rFonts w:eastAsia="黑体"/>
         <w:b/>
         <w:bCs/>
         <w:color w:themeColor="text1" w:val="000000"/>
@@ -11841,6 +12408,7 @@
     </w:tblStylePr>
     <w:tblStylePr w:type="lastCol">
       <w:rPr>
+        <w:rFonts w:eastAsia="黑体"/>
         <w:b w:val="0"/>
         <w:bCs w:val="0"/>
         <w:color w:themeColor="text1" w:val="000000"/>
@@ -11890,7 +12458,7 @@
       <w:spacing w:after="0" w:line="240" w:lineRule="auto"/>
     </w:pPr>
     <w:rPr>
-      <w:rFonts w:asciiTheme="majorHAnsi" w:cstheme="majorBidi" w:eastAsiaTheme="majorEastAsia" w:hAnsiTheme="majorHAnsi"/>
+      <w:rFonts w:asciiTheme="majorHAnsi" w:cstheme="majorBidi" w:hAnsiTheme="majorHAnsi" w:eastAsia="黑体"/>
       <w:color w:themeColor="text1" w:val="000000"/>
     </w:rPr>
     <w:tblPr>
@@ -11917,6 +12485,7 @@
     </w:tcPr>
     <w:tblStylePr w:type="firstRow">
       <w:rPr>
+        <w:rFonts w:eastAsia="黑体"/>
         <w:b/>
         <w:bCs/>
         <w:color w:themeColor="text1" w:val="000000"/>
@@ -11928,6 +12497,7 @@
     </w:tblStylePr>
     <w:tblStylePr w:type="lastRow">
       <w:rPr>
+        <w:rFonts w:eastAsia="黑体"/>
         <w:b/>
         <w:bCs/>
         <w:color w:themeColor="text1" w:val="000000"/>
@@ -11947,6 +12517,7 @@
     </w:tblStylePr>
     <w:tblStylePr w:type="firstCol">
       <w:rPr>
+        <w:rFonts w:eastAsia="黑体"/>
         <w:b/>
         <w:bCs/>
         <w:color w:themeColor="text1" w:val="000000"/>
@@ -11966,6 +12537,7 @@
     </w:tblStylePr>
     <w:tblStylePr w:type="lastCol">
       <w:rPr>
+        <w:rFonts w:eastAsia="黑体"/>
         <w:b w:val="0"/>
         <w:bCs w:val="0"/>
         <w:color w:themeColor="text1" w:val="000000"/>
@@ -12015,7 +12587,7 @@
       <w:spacing w:after="0" w:line="240" w:lineRule="auto"/>
     </w:pPr>
     <w:rPr>
-      <w:rFonts w:asciiTheme="majorHAnsi" w:cstheme="majorBidi" w:eastAsiaTheme="majorEastAsia" w:hAnsiTheme="majorHAnsi"/>
+      <w:rFonts w:asciiTheme="majorHAnsi" w:cstheme="majorBidi" w:hAnsiTheme="majorHAnsi" w:eastAsia="黑体"/>
       <w:color w:themeColor="text1" w:val="000000"/>
     </w:rPr>
     <w:tblPr>
@@ -12042,6 +12614,7 @@
     </w:tcPr>
     <w:tblStylePr w:type="firstRow">
       <w:rPr>
+        <w:rFonts w:eastAsia="黑体"/>
         <w:b/>
         <w:bCs/>
         <w:color w:themeColor="text1" w:val="000000"/>
@@ -12053,6 +12626,7 @@
     </w:tblStylePr>
     <w:tblStylePr w:type="lastRow">
       <w:rPr>
+        <w:rFonts w:eastAsia="黑体"/>
         <w:b/>
         <w:bCs/>
         <w:color w:themeColor="text1" w:val="000000"/>
@@ -12072,6 +12646,7 @@
     </w:tblStylePr>
     <w:tblStylePr w:type="firstCol">
       <w:rPr>
+        <w:rFonts w:eastAsia="黑体"/>
         <w:b/>
         <w:bCs/>
         <w:color w:themeColor="text1" w:val="000000"/>
@@ -12091,6 +12666,7 @@
     </w:tblStylePr>
     <w:tblStylePr w:type="lastCol">
       <w:rPr>
+        <w:rFonts w:eastAsia="黑体"/>
         <w:b w:val="0"/>
         <w:bCs w:val="0"/>
         <w:color w:themeColor="text1" w:val="000000"/>
@@ -12163,6 +12739,7 @@
     </w:tcPr>
     <w:tblStylePr w:type="firstRow">
       <w:rPr>
+        <w:rFonts w:eastAsia="黑体"/>
         <w:b/>
         <w:bCs/>
         <w:i w:val="0"/>
@@ -12184,6 +12761,7 @@
     </w:tblStylePr>
     <w:tblStylePr w:type="lastRow">
       <w:rPr>
+        <w:rFonts w:eastAsia="黑体"/>
         <w:b/>
         <w:bCs/>
         <w:i w:val="0"/>
@@ -12205,6 +12783,7 @@
     </w:tblStylePr>
     <w:tblStylePr w:type="firstCol">
       <w:rPr>
+        <w:rFonts w:eastAsia="黑体"/>
         <w:b/>
         <w:bCs/>
         <w:i w:val="0"/>
@@ -12224,6 +12803,7 @@
     </w:tblStylePr>
     <w:tblStylePr w:type="lastCol">
       <w:rPr>
+        <w:rFonts w:eastAsia="黑体"/>
         <w:b/>
         <w:bCs/>
         <w:i w:val="0"/>
@@ -12304,6 +12884,7 @@
     </w:tcPr>
     <w:tblStylePr w:type="firstRow">
       <w:rPr>
+        <w:rFonts w:eastAsia="黑体"/>
         <w:b/>
         <w:bCs/>
         <w:i w:val="0"/>
@@ -12325,6 +12906,7 @@
     </w:tblStylePr>
     <w:tblStylePr w:type="lastRow">
       <w:rPr>
+        <w:rFonts w:eastAsia="黑体"/>
         <w:b/>
         <w:bCs/>
         <w:i w:val="0"/>
@@ -12346,6 +12928,7 @@
     </w:tblStylePr>
     <w:tblStylePr w:type="firstCol">
       <w:rPr>
+        <w:rFonts w:eastAsia="黑体"/>
         <w:b/>
         <w:bCs/>
         <w:i w:val="0"/>
@@ -12365,6 +12948,7 @@
     </w:tblStylePr>
     <w:tblStylePr w:type="lastCol">
       <w:rPr>
+        <w:rFonts w:eastAsia="黑体"/>
         <w:b/>
         <w:bCs/>
         <w:i w:val="0"/>
@@ -12445,6 +13029,7 @@
     </w:tcPr>
     <w:tblStylePr w:type="firstRow">
       <w:rPr>
+        <w:rFonts w:eastAsia="黑体"/>
         <w:b/>
         <w:bCs/>
         <w:i w:val="0"/>
@@ -12466,6 +13051,7 @@
     </w:tblStylePr>
     <w:tblStylePr w:type="lastRow">
       <w:rPr>
+        <w:rFonts w:eastAsia="黑体"/>
         <w:b/>
         <w:bCs/>
         <w:i w:val="0"/>
@@ -12487,6 +13073,7 @@
     </w:tblStylePr>
     <w:tblStylePr w:type="firstCol">
       <w:rPr>
+        <w:rFonts w:eastAsia="黑体"/>
         <w:b/>
         <w:bCs/>
         <w:i w:val="0"/>
@@ -12506,6 +13093,7 @@
     </w:tblStylePr>
     <w:tblStylePr w:type="lastCol">
       <w:rPr>
+        <w:rFonts w:eastAsia="黑体"/>
         <w:b/>
         <w:bCs/>
         <w:i w:val="0"/>
@@ -12586,6 +13174,7 @@
     </w:tcPr>
     <w:tblStylePr w:type="firstRow">
       <w:rPr>
+        <w:rFonts w:eastAsia="黑体"/>
         <w:b/>
         <w:bCs/>
         <w:i w:val="0"/>
@@ -12607,6 +13196,7 @@
     </w:tblStylePr>
     <w:tblStylePr w:type="lastRow">
       <w:rPr>
+        <w:rFonts w:eastAsia="黑体"/>
         <w:b/>
         <w:bCs/>
         <w:i w:val="0"/>
@@ -12628,6 +13218,7 @@
     </w:tblStylePr>
     <w:tblStylePr w:type="firstCol">
       <w:rPr>
+        <w:rFonts w:eastAsia="黑体"/>
         <w:b/>
         <w:bCs/>
         <w:i w:val="0"/>
@@ -12647,6 +13238,7 @@
     </w:tblStylePr>
     <w:tblStylePr w:type="lastCol">
       <w:rPr>
+        <w:rFonts w:eastAsia="黑体"/>
         <w:b/>
         <w:bCs/>
         <w:i w:val="0"/>
@@ -12727,6 +13319,7 @@
     </w:tcPr>
     <w:tblStylePr w:type="firstRow">
       <w:rPr>
+        <w:rFonts w:eastAsia="黑体"/>
         <w:b/>
         <w:bCs/>
         <w:i w:val="0"/>
@@ -12748,6 +13341,7 @@
     </w:tblStylePr>
     <w:tblStylePr w:type="lastRow">
       <w:rPr>
+        <w:rFonts w:eastAsia="黑体"/>
         <w:b/>
         <w:bCs/>
         <w:i w:val="0"/>
@@ -12769,6 +13363,7 @@
     </w:tblStylePr>
     <w:tblStylePr w:type="firstCol">
       <w:rPr>
+        <w:rFonts w:eastAsia="黑体"/>
         <w:b/>
         <w:bCs/>
         <w:i w:val="0"/>
@@ -12788,6 +13383,7 @@
     </w:tblStylePr>
     <w:tblStylePr w:type="lastCol">
       <w:rPr>
+        <w:rFonts w:eastAsia="黑体"/>
         <w:b/>
         <w:bCs/>
         <w:i w:val="0"/>
@@ -12868,6 +13464,7 @@
     </w:tcPr>
     <w:tblStylePr w:type="firstRow">
       <w:rPr>
+        <w:rFonts w:eastAsia="黑体"/>
         <w:b/>
         <w:bCs/>
         <w:i w:val="0"/>
@@ -12889,6 +13486,7 @@
     </w:tblStylePr>
     <w:tblStylePr w:type="lastRow">
       <w:rPr>
+        <w:rFonts w:eastAsia="黑体"/>
         <w:b/>
         <w:bCs/>
         <w:i w:val="0"/>
@@ -12910,6 +13508,7 @@
     </w:tblStylePr>
     <w:tblStylePr w:type="firstCol">
       <w:rPr>
+        <w:rFonts w:eastAsia="黑体"/>
         <w:b/>
         <w:bCs/>
         <w:i w:val="0"/>
@@ -12929,6 +13528,7 @@
     </w:tblStylePr>
     <w:tblStylePr w:type="lastCol">
       <w:rPr>
+        <w:rFonts w:eastAsia="黑体"/>
         <w:b/>
         <w:bCs/>
         <w:i w:val="0"/>
@@ -13009,6 +13609,7 @@
     </w:tcPr>
     <w:tblStylePr w:type="firstRow">
       <w:rPr>
+        <w:rFonts w:eastAsia="黑体"/>
         <w:b/>
         <w:bCs/>
         <w:i w:val="0"/>
@@ -13030,6 +13631,7 @@
     </w:tblStylePr>
     <w:tblStylePr w:type="lastRow">
       <w:rPr>
+        <w:rFonts w:eastAsia="黑体"/>
         <w:b/>
         <w:bCs/>
         <w:i w:val="0"/>
@@ -13051,6 +13653,7 @@
     </w:tblStylePr>
     <w:tblStylePr w:type="firstCol">
       <w:rPr>
+        <w:rFonts w:eastAsia="黑体"/>
         <w:b/>
         <w:bCs/>
         <w:i w:val="0"/>
@@ -13070,6 +13673,7 @@
     </w:tblStylePr>
     <w:tblStylePr w:type="lastCol">
       <w:rPr>
+        <w:rFonts w:eastAsia="黑体"/>
         <w:b/>
         <w:bCs/>
         <w:i w:val="0"/>
@@ -13127,6 +13731,7 @@
       <w:spacing w:after="0" w:line="240" w:lineRule="auto"/>
     </w:pPr>
     <w:rPr>
+      <w:rFonts w:eastAsia="黑体"/>
       <w:color w:themeColor="background1" w:val="FFFFFF"/>
     </w:rPr>
     <w:tblPr>
@@ -13145,6 +13750,7 @@
     </w:tcPr>
     <w:tblStylePr w:type="firstRow">
       <w:rPr>
+        <w:rFonts w:eastAsia="黑体"/>
         <w:b/>
         <w:bCs/>
       </w:rPr>
@@ -13241,6 +13847,7 @@
       <w:spacing w:after="0" w:line="240" w:lineRule="auto"/>
     </w:pPr>
     <w:rPr>
+      <w:rFonts w:eastAsia="黑体"/>
       <w:color w:themeColor="background1" w:val="FFFFFF"/>
     </w:rPr>
     <w:tblPr>
@@ -13259,6 +13866,7 @@
     </w:tcPr>
     <w:tblStylePr w:type="firstRow">
       <w:rPr>
+        <w:rFonts w:eastAsia="黑体"/>
         <w:b/>
         <w:bCs/>
       </w:rPr>
@@ -13355,6 +13963,7 @@
       <w:spacing w:after="0" w:line="240" w:lineRule="auto"/>
     </w:pPr>
     <w:rPr>
+      <w:rFonts w:eastAsia="黑体"/>
       <w:color w:themeColor="background1" w:val="FFFFFF"/>
     </w:rPr>
     <w:tblPr>
@@ -13373,6 +13982,7 @@
     </w:tcPr>
     <w:tblStylePr w:type="firstRow">
       <w:rPr>
+        <w:rFonts w:eastAsia="黑体"/>
         <w:b/>
         <w:bCs/>
       </w:rPr>
@@ -13469,6 +14079,7 @@
       <w:spacing w:after="0" w:line="240" w:lineRule="auto"/>
     </w:pPr>
     <w:rPr>
+      <w:rFonts w:eastAsia="黑体"/>
       <w:color w:themeColor="background1" w:val="FFFFFF"/>
     </w:rPr>
     <w:tblPr>
@@ -13487,6 +14098,7 @@
     </w:tcPr>
     <w:tblStylePr w:type="firstRow">
       <w:rPr>
+        <w:rFonts w:eastAsia="黑体"/>
         <w:b/>
         <w:bCs/>
       </w:rPr>
@@ -13583,6 +14195,7 @@
       <w:spacing w:after="0" w:line="240" w:lineRule="auto"/>
     </w:pPr>
     <w:rPr>
+      <w:rFonts w:eastAsia="黑体"/>
       <w:color w:themeColor="background1" w:val="FFFFFF"/>
     </w:rPr>
     <w:tblPr>
@@ -13601,6 +14214,7 @@
     </w:tcPr>
     <w:tblStylePr w:type="firstRow">
       <w:rPr>
+        <w:rFonts w:eastAsia="黑体"/>
         <w:b/>
         <w:bCs/>
       </w:rPr>
@@ -13697,6 +14311,7 @@
       <w:spacing w:after="0" w:line="240" w:lineRule="auto"/>
     </w:pPr>
     <w:rPr>
+      <w:rFonts w:eastAsia="黑体"/>
       <w:color w:themeColor="background1" w:val="FFFFFF"/>
     </w:rPr>
     <w:tblPr>
@@ -13715,6 +14330,7 @@
     </w:tcPr>
     <w:tblStylePr w:type="firstRow">
       <w:rPr>
+        <w:rFonts w:eastAsia="黑体"/>
         <w:b/>
         <w:bCs/>
       </w:rPr>
@@ -13811,6 +14427,7 @@
       <w:spacing w:after="0" w:line="240" w:lineRule="auto"/>
     </w:pPr>
     <w:rPr>
+      <w:rFonts w:eastAsia="黑体"/>
       <w:color w:themeColor="background1" w:val="FFFFFF"/>
     </w:rPr>
     <w:tblPr>
@@ -13829,6 +14446,7 @@
     </w:tcPr>
     <w:tblStylePr w:type="firstRow">
       <w:rPr>
+        <w:rFonts w:eastAsia="黑体"/>
         <w:b/>
         <w:bCs/>
       </w:rPr>
@@ -13925,6 +14543,7 @@
       <w:spacing w:after="0" w:line="240" w:lineRule="auto"/>
     </w:pPr>
     <w:rPr>
+      <w:rFonts w:eastAsia="黑体"/>
       <w:color w:themeColor="text1" w:val="000000"/>
     </w:rPr>
     <w:tblPr>
@@ -13951,6 +14570,7 @@
     </w:tcPr>
     <w:tblStylePr w:type="firstRow">
       <w:rPr>
+        <w:rFonts w:eastAsia="黑体"/>
         <w:b/>
         <w:bCs/>
       </w:rPr>
@@ -13969,6 +14589,7 @@
     </w:tblStylePr>
     <w:tblStylePr w:type="lastRow">
       <w:rPr>
+        <w:rFonts w:eastAsia="黑体"/>
         <w:b/>
         <w:bCs/>
         <w:color w:themeColor="background1" w:val="FFFFFF"/>
@@ -13983,6 +14604,7 @@
     </w:tblStylePr>
     <w:tblStylePr w:type="firstCol">
       <w:rPr>
+        <w:rFonts w:eastAsia="黑体"/>
         <w:color w:themeColor="background1" w:val="FFFFFF"/>
       </w:rPr>
       <w:tblPr/>
@@ -14000,6 +14622,7 @@
     </w:tblStylePr>
     <w:tblStylePr w:type="lastCol">
       <w:rPr>
+        <w:rFonts w:eastAsia="黑体"/>
         <w:color w:themeColor="background1" w:val="FFFFFF"/>
       </w:rPr>
       <w:tblPr/>
@@ -14029,11 +14652,13 @@
     </w:tblStylePr>
     <w:tblStylePr w:type="neCell">
       <w:rPr>
+        <w:rFonts w:eastAsia="黑体"/>
         <w:color w:themeColor="text1" w:val="000000"/>
       </w:rPr>
     </w:tblStylePr>
     <w:tblStylePr w:type="nwCell">
       <w:rPr>
+        <w:rFonts w:eastAsia="黑体"/>
         <w:color w:themeColor="text1" w:val="000000"/>
       </w:rPr>
     </w:tblStylePr>
@@ -14047,6 +14672,7 @@
       <w:spacing w:after="0" w:line="240" w:lineRule="auto"/>
     </w:pPr>
     <w:rPr>
+      <w:rFonts w:eastAsia="黑体"/>
       <w:color w:themeColor="text1" w:val="000000"/>
     </w:rPr>
     <w:tblPr>
@@ -14073,6 +14699,7 @@
     </w:tcPr>
     <w:tblStylePr w:type="firstRow">
       <w:rPr>
+        <w:rFonts w:eastAsia="黑体"/>
         <w:b/>
         <w:bCs/>
       </w:rPr>
@@ -14091,6 +14718,7 @@
     </w:tblStylePr>
     <w:tblStylePr w:type="lastRow">
       <w:rPr>
+        <w:rFonts w:eastAsia="黑体"/>
         <w:b/>
         <w:bCs/>
         <w:color w:themeColor="background1" w:val="FFFFFF"/>
@@ -14105,6 +14733,7 @@
     </w:tblStylePr>
     <w:tblStylePr w:type="firstCol">
       <w:rPr>
+        <w:rFonts w:eastAsia="黑体"/>
         <w:color w:themeColor="background1" w:val="FFFFFF"/>
       </w:rPr>
       <w:tblPr/>
@@ -14122,6 +14751,7 @@
     </w:tblStylePr>
     <w:tblStylePr w:type="lastCol">
       <w:rPr>
+        <w:rFonts w:eastAsia="黑体"/>
         <w:color w:themeColor="background1" w:val="FFFFFF"/>
       </w:rPr>
       <w:tblPr/>
@@ -14151,11 +14781,13 @@
     </w:tblStylePr>
     <w:tblStylePr w:type="neCell">
       <w:rPr>
+        <w:rFonts w:eastAsia="黑体"/>
         <w:color w:themeColor="text1" w:val="000000"/>
       </w:rPr>
     </w:tblStylePr>
     <w:tblStylePr w:type="nwCell">
       <w:rPr>
+        <w:rFonts w:eastAsia="黑体"/>
         <w:color w:themeColor="text1" w:val="000000"/>
       </w:rPr>
     </w:tblStylePr>
@@ -14169,6 +14801,7 @@
       <w:spacing w:after="0" w:line="240" w:lineRule="auto"/>
     </w:pPr>
     <w:rPr>
+      <w:rFonts w:eastAsia="黑体"/>
       <w:color w:themeColor="text1" w:val="000000"/>
     </w:rPr>
     <w:tblPr>
@@ -14195,6 +14828,7 @@
     </w:tcPr>
     <w:tblStylePr w:type="firstRow">
       <w:rPr>
+        <w:rFonts w:eastAsia="黑体"/>
         <w:b/>
         <w:bCs/>
       </w:rPr>
@@ -14213,6 +14847,7 @@
     </w:tblStylePr>
     <w:tblStylePr w:type="lastRow">
       <w:rPr>
+        <w:rFonts w:eastAsia="黑体"/>
         <w:b/>
         <w:bCs/>
         <w:color w:themeColor="background1" w:val="FFFFFF"/>
@@ -14227,6 +14862,7 @@
     </w:tblStylePr>
     <w:tblStylePr w:type="firstCol">
       <w:rPr>
+        <w:rFonts w:eastAsia="黑体"/>
         <w:color w:themeColor="background1" w:val="FFFFFF"/>
       </w:rPr>
       <w:tblPr/>
@@ -14244,6 +14880,7 @@
     </w:tblStylePr>
     <w:tblStylePr w:type="lastCol">
       <w:rPr>
+        <w:rFonts w:eastAsia="黑体"/>
         <w:color w:themeColor="background1" w:val="FFFFFF"/>
       </w:rPr>
       <w:tblPr/>
@@ -14273,11 +14910,13 @@
     </w:tblStylePr>
     <w:tblStylePr w:type="neCell">
       <w:rPr>
+        <w:rFonts w:eastAsia="黑体"/>
         <w:color w:themeColor="text1" w:val="000000"/>
       </w:rPr>
     </w:tblStylePr>
     <w:tblStylePr w:type="nwCell">
       <w:rPr>
+        <w:rFonts w:eastAsia="黑体"/>
         <w:color w:themeColor="text1" w:val="000000"/>
       </w:rPr>
     </w:tblStylePr>
@@ -14291,6 +14930,7 @@
       <w:spacing w:after="0" w:line="240" w:lineRule="auto"/>
     </w:pPr>
     <w:rPr>
+      <w:rFonts w:eastAsia="黑体"/>
       <w:color w:themeColor="text1" w:val="000000"/>
     </w:rPr>
     <w:tblPr>
@@ -14317,6 +14957,7 @@
     </w:tcPr>
     <w:tblStylePr w:type="firstRow">
       <w:rPr>
+        <w:rFonts w:eastAsia="黑体"/>
         <w:b/>
         <w:bCs/>
       </w:rPr>
@@ -14335,6 +14976,7 @@
     </w:tblStylePr>
     <w:tblStylePr w:type="lastRow">
       <w:rPr>
+        <w:rFonts w:eastAsia="黑体"/>
         <w:b/>
         <w:bCs/>
         <w:color w:themeColor="background1" w:val="FFFFFF"/>
@@ -14349,6 +14991,7 @@
     </w:tblStylePr>
     <w:tblStylePr w:type="firstCol">
       <w:rPr>
+        <w:rFonts w:eastAsia="黑体"/>
         <w:color w:themeColor="background1" w:val="FFFFFF"/>
       </w:rPr>
       <w:tblPr/>
@@ -14366,6 +15009,7 @@
     </w:tblStylePr>
     <w:tblStylePr w:type="lastCol">
       <w:rPr>
+        <w:rFonts w:eastAsia="黑体"/>
         <w:color w:themeColor="background1" w:val="FFFFFF"/>
       </w:rPr>
       <w:tblPr/>
@@ -14403,6 +15047,7 @@
       <w:spacing w:after="0" w:line="240" w:lineRule="auto"/>
     </w:pPr>
     <w:rPr>
+      <w:rFonts w:eastAsia="黑体"/>
       <w:color w:themeColor="text1" w:val="000000"/>
     </w:rPr>
     <w:tblPr>
@@ -14429,6 +15074,7 @@
     </w:tcPr>
     <w:tblStylePr w:type="firstRow">
       <w:rPr>
+        <w:rFonts w:eastAsia="黑体"/>
         <w:b/>
         <w:bCs/>
       </w:rPr>
@@ -14447,6 +15093,7 @@
     </w:tblStylePr>
     <w:tblStylePr w:type="lastRow">
       <w:rPr>
+        <w:rFonts w:eastAsia="黑体"/>
         <w:b/>
         <w:bCs/>
         <w:color w:themeColor="background1" w:val="FFFFFF"/>
@@ -14461,6 +15108,7 @@
     </w:tblStylePr>
     <w:tblStylePr w:type="firstCol">
       <w:rPr>
+        <w:rFonts w:eastAsia="黑体"/>
         <w:color w:themeColor="background1" w:val="FFFFFF"/>
       </w:rPr>
       <w:tblPr/>
@@ -14478,6 +15126,7 @@
     </w:tblStylePr>
     <w:tblStylePr w:type="lastCol">
       <w:rPr>
+        <w:rFonts w:eastAsia="黑体"/>
         <w:color w:themeColor="background1" w:val="FFFFFF"/>
       </w:rPr>
       <w:tblPr/>
@@ -14507,11 +15156,13 @@
     </w:tblStylePr>
     <w:tblStylePr w:type="neCell">
       <w:rPr>
+        <w:rFonts w:eastAsia="黑体"/>
         <w:color w:themeColor="text1" w:val="000000"/>
       </w:rPr>
     </w:tblStylePr>
     <w:tblStylePr w:type="nwCell">
       <w:rPr>
+        <w:rFonts w:eastAsia="黑体"/>
         <w:color w:themeColor="text1" w:val="000000"/>
       </w:rPr>
     </w:tblStylePr>
@@ -14525,6 +15176,7 @@
       <w:spacing w:after="0" w:line="240" w:lineRule="auto"/>
     </w:pPr>
     <w:rPr>
+      <w:rFonts w:eastAsia="黑体"/>
       <w:color w:themeColor="text1" w:val="000000"/>
     </w:rPr>
     <w:tblPr>
@@ -14551,6 +15203,7 @@
     </w:tcPr>
     <w:tblStylePr w:type="firstRow">
       <w:rPr>
+        <w:rFonts w:eastAsia="黑体"/>
         <w:b/>
         <w:bCs/>
       </w:rPr>
@@ -14569,6 +15222,7 @@
     </w:tblStylePr>
     <w:tblStylePr w:type="lastRow">
       <w:rPr>
+        <w:rFonts w:eastAsia="黑体"/>
         <w:b/>
         <w:bCs/>
         <w:color w:themeColor="background1" w:val="FFFFFF"/>
@@ -14583,6 +15237,7 @@
     </w:tblStylePr>
     <w:tblStylePr w:type="firstCol">
       <w:rPr>
+        <w:rFonts w:eastAsia="黑体"/>
         <w:color w:themeColor="background1" w:val="FFFFFF"/>
       </w:rPr>
       <w:tblPr/>
@@ -14600,6 +15255,7 @@
     </w:tblStylePr>
     <w:tblStylePr w:type="lastCol">
       <w:rPr>
+        <w:rFonts w:eastAsia="黑体"/>
         <w:color w:themeColor="background1" w:val="FFFFFF"/>
       </w:rPr>
       <w:tblPr/>
@@ -14629,11 +15285,13 @@
     </w:tblStylePr>
     <w:tblStylePr w:type="neCell">
       <w:rPr>
+        <w:rFonts w:eastAsia="黑体"/>
         <w:color w:themeColor="text1" w:val="000000"/>
       </w:rPr>
     </w:tblStylePr>
     <w:tblStylePr w:type="nwCell">
       <w:rPr>
+        <w:rFonts w:eastAsia="黑体"/>
         <w:color w:themeColor="text1" w:val="000000"/>
       </w:rPr>
     </w:tblStylePr>
@@ -14647,6 +15305,7 @@
       <w:spacing w:after="0" w:line="240" w:lineRule="auto"/>
     </w:pPr>
     <w:rPr>
+      <w:rFonts w:eastAsia="黑体"/>
       <w:color w:themeColor="text1" w:val="000000"/>
     </w:rPr>
     <w:tblPr>
@@ -14673,6 +15332,7 @@
     </w:tcPr>
     <w:tblStylePr w:type="firstRow">
       <w:rPr>
+        <w:rFonts w:eastAsia="黑体"/>
         <w:b/>
         <w:bCs/>
       </w:rPr>
@@ -14691,6 +15351,7 @@
     </w:tblStylePr>
     <w:tblStylePr w:type="lastRow">
       <w:rPr>
+        <w:rFonts w:eastAsia="黑体"/>
         <w:b/>
         <w:bCs/>
         <w:color w:themeColor="background1" w:val="FFFFFF"/>
@@ -14705,6 +15366,7 @@
     </w:tblStylePr>
     <w:tblStylePr w:type="firstCol">
       <w:rPr>
+        <w:rFonts w:eastAsia="黑体"/>
         <w:color w:themeColor="background1" w:val="FFFFFF"/>
       </w:rPr>
       <w:tblPr/>
@@ -14722,6 +15384,7 @@
     </w:tblStylePr>
     <w:tblStylePr w:type="lastCol">
       <w:rPr>
+        <w:rFonts w:eastAsia="黑体"/>
         <w:color w:themeColor="background1" w:val="FFFFFF"/>
       </w:rPr>
       <w:tblPr/>
@@ -14751,11 +15414,13 @@
     </w:tblStylePr>
     <w:tblStylePr w:type="neCell">
       <w:rPr>
+        <w:rFonts w:eastAsia="黑体"/>
         <w:color w:themeColor="text1" w:val="000000"/>
       </w:rPr>
     </w:tblStylePr>
     <w:tblStylePr w:type="nwCell">
       <w:rPr>
+        <w:rFonts w:eastAsia="黑体"/>
         <w:color w:themeColor="text1" w:val="000000"/>
       </w:rPr>
     </w:tblStylePr>
@@ -14769,6 +15434,7 @@
       <w:spacing w:after="0" w:line="240" w:lineRule="auto"/>
     </w:pPr>
     <w:rPr>
+      <w:rFonts w:eastAsia="黑体"/>
       <w:color w:themeColor="text1" w:val="000000"/>
     </w:rPr>
     <w:tblPr>
@@ -14787,6 +15453,7 @@
     </w:tcPr>
     <w:tblStylePr w:type="firstRow">
       <w:rPr>
+        <w:rFonts w:eastAsia="黑体"/>
         <w:b/>
         <w:bCs/>
         <w:color w:themeColor="background1" w:val="FFFFFF"/>
@@ -14801,6 +15468,7 @@
     </w:tblStylePr>
     <w:tblStylePr w:type="lastRow">
       <w:rPr>
+        <w:rFonts w:eastAsia="黑体"/>
         <w:b/>
         <w:bCs/>
         <w:color w:themeColor="accent2" w:themeShade="CC" w:val="9E3A38"/>
@@ -14815,12 +15483,14 @@
     </w:tblStylePr>
     <w:tblStylePr w:type="firstCol">
       <w:rPr>
+        <w:rFonts w:eastAsia="黑体"/>
         <w:b/>
         <w:bCs/>
       </w:rPr>
     </w:tblStylePr>
     <w:tblStylePr w:type="lastCol">
       <w:rPr>
+        <w:rFonts w:eastAsia="黑体"/>
         <w:b/>
         <w:bCs/>
       </w:rPr>
@@ -14855,6 +15525,7 @@
       <w:spacing w:after="0" w:line="240" w:lineRule="auto"/>
     </w:pPr>
     <w:rPr>
+      <w:rFonts w:eastAsia="黑体"/>
       <w:color w:themeColor="text1" w:val="000000"/>
     </w:rPr>
     <w:tblPr>
@@ -14873,6 +15544,7 @@
     </w:tcPr>
     <w:tblStylePr w:type="firstRow">
       <w:rPr>
+        <w:rFonts w:eastAsia="黑体"/>
         <w:b/>
         <w:bCs/>
         <w:color w:themeColor="background1" w:val="FFFFFF"/>
@@ -14887,6 +15559,7 @@
     </w:tblStylePr>
     <w:tblStylePr w:type="lastRow">
       <w:rPr>
+        <w:rFonts w:eastAsia="黑体"/>
         <w:b/>
         <w:bCs/>
         <w:color w:themeColor="accent2" w:themeShade="CC" w:val="9E3A38"/>
@@ -14901,12 +15574,14 @@
     </w:tblStylePr>
     <w:tblStylePr w:type="firstCol">
       <w:rPr>
+        <w:rFonts w:eastAsia="黑体"/>
         <w:b/>
         <w:bCs/>
       </w:rPr>
     </w:tblStylePr>
     <w:tblStylePr w:type="lastCol">
       <w:rPr>
+        <w:rFonts w:eastAsia="黑体"/>
         <w:b/>
         <w:bCs/>
       </w:rPr>
@@ -14941,6 +15616,7 @@
       <w:spacing w:after="0" w:line="240" w:lineRule="auto"/>
     </w:pPr>
     <w:rPr>
+      <w:rFonts w:eastAsia="黑体"/>
       <w:color w:themeColor="text1" w:val="000000"/>
     </w:rPr>
     <w:tblPr>
@@ -14959,6 +15635,7 @@
     </w:tcPr>
     <w:tblStylePr w:type="firstRow">
       <w:rPr>
+        <w:rFonts w:eastAsia="黑体"/>
         <w:b/>
         <w:bCs/>
         <w:color w:themeColor="background1" w:val="FFFFFF"/>
@@ -14973,6 +15650,7 @@
     </w:tblStylePr>
     <w:tblStylePr w:type="lastRow">
       <w:rPr>
+        <w:rFonts w:eastAsia="黑体"/>
         <w:b/>
         <w:bCs/>
         <w:color w:themeColor="accent2" w:themeShade="CC" w:val="9E3A38"/>
@@ -14987,12 +15665,14 @@
     </w:tblStylePr>
     <w:tblStylePr w:type="firstCol">
       <w:rPr>
+        <w:rFonts w:eastAsia="黑体"/>
         <w:b/>
         <w:bCs/>
       </w:rPr>
     </w:tblStylePr>
     <w:tblStylePr w:type="lastCol">
       <w:rPr>
+        <w:rFonts w:eastAsia="黑体"/>
         <w:b/>
         <w:bCs/>
       </w:rPr>
@@ -15027,6 +15707,7 @@
       <w:spacing w:after="0" w:line="240" w:lineRule="auto"/>
     </w:pPr>
     <w:rPr>
+      <w:rFonts w:eastAsia="黑体"/>
       <w:color w:themeColor="text1" w:val="000000"/>
     </w:rPr>
     <w:tblPr>
@@ -15045,6 +15726,7 @@
     </w:tcPr>
     <w:tblStylePr w:type="firstRow">
       <w:rPr>
+        <w:rFonts w:eastAsia="黑体"/>
         <w:b/>
         <w:bCs/>
         <w:color w:themeColor="background1" w:val="FFFFFF"/>
@@ -15059,6 +15741,7 @@
     </w:tblStylePr>
     <w:tblStylePr w:type="lastRow">
       <w:rPr>
+        <w:rFonts w:eastAsia="黑体"/>
         <w:b/>
         <w:bCs/>
         <w:color w:themeColor="accent4" w:themeShade="CC" w:val="664E82"/>
@@ -15073,12 +15756,14 @@
     </w:tblStylePr>
     <w:tblStylePr w:type="firstCol">
       <w:rPr>
+        <w:rFonts w:eastAsia="黑体"/>
         <w:b/>
         <w:bCs/>
       </w:rPr>
     </w:tblStylePr>
     <w:tblStylePr w:type="lastCol">
       <w:rPr>
+        <w:rFonts w:eastAsia="黑体"/>
         <w:b/>
         <w:bCs/>
       </w:rPr>
@@ -15113,6 +15798,7 @@
       <w:spacing w:after="0" w:line="240" w:lineRule="auto"/>
     </w:pPr>
     <w:rPr>
+      <w:rFonts w:eastAsia="黑体"/>
       <w:color w:themeColor="text1" w:val="000000"/>
     </w:rPr>
     <w:tblPr>
@@ -15131,6 +15817,7 @@
     </w:tcPr>
     <w:tblStylePr w:type="firstRow">
       <w:rPr>
+        <w:rFonts w:eastAsia="黑体"/>
         <w:b/>
         <w:bCs/>
         <w:color w:themeColor="background1" w:val="FFFFFF"/>
@@ -15145,6 +15832,7 @@
     </w:tblStylePr>
     <w:tblStylePr w:type="lastRow">
       <w:rPr>
+        <w:rFonts w:eastAsia="黑体"/>
         <w:b/>
         <w:bCs/>
         <w:color w:themeColor="accent3" w:themeShade="CC" w:val="7E9C40"/>
@@ -15159,12 +15847,14 @@
     </w:tblStylePr>
     <w:tblStylePr w:type="firstCol">
       <w:rPr>
+        <w:rFonts w:eastAsia="黑体"/>
         <w:b/>
         <w:bCs/>
       </w:rPr>
     </w:tblStylePr>
     <w:tblStylePr w:type="lastCol">
       <w:rPr>
+        <w:rFonts w:eastAsia="黑体"/>
         <w:b/>
         <w:bCs/>
       </w:rPr>
@@ -15199,6 +15889,7 @@
       <w:spacing w:after="0" w:line="240" w:lineRule="auto"/>
     </w:pPr>
     <w:rPr>
+      <w:rFonts w:eastAsia="黑体"/>
       <w:color w:themeColor="text1" w:val="000000"/>
     </w:rPr>
     <w:tblPr>
@@ -15217,6 +15908,7 @@
     </w:tcPr>
     <w:tblStylePr w:type="firstRow">
       <w:rPr>
+        <w:rFonts w:eastAsia="黑体"/>
         <w:b/>
         <w:bCs/>
         <w:color w:themeColor="background1" w:val="FFFFFF"/>
@@ -15231,6 +15923,7 @@
     </w:tblStylePr>
     <w:tblStylePr w:type="lastRow">
       <w:rPr>
+        <w:rFonts w:eastAsia="黑体"/>
         <w:b/>
         <w:bCs/>
         <w:color w:themeColor="accent6" w:themeShade="CC" w:val="F2730A"/>
@@ -15245,12 +15938,14 @@
     </w:tblStylePr>
     <w:tblStylePr w:type="firstCol">
       <w:rPr>
+        <w:rFonts w:eastAsia="黑体"/>
         <w:b/>
         <w:bCs/>
       </w:rPr>
     </w:tblStylePr>
     <w:tblStylePr w:type="lastCol">
       <w:rPr>
+        <w:rFonts w:eastAsia="黑体"/>
         <w:b/>
         <w:bCs/>
       </w:rPr>
@@ -15285,6 +15980,7 @@
       <w:spacing w:after="0" w:line="240" w:lineRule="auto"/>
     </w:pPr>
     <w:rPr>
+      <w:rFonts w:eastAsia="黑体"/>
       <w:color w:themeColor="text1" w:val="000000"/>
     </w:rPr>
     <w:tblPr>
@@ -15303,6 +15999,7 @@
     </w:tcPr>
     <w:tblStylePr w:type="firstRow">
       <w:rPr>
+        <w:rFonts w:eastAsia="黑体"/>
         <w:b/>
         <w:bCs/>
         <w:color w:themeColor="background1" w:val="FFFFFF"/>
@@ -15317,6 +16014,7 @@
     </w:tblStylePr>
     <w:tblStylePr w:type="lastRow">
       <w:rPr>
+        <w:rFonts w:eastAsia="黑体"/>
         <w:b/>
         <w:bCs/>
         <w:color w:themeColor="accent5" w:themeShade="CC" w:val="348DA5"/>
@@ -15331,12 +16029,14 @@
     </w:tblStylePr>
     <w:tblStylePr w:type="firstCol">
       <w:rPr>
+        <w:rFonts w:eastAsia="黑体"/>
         <w:b/>
         <w:bCs/>
       </w:rPr>
     </w:tblStylePr>
     <w:tblStylePr w:type="lastCol">
       <w:rPr>
+        <w:rFonts w:eastAsia="黑体"/>
         <w:b/>
         <w:bCs/>
       </w:rPr>
@@ -15371,6 +16071,7 @@
       <w:spacing w:after="0" w:line="240" w:lineRule="auto"/>
     </w:pPr>
     <w:rPr>
+      <w:rFonts w:eastAsia="黑体"/>
       <w:color w:themeColor="text1" w:val="000000"/>
     </w:rPr>
     <w:tblPr>
@@ -15392,6 +16093,7 @@
     </w:tcPr>
     <w:tblStylePr w:type="firstRow">
       <w:rPr>
+        <w:rFonts w:eastAsia="黑体"/>
         <w:b/>
         <w:bCs/>
       </w:rPr>
@@ -15402,6 +16104,7 @@
     </w:tblStylePr>
     <w:tblStylePr w:type="lastRow">
       <w:rPr>
+        <w:rFonts w:eastAsia="黑体"/>
         <w:b/>
         <w:bCs/>
         <w:color w:themeColor="text1" w:val="000000"/>
@@ -15413,6 +16116,7 @@
     </w:tblStylePr>
     <w:tblStylePr w:type="firstCol">
       <w:rPr>
+        <w:rFonts w:eastAsia="黑体"/>
         <w:color w:themeColor="background1" w:val="FFFFFF"/>
       </w:rPr>
       <w:tblPr/>
@@ -15422,6 +16126,7 @@
     </w:tblStylePr>
     <w:tblStylePr w:type="lastCol">
       <w:rPr>
+        <w:rFonts w:eastAsia="黑体"/>
         <w:color w:themeColor="background1" w:val="FFFFFF"/>
       </w:rPr>
       <w:tblPr/>
@@ -15451,6 +16156,7 @@
       <w:spacing w:after="0" w:line="240" w:lineRule="auto"/>
     </w:pPr>
     <w:rPr>
+      <w:rFonts w:eastAsia="黑体"/>
       <w:color w:themeColor="text1" w:val="000000"/>
     </w:rPr>
     <w:tblPr>
@@ -15472,6 +16178,7 @@
     </w:tcPr>
     <w:tblStylePr w:type="firstRow">
       <w:rPr>
+        <w:rFonts w:eastAsia="黑体"/>
         <w:b/>
         <w:bCs/>
       </w:rPr>
@@ -15482,6 +16189,7 @@
     </w:tblStylePr>
     <w:tblStylePr w:type="lastRow">
       <w:rPr>
+        <w:rFonts w:eastAsia="黑体"/>
         <w:b/>
         <w:bCs/>
         <w:color w:themeColor="text1" w:val="000000"/>
@@ -15493,6 +16201,7 @@
     </w:tblStylePr>
     <w:tblStylePr w:type="firstCol">
       <w:rPr>
+        <w:rFonts w:eastAsia="黑体"/>
         <w:color w:themeColor="background1" w:val="FFFFFF"/>
       </w:rPr>
       <w:tblPr/>
@@ -15502,6 +16211,7 @@
     </w:tblStylePr>
     <w:tblStylePr w:type="lastCol">
       <w:rPr>
+        <w:rFonts w:eastAsia="黑体"/>
         <w:color w:themeColor="background1" w:val="FFFFFF"/>
       </w:rPr>
       <w:tblPr/>
@@ -15531,6 +16241,7 @@
       <w:spacing w:after="0" w:line="240" w:lineRule="auto"/>
     </w:pPr>
     <w:rPr>
+      <w:rFonts w:eastAsia="黑体"/>
       <w:color w:themeColor="text1" w:val="000000"/>
     </w:rPr>
     <w:tblPr>
@@ -15552,6 +16263,7 @@
     </w:tcPr>
     <w:tblStylePr w:type="firstRow">
       <w:rPr>
+        <w:rFonts w:eastAsia="黑体"/>
         <w:b/>
         <w:bCs/>
       </w:rPr>
@@ -15562,6 +16274,7 @@
     </w:tblStylePr>
     <w:tblStylePr w:type="lastRow">
       <w:rPr>
+        <w:rFonts w:eastAsia="黑体"/>
         <w:b/>
         <w:bCs/>
         <w:color w:themeColor="text1" w:val="000000"/>
@@ -15573,6 +16286,7 @@
     </w:tblStylePr>
     <w:tblStylePr w:type="firstCol">
       <w:rPr>
+        <w:rFonts w:eastAsia="黑体"/>
         <w:color w:themeColor="background1" w:val="FFFFFF"/>
       </w:rPr>
       <w:tblPr/>
@@ -15582,6 +16296,7 @@
     </w:tblStylePr>
     <w:tblStylePr w:type="lastCol">
       <w:rPr>
+        <w:rFonts w:eastAsia="黑体"/>
         <w:color w:themeColor="background1" w:val="FFFFFF"/>
       </w:rPr>
       <w:tblPr/>
@@ -15611,6 +16326,7 @@
       <w:spacing w:after="0" w:line="240" w:lineRule="auto"/>
     </w:pPr>
     <w:rPr>
+      <w:rFonts w:eastAsia="黑体"/>
       <w:color w:themeColor="text1" w:val="000000"/>
     </w:rPr>
     <w:tblPr>
@@ -15632,6 +16348,7 @@
     </w:tcPr>
     <w:tblStylePr w:type="firstRow">
       <w:rPr>
+        <w:rFonts w:eastAsia="黑体"/>
         <w:b/>
         <w:bCs/>
       </w:rPr>
@@ -15642,6 +16359,7 @@
     </w:tblStylePr>
     <w:tblStylePr w:type="lastRow">
       <w:rPr>
+        <w:rFonts w:eastAsia="黑体"/>
         <w:b/>
         <w:bCs/>
         <w:color w:themeColor="text1" w:val="000000"/>
@@ -15653,6 +16371,7 @@
     </w:tblStylePr>
     <w:tblStylePr w:type="firstCol">
       <w:rPr>
+        <w:rFonts w:eastAsia="黑体"/>
         <w:color w:themeColor="background1" w:val="FFFFFF"/>
       </w:rPr>
       <w:tblPr/>
@@ -15662,6 +16381,7 @@
     </w:tblStylePr>
     <w:tblStylePr w:type="lastCol">
       <w:rPr>
+        <w:rFonts w:eastAsia="黑体"/>
         <w:color w:themeColor="background1" w:val="FFFFFF"/>
       </w:rPr>
       <w:tblPr/>
@@ -15691,6 +16411,7 @@
       <w:spacing w:after="0" w:line="240" w:lineRule="auto"/>
     </w:pPr>
     <w:rPr>
+      <w:rFonts w:eastAsia="黑体"/>
       <w:color w:themeColor="text1" w:val="000000"/>
     </w:rPr>
     <w:tblPr>
@@ -15712,6 +16433,7 @@
     </w:tcPr>
     <w:tblStylePr w:type="firstRow">
       <w:rPr>
+        <w:rFonts w:eastAsia="黑体"/>
         <w:b/>
         <w:bCs/>
       </w:rPr>
@@ -15722,6 +16444,7 @@
     </w:tblStylePr>
     <w:tblStylePr w:type="lastRow">
       <w:rPr>
+        <w:rFonts w:eastAsia="黑体"/>
         <w:b/>
         <w:bCs/>
         <w:color w:themeColor="text1" w:val="000000"/>
@@ -15733,6 +16456,7 @@
     </w:tblStylePr>
     <w:tblStylePr w:type="firstCol">
       <w:rPr>
+        <w:rFonts w:eastAsia="黑体"/>
         <w:color w:themeColor="background1" w:val="FFFFFF"/>
       </w:rPr>
       <w:tblPr/>
@@ -15742,6 +16466,7 @@
     </w:tblStylePr>
     <w:tblStylePr w:type="lastCol">
       <w:rPr>
+        <w:rFonts w:eastAsia="黑体"/>
         <w:color w:themeColor="background1" w:val="FFFFFF"/>
       </w:rPr>
       <w:tblPr/>
@@ -15771,6 +16496,7 @@
       <w:spacing w:after="0" w:line="240" w:lineRule="auto"/>
     </w:pPr>
     <w:rPr>
+      <w:rFonts w:eastAsia="黑体"/>
       <w:color w:themeColor="text1" w:val="000000"/>
     </w:rPr>
     <w:tblPr>
@@ -15792,6 +16518,7 @@
     </w:tcPr>
     <w:tblStylePr w:type="firstRow">
       <w:rPr>
+        <w:rFonts w:eastAsia="黑体"/>
         <w:b/>
         <w:bCs/>
       </w:rPr>
@@ -15802,6 +16529,7 @@
     </w:tblStylePr>
     <w:tblStylePr w:type="lastRow">
       <w:rPr>
+        <w:rFonts w:eastAsia="黑体"/>
         <w:b/>
         <w:bCs/>
         <w:color w:themeColor="text1" w:val="000000"/>
@@ -15813,6 +16541,7 @@
     </w:tblStylePr>
     <w:tblStylePr w:type="firstCol">
       <w:rPr>
+        <w:rFonts w:eastAsia="黑体"/>
         <w:color w:themeColor="background1" w:val="FFFFFF"/>
       </w:rPr>
       <w:tblPr/>
@@ -15822,6 +16551,7 @@
     </w:tblStylePr>
     <w:tblStylePr w:type="lastCol">
       <w:rPr>
+        <w:rFonts w:eastAsia="黑体"/>
         <w:color w:themeColor="background1" w:val="FFFFFF"/>
       </w:rPr>
       <w:tblPr/>
@@ -15851,6 +16581,7 @@
       <w:spacing w:after="0" w:line="240" w:lineRule="auto"/>
     </w:pPr>
     <w:rPr>
+      <w:rFonts w:eastAsia="黑体"/>
       <w:color w:themeColor="text1" w:val="000000"/>
     </w:rPr>
     <w:tblPr>
@@ -15872,6 +16603,7 @@
     </w:tcPr>
     <w:tblStylePr w:type="firstRow">
       <w:rPr>
+        <w:rFonts w:eastAsia="黑体"/>
         <w:b/>
         <w:bCs/>
       </w:rPr>
@@ -15882,6 +16614,7 @@
     </w:tblStylePr>
     <w:tblStylePr w:type="lastRow">
       <w:rPr>
+        <w:rFonts w:eastAsia="黑体"/>
         <w:b/>
         <w:bCs/>
         <w:color w:themeColor="text1" w:val="000000"/>
@@ -15893,6 +16626,7 @@
     </w:tblStylePr>
     <w:tblStylePr w:type="firstCol">
       <w:rPr>
+        <w:rFonts w:eastAsia="黑体"/>
         <w:color w:themeColor="background1" w:val="FFFFFF"/>
       </w:rPr>
       <w:tblPr/>
@@ -15902,6 +16636,7 @@
     </w:tblStylePr>
     <w:tblStylePr w:type="lastCol">
       <w:rPr>
+        <w:rFonts w:eastAsia="黑体"/>
         <w:color w:themeColor="background1" w:val="FFFFFF"/>
       </w:rPr>
       <w:tblPr/>
@@ -15934,6 +16669,7 @@
     <w:name w:val="KeywordTok"/>
     <w:basedOn w:val="VerbatimChar"/>
     <w:rPr>
+      <w:rFonts w:eastAsia="黑体"/>
       <w:b/>
       <w:color w:val="007020"/>
     </w:rPr>
@@ -15942,6 +16678,7 @@
     <w:name w:val="DataTypeTok"/>
     <w:basedOn w:val="VerbatimChar"/>
     <w:rPr>
+      <w:rFonts w:eastAsia="黑体"/>
       <w:color w:val="902000"/>
     </w:rPr>
   </w:style>
@@ -15949,6 +16686,7 @@
     <w:name w:val="DecValTok"/>
     <w:basedOn w:val="VerbatimChar"/>
     <w:rPr>
+      <w:rFonts w:eastAsia="黑体"/>
       <w:color w:val="40a070"/>
     </w:rPr>
   </w:style>
@@ -15956,6 +16694,7 @@
     <w:name w:val="BaseNTok"/>
     <w:basedOn w:val="VerbatimChar"/>
     <w:rPr>
+      <w:rFonts w:eastAsia="黑体"/>
       <w:color w:val="40a070"/>
     </w:rPr>
   </w:style>
@@ -15963,6 +16702,7 @@
     <w:name w:val="FloatTok"/>
     <w:basedOn w:val="VerbatimChar"/>
     <w:rPr>
+      <w:rFonts w:eastAsia="黑体"/>
       <w:color w:val="40a070"/>
     </w:rPr>
   </w:style>
@@ -15970,6 +16710,7 @@
     <w:name w:val="ConstantTok"/>
     <w:basedOn w:val="VerbatimChar"/>
     <w:rPr>
+      <w:rFonts w:eastAsia="黑体"/>
       <w:color w:val="880000"/>
     </w:rPr>
   </w:style>
@@ -15977,6 +16718,7 @@
     <w:name w:val="CharTok"/>
     <w:basedOn w:val="VerbatimChar"/>
     <w:rPr>
+      <w:rFonts w:eastAsia="黑体"/>
       <w:color w:val="4070a0"/>
     </w:rPr>
   </w:style>
@@ -15984,6 +16726,7 @@
     <w:name w:val="SpecialCharTok"/>
     <w:basedOn w:val="VerbatimChar"/>
     <w:rPr>
+      <w:rFonts w:eastAsia="黑体"/>
       <w:color w:val="4070a0"/>
     </w:rPr>
   </w:style>
@@ -15991,6 +16734,7 @@
     <w:name w:val="StringTok"/>
     <w:basedOn w:val="VerbatimChar"/>
     <w:rPr>
+      <w:rFonts w:eastAsia="黑体"/>
       <w:color w:val="4070a0"/>
     </w:rPr>
   </w:style>
@@ -15998,6 +16742,7 @@
     <w:name w:val="VerbatimStringTok"/>
     <w:basedOn w:val="VerbatimChar"/>
     <w:rPr>
+      <w:rFonts w:eastAsia="黑体"/>
       <w:color w:val="4070a0"/>
     </w:rPr>
   </w:style>
@@ -16005,6 +16750,7 @@
     <w:name w:val="SpecialStringTok"/>
     <w:basedOn w:val="VerbatimChar"/>
     <w:rPr>
+      <w:rFonts w:eastAsia="黑体"/>
       <w:color w:val="bb6688"/>
     </w:rPr>
   </w:style>
@@ -16012,6 +16758,7 @@
     <w:name w:val="ImportTok"/>
     <w:basedOn w:val="VerbatimChar"/>
     <w:rPr>
+      <w:rFonts w:eastAsia="黑体"/>
       <w:b/>
       <w:color w:val="008000"/>
     </w:rPr>
@@ -16020,6 +16767,7 @@
     <w:name w:val="CommentTok"/>
     <w:basedOn w:val="VerbatimChar"/>
     <w:rPr>
+      <w:rFonts w:eastAsia="黑体"/>
       <w:i/>
       <w:color w:val="60a0b0"/>
     </w:rPr>
@@ -16028,6 +16776,7 @@
     <w:name w:val="DocumentationTok"/>
     <w:basedOn w:val="VerbatimChar"/>
     <w:rPr>
+      <w:rFonts w:eastAsia="黑体"/>
       <w:i/>
       <w:color w:val="ba2121"/>
     </w:rPr>
@@ -16036,6 +16785,7 @@
     <w:name w:val="AnnotationTok"/>
     <w:basedOn w:val="VerbatimChar"/>
     <w:rPr>
+      <w:rFonts w:eastAsia="黑体"/>
       <w:b/>
       <w:i/>
       <w:color w:val="60a0b0"/>
@@ -16045,6 +16795,7 @@
     <w:name w:val="CommentVarTok"/>
     <w:basedOn w:val="VerbatimChar"/>
     <w:rPr>
+      <w:rFonts w:eastAsia="黑体"/>
       <w:b/>
       <w:i/>
       <w:color w:val="60a0b0"/>
@@ -16054,6 +16805,7 @@
     <w:name w:val="OtherTok"/>
     <w:basedOn w:val="VerbatimChar"/>
     <w:rPr>
+      <w:rFonts w:eastAsia="黑体"/>
       <w:color w:val="007020"/>
     </w:rPr>
   </w:style>
@@ -16061,6 +16813,7 @@
     <w:name w:val="FunctionTok"/>
     <w:basedOn w:val="VerbatimChar"/>
     <w:rPr>
+      <w:rFonts w:eastAsia="黑体"/>
       <w:color w:val="06287e"/>
     </w:rPr>
   </w:style>
@@ -16068,6 +16821,7 @@
     <w:name w:val="VariableTok"/>
     <w:basedOn w:val="VerbatimChar"/>
     <w:rPr>
+      <w:rFonts w:eastAsia="黑体"/>
       <w:color w:val="19177c"/>
     </w:rPr>
   </w:style>
@@ -16075,6 +16829,7 @@
     <w:name w:val="ControlFlowTok"/>
     <w:basedOn w:val="VerbatimChar"/>
     <w:rPr>
+      <w:rFonts w:eastAsia="黑体"/>
       <w:b/>
       <w:color w:val="007020"/>
     </w:rPr>
@@ -16083,6 +16838,7 @@
     <w:name w:val="OperatorTok"/>
     <w:basedOn w:val="VerbatimChar"/>
     <w:rPr>
+      <w:rFonts w:eastAsia="黑体"/>
       <w:color w:val="666666"/>
     </w:rPr>
   </w:style>
@@ -16090,18 +16846,22 @@
     <w:name w:val="BuiltInTok"/>
     <w:basedOn w:val="VerbatimChar"/>
     <w:rPr>
+      <w:rFonts w:eastAsia="黑体"/>
       <w:color w:val="008000"/>
     </w:rPr>
   </w:style>
   <w:style w:type="character" w:customStyle="1" w:styleId="ExtensionTok">
     <w:name w:val="ExtensionTok"/>
     <w:basedOn w:val="VerbatimChar"/>
-    <w:rPr/>
+    <w:rPr>
+      <w:rFonts w:eastAsia="黑体"/>
+    </w:rPr>
   </w:style>
   <w:style w:type="character" w:customStyle="1" w:styleId="PreprocessorTok">
     <w:name w:val="PreprocessorTok"/>
     <w:basedOn w:val="VerbatimChar"/>
     <w:rPr>
+      <w:rFonts w:eastAsia="黑体"/>
       <w:color w:val="bc7a00"/>
     </w:rPr>
   </w:style>
@@ -16109,18 +16869,22 @@
     <w:name w:val="AttributeTok"/>
     <w:basedOn w:val="VerbatimChar"/>
     <w:rPr>
+      <w:rFonts w:eastAsia="黑体"/>
       <w:color w:val="7d9029"/>
     </w:rPr>
   </w:style>
   <w:style w:type="character" w:customStyle="1" w:styleId="RegionMarkerTok">
     <w:name w:val="RegionMarkerTok"/>
     <w:basedOn w:val="VerbatimChar"/>
-    <w:rPr/>
+    <w:rPr>
+      <w:rFonts w:eastAsia="黑体"/>
+    </w:rPr>
   </w:style>
   <w:style w:type="character" w:customStyle="1" w:styleId="InformationTok">
     <w:name w:val="InformationTok"/>
     <w:basedOn w:val="VerbatimChar"/>
     <w:rPr>
+      <w:rFonts w:eastAsia="黑体"/>
       <w:b/>
       <w:i/>
       <w:color w:val="60a0b0"/>
@@ -16130,6 +16894,7 @@
     <w:name w:val="WarningTok"/>
     <w:basedOn w:val="VerbatimChar"/>
     <w:rPr>
+      <w:rFonts w:eastAsia="黑体"/>
       <w:b/>
       <w:i/>
       <w:color w:val="60a0b0"/>
@@ -16139,6 +16904,7 @@
     <w:name w:val="AlertTok"/>
     <w:basedOn w:val="VerbatimChar"/>
     <w:rPr>
+      <w:rFonts w:eastAsia="黑体"/>
       <w:b/>
       <w:color w:val="ff0000"/>
     </w:rPr>
@@ -16147,6 +16913,7 @@
     <w:name w:val="ErrorTok"/>
     <w:basedOn w:val="VerbatimChar"/>
     <w:rPr>
+      <w:rFonts w:eastAsia="黑体"/>
       <w:b/>
       <w:color w:val="ff0000"/>
     </w:rPr>
@@ -16154,7 +16921,9 @@
   <w:style w:type="character" w:customStyle="1" w:styleId="NormalTok">
     <w:name w:val="NormalTok"/>
     <w:basedOn w:val="VerbatimChar"/>
-    <w:rPr/>
+    <w:rPr>
+      <w:rFonts w:eastAsia="黑体"/>
+    </w:rPr>
   </w:style>
 </w:styles>
 </file>
@@ -16203,12 +16972,12 @@
     <a:fontScheme name="Office">
       <a:majorFont>
         <a:latin typeface="Calibri"/>
-        <a:ea typeface=""/>
+        <a:ea typeface="黑体"/>
         <a:cs typeface=""/>
         <a:font script="Jpan" typeface="ＭＳ ゴシック"/>
         <a:font script="Hang" typeface="맑은 고딕"/>
-        <a:font script="Hans" typeface="宋体"/>
-        <a:font script="Hant" typeface="新細明體"/>
+        <a:font script="Hans" typeface="黑体"/>
+        <a:font script="Hant" typeface="黑体"/>
         <a:font script="Arab" typeface="Times New Roman"/>
         <a:font script="Hebr" typeface="Times New Roman"/>
         <a:font script="Thai" typeface="Angsana New"/>
@@ -16238,12 +17007,12 @@
       </a:majorFont>
       <a:minorFont>
         <a:latin typeface="Cambria"/>
-        <a:ea typeface=""/>
+        <a:ea typeface="黑体"/>
         <a:cs typeface=""/>
         <a:font script="Jpan" typeface="ＭＳ 明朝"/>
         <a:font script="Hang" typeface="맑은 고딕"/>
-        <a:font script="Hans" typeface="宋体"/>
-        <a:font script="Hant" typeface="新細明體"/>
+        <a:font script="Hans" typeface="黑体"/>
+        <a:font script="Hant" typeface="黑体"/>
         <a:font script="Arab" typeface="Arial"/>
         <a:font script="Hebr" typeface="Arial"/>
         <a:font script="Thai" typeface="Cordia New"/>

--- a/02-放大电路/04-射频放大电路/低噪声放大电路LNA/低噪声放大电路LNA.docx
+++ b/02-放大电路/04-射频放大电路/低噪声放大电路LNA/低噪声放大电路LNA.docx
@@ -3901,7 +3901,7 @@
           <w:color w:val="555555"/>
           <w:sz w:val="21"/>
         </w:rPr>
-        <w:t>材料收集者：杜文杰，WX手机：19519196569，QQ:3478827729</w:t>
+        <w:t>材料收集者：杜文杰，微信/手机：19519196569，QQ:3478827729</w:t>
       </w:r>
     </w:p>
     <w:sectPr>
